--- a/ml_method/docs/gene2net_method_chapter.docx
+++ b/ml_method/docs/gene2net_method_chapter.docx
@@ -30,12 +30,12 @@
     </w:p>
     <w:p>
       <w:r>
-        <w:t>PlaceNet is a graph neural network (GNN) that follows a detect-then-place strategy. It builds a single-copy species tree backbone with ASTRAL-4, reads that backbone together with features summarising the gene trees, and predicts on every backbone edge whether a WGD occurred there and, if so, which lineage is the second parent. The predicted events are grafted onto the backbone to produce a MUL tree, which is the output of the method.</w:t>
+        <w:t>PlaceNet is a graph neural network (GNN) that follows a detect-then-place strategy. It builds a single-copy species tree backbone with ASTRAL-4, reads that backbone together with features summarizing the gene trees, and predicts on every backbone edge whether a WGD occurred there and, if so, which lineage is the second parent. The predicted events are grafted onto the backbone to produce a MUL tree, which is the output of the method.</w:t>
       </w:r>
     </w:p>
     <w:p>
       <w:r>
-        <w:t>PlaceNet identifies the polyploid lineages more accurately than any existing method wherever gene tree discordance is high or fractionation has degraded the copy number, which is the regime real polyploid data occupy. On the cleanest simulated conditions Polyphest identifies them better, and on the parental context and the overall mu-distance it is ahead throughout. Alongside that accuracy profile PlaceNet offers a practical one. It runs in seconds for every input where Polyphest can run for days. It completes every network in the discordance benchmark, whereas the completion rate of the other methods varies, and in our implementation only GRAMPA-Iter also reached full completion. It recovers the reticulate lineages more faithfully than any other method where the copy number is corrupted, through a decode that can be run in a mode that does not use the copy count at all, which is the regime that fractionation creates in real data. The chapter presents the method, its comparison on the same benchmark used in the previous chapters, a diagnostic that locates the method's error in the species tree backbone rather than in its event prediction, and its behaviour under fractionation.</w:t>
+        <w:t>PlaceNet identifies the polyploid clades more accurately than Polyphest, the most accurate of the existing methods, wherever gene tree discordance is high or fractionation has degraded the copy number. On the cleanest simulated conditions Polyphest identifies them better. At 50 percent retention PlaceNet is the most accurate method on both event measures, recovering the polyploid clades and their parental lineages better than anything else. It runs in seconds for every input. It completes every network in the discordance benchmark, whereas the completion rate of the other methods varies. It can be run in a mode that does not use the copy count at all, and with the copy count as a prior when the user is confident of the input ploidy levels. The section presents the method, its comparison on the same benchmark used in the previous sections, a diagnostic that locates the method's error in the species tree backbone rather than in its event prediction, and its behavior under fractionation.</w:t>
       </w:r>
     </w:p>
     <w:p>
@@ -74,12 +74,12 @@
     </w:p>
     <w:p>
       <w:r>
-        <w:t>The 13 node features are computed per species from the gene trees. Eight of them summarise copy number. For each species we count, in each gene tree, how many leaves carry that species label, and we summarise the resulting distribution by its mean, variance, mode, maximum, and the fraction of gene trees in which the species is absent, present once, present twice, or present three or more times. A species that underwent a whole genome duplication tends to appear as two copies, so these features carry the primary duplication signal.</w:t>
+        <w:t>The 13 node features are computed per species from the gene trees. Eight of them summarize copy number. For each species we count, in each gene tree, how many leaves carry that species label, and we summarize the resulting distribution by its mean, variance, mode, maximum, and the fraction of gene trees in which the species is absent, present once, present twice, or present three or more times. A species that underwent a whole genome duplication tends to appear as two copies, so these features carry the primary duplication signal.</w:t>
       </w:r>
     </w:p>
     <w:p>
       <w:r>
-        <w:t>The remaining five node features summarise co-clustering. For a target species and every other species we measure the fraction of gene trees in which a copy of the target is a direct leaf-sister of that other species. This yields one value per other species. Because the number of species varies, we reduce this vector to a fixed summary of five statistics, namely its mean, standard deviation, maximum, minimum, and median. This summary describes how concentrated a species co-clusters, not with whom, so it behaves as a status descriptor that separates a clean single-ancestry lineage from one with divided ancestry.</w:t>
+        <w:t>The remaining five node features summarize co-clustering. For a target species and every other species we measure the fraction of gene trees in which a copy of the target is a direct leaf-sister of that other species. This yields one value per other species. Because the number of species varies, we reduce this vector to a fixed summary of five statistics, namely its mean, standard deviation, maximum, minimum, and median. This summary describes how concentrated a species co-clusters, not with whom, so it behaves as a status descriptor that separates a clean single-ancestry lineage from one with divided ancestry.</w:t>
       </w:r>
     </w:p>
     <w:p>
@@ -97,7 +97,7 @@
     </w:p>
     <w:p>
       <w:r>
-        <w:t>The other five edge features capture the signal of a whole genome duplication on the edge. Like the other features they feed both prediction heads through the shared trunk, but these are the ones that measure the duplication itself. Because a whole genome duplication copies an entire clade at once, its trace in the gene trees is that the species below the edge are duplicated together and to a common age. Duplication synchrony measures whether the clade species tend to be duplicated in the same gene trees, which a single shared event produces and scattered duplications do not. The clade-duplicated fraction is the mean, per gene tree, of the fraction of the clade species present in that tree that are duplicated, which measures how pervasive the duplication is. The mirrored-sister fraction is the fraction of gene trees in which part of the clade appears as two identical sister subtrees, the signature of an autopolyploidy. The copy-pair divergence is the mean distance between a species' two closest copies, taken over the duplicated clade species and gene trees and normalised by the tree scale. It is a tree-based analogue of the synonymous-site divergence, or Ks, used to date duplications, so it estimates the typical age of the copies. The copy-pair divergence coefficient of variation measures how consistent those ages are, low for a single shared event and high for independent gene duplications.</w:t>
+        <w:t>The other five edge features capture the signal of a whole genome duplication on the edge. Like the other features they feed both prediction heads through the shared trunk, but these are the ones that measure the duplication itself. Because a whole genome duplication copies an entire clade at once, its trace in the gene trees is that the species below the edge are duplicated together and to a common age. Duplication synchrony measures whether the clade species tend to be duplicated in the same gene trees, which a single shared event produces and scattered duplications do not. The clade-duplicated fraction is the mean, per gene tree, of the fraction of the clade species present in that tree that are duplicated, which measures how pervasive the duplication is. The mirrored-sister fraction is the fraction of gene trees in which part of the clade appears as two identical sister subtrees, the signature of an autopolyploidy. The copy-pair divergence is the mean distance between a species' two closest copies, taken over the duplicated clade species and gene trees and normalized by the tree scale. It is a tree-based analogue of the synonymous-site divergence, or Ks, used to date duplications, so it estimates the typical age of the copies. The copy-pair divergence coefficient of variation measures how consistent those ages are, low for a single shared event and high for independent gene duplications.</w:t>
       </w:r>
     </w:p>
     <w:p>
@@ -125,7 +125,7 @@
     </w:p>
     <w:p>
       <w:r>
-        <w:t>Third, four graph attention layers refine the node representations. Each layer uses four attention heads, a dropout of 0.1, a residual connection, and layer normalisation. The attention passes messages between nodes, so after these layers each node representation carries information from across the whole tree. Because the edge embeddings built in the next stage are formed from their two endpoint nodes, the per-edge predictions inherit that global context indirectly, through the nodes, rather than resting on the local edge features alone.</w:t>
+        <w:t>Third, four graph attention layers refine the node representations. Each layer uses four attention heads, a dropout of 0.1, a residual connection, and layer normalization. The attention passes messages between nodes, so after these layers each node representation carries information from across the whole tree. Because the edge embeddings built in the next stage are formed from their two endpoint nodes, the per-edge predictions inherit that global context indirectly, through the nodes, rather than resting on the local edge features alone.</w:t>
       </w:r>
     </w:p>
     <w:p>
@@ -135,7 +135,7 @@
     </w:p>
     <w:p>
       <w:r>
-        <w:t>Fifth, two prediction heads read the branch embeddings. The detection head is a two-layer MLP that maps each branch embedding to a binary decision, whether a whole genome duplication occurred on that branch. The placement head scores, for each detected branch, every other branch as a candidate second parent. For a source branch i and a candidate branch j, the score is produced by a two-layer MLP applied to the concatenation of the embedding of i, the embedding of j, and the pairwise features of the ordered pair i and j. Applying a softmax over the candidates gives a distribution over parents. When the highest scoring candidate is the source branch itself the event is an autopolyploidy, and otherwise it is an allopolyploidy whose second parent is the chosen branch.</w:t>
+        <w:t>Fifth, two prediction heads read the branch embeddings. The detection head is a two-layer MLP that maps each branch embedding to a binary decision, whether a whole genome duplication occurred on that branch. The placement head scores, for each detected branch, every branch as a candidate second parent. For a source branch i and a candidate branch j, the score is produced by a two-layer MLP applied to the concatenation of the embedding of i, the embedding of j, and the pairwise features of the ordered pair i and j. Applying a softmax over the candidates gives a distribution over parents. When the highest scoring candidate is the source branch itself the event is an autopolyploidy, and otherwise it is an allopolyploidy whose second parent is the chosen branch.</w:t>
       </w:r>
     </w:p>
     <w:p>
@@ -148,7 +148,22 @@
     </w:p>
     <w:p>
       <w:r>
-        <w:t>For a clade the detection head has flagged as duplicated, the placement head scores every other edge as the candidate second parent, the edge onto which a copy of that clade is grafted. This choice is relational. It depends on how the duplicated clade sits relative to a candidate parent rather than on either edge alone, so it needs a signal defined on the ordered pair of the source clade and the candidate, which no single-edge feature can provide. That signal is co-clustering, the frequency across the gene trees with which a species from the source clade appears as a sister to a species from the candidate. It is informative because an allopolyploid grafts a copy of its clade next to its second parent, so the two co-cluster there. There are four pairwise features, in two pairs. The first pair is the mean and the maximum, across the species of the two clades, of this co-clustering. The second pair is a copy-aware cluster-support signal. When a species is duplicated, one copy tends to stay home among its own clade while the other lands away near its allopolyploid partner. For each such away copy we measure the fraction of its local neighborhood in the gene tree that belongs to the candidate partner clade, and we summarise that fraction over the gene trees as an intensity and as a per-copy peak. This second pair is the sharper allopolyploid signal, because it reads the neighborhood of the copy that actually moved rather than symmetric sisterhood alone.</w:t>
+        <w:t>For a clade the detection head has flagged as duplicated, the placement head scores every other edge as the candidate second lineage, itself included. No feature of either edge on its own can answer this. Whether a candidate is right depends on how the duplicated clade relates to it, so the head needs a signal computed on the pair. Two signals are used, and both rest on the same fact. An allopolyploidization leaves a copy of the duplicated clade beside each of the two lineages that contributed to it, so in the gene trees species of the clade keep appearing next to species of the true partner.</w:t>
+      </w:r>
+    </w:p>
+    <w:p>
+      <w:r>
+        <w:t>The first signal is co-clustering. Two species are sisters in a gene tree when their branches meet directly, with no other lineage splitting off in between. For two species, co-clustering is the fraction of gene trees in which they are sisters. For a pair of edges we take every species pair with one species from each clade and reduce those fractions twice, to their mean and to their maximum. The mean asks whether the two clades sit together in general. The maximum asks whether some species pairs sit together very often. Both are needed because the signal is uneven across the block. The copy grafts at one position inside the candidate clade rather than beside all of it, and fractionation and discordance leave only some species pairs recovering the sister relationship at all, so averaging over every cross pair dilutes what the maximum keeps.</w:t>
+      </w:r>
+    </w:p>
+    <w:p>
+      <w:r>
+        <w:t>The second signal is cluster support. Co-clustering is a measure on pairs of species, so it rises only when a copy and a species of the candidate clade are sisters. A copy often lands beside a whole group from that clade instead. It is then the sister of the group rather than of any single species, so no pair forms and that gene tree adds nothing. Cluster support asks a looser question. It looks at the small group of leaves around a copy and measures how much of that group comes from the candidate clade.</w:t>
+      </w:r>
+    </w:p>
+    <w:p>
+      <w:r>
+        <w:t>The group around a copy is the largest clade holding it that has no more than ten leaves. The cap matters because the group has to reach past the duplicated clade before anything outside it becomes visible, which it does for small clades and not for large ones. We keep a copy only when fewer than half the leaves in its group belong to the duplicated clade. A copy buried among its own clade shows nothing about where the duplicate went. For each copy we keep we record the fraction of its group that belongs to the candidate clade. The two features are those fractions added over all kept copies and divided by the number of gene trees, and the largest single fraction among them.</w:t>
       </w:r>
     </w:p>
     <w:p>
@@ -171,12 +186,12 @@
     </w:p>
     <w:p>
       <w:r>
-        <w:t>Placement uses a cross-entropy loss over the candidate branches, and it is applied only on branches that carry a true event. The target for an autopolyploidy is the branch itself, and the target for an allopolyploidy is the second parent branch.</w:t>
+        <w:t>Placement is trained one duplicated branch at a time. For a branch that carries a true event we score every branch in the tree as a candidate, including the branch itself, and a softmax turns those scores into a distribution over the candidates. The loss for that branch is the cross-entropy, the negative log of the probability the model gave the correct candidate. That correct candidate is the branch itself for an autopolyploidy and the second parent branch for an allopolyploidy. A network with n events gives n such losses and we average them. Branches with no event are left out, because there is no correct candidate for them.</w:t>
       </w:r>
     </w:p>
     <w:p>
       <w:r>
-        <w:t>Optimisation uses Adam with a learning rate of 0.0005 and weight decay of 0.00001. Each species tree is one graph, and gradients are accumulated over eight graphs before each optimiser step. The hyperparameters given here and in the architecture, namely the hidden dimension, the number of layers, the learning rate, and the weight decay, were selected by a two-stage hyperparameter search on the validation split.</w:t>
+        <w:t>Optimization uses Adam with a learning rate of 0.0005 and weight decay of 0.00001. Each species tree is one graph, and gradients are accumulated over eight graphs before each optimizer step. Six settings were tuned with Optuna on the validation split, the convolution type, the hidden dimension, the number of layers, the dropout, the learning rate, and the weight decay. The search ran in two rounds. The first converged on the edge of its range, at a hidden dimension of 256 and a depth of four, so the second widened the range to 512 and to a depth of five and confirmed that nothing larger was better. Everything else was held fixed, among it the batch size, the loss weights, and the constants of the features.</w:t>
       </w:r>
     </w:p>
     <w:p>
@@ -202,7 +217,7 @@
     </w:p>
     <w:p>
       <w:r>
-        <w:t>Choosing the events is not a matter of thresholding the detection probability in isolation, because the number of events is constrained. A species that carries two gene copies is the product of one duplication somewhere on its ancestry, and a species that carries one copy is the product of none. This copy number is exactly the information that a ploidy method such as Polyphest consumes. Whether to use it, and how much to trust it, is the axis along which the decode is defined.</w:t>
+        <w:t>The ploidy level of a species is not always known. It can come from chromosome counts or from an earlier study, and for many datasets there is nothing reliable to go on. The decode therefore works either way. One mode uses prior ploidy information when the user has it, and the other uses none.</w:t>
       </w:r>
     </w:p>
     <w:p>
@@ -210,22 +225,17 @@
         <w:pStyle w:val="Heading2"/>
       </w:pPr>
       <w:r>
-        <w:t>Two modes on a ploidy-dependence axis</w:t>
+        <w:t>Two decode modes</w:t>
       </w:r>
     </w:p>
     <w:p>
       <w:r>
-        <w:t>The decode is published as two modes that sit at the two ends of this axis. The user selects between them by a single practical question. Does a trusted list of species copy numbers exist for the data at hand.</w:t>
+        <w:t>The first mode is ploidy-informed. It takes a ploidy list, one entry per species giving how many subgenomes that species carries, so an entry of two marks a tetraploid with two subgenomes. Where the list comes from is up to the user. The decode reads each entry as an upper bound on the events that may touch that species, and fills the species up to it. This is the natural mode when the list is trustworthy, and it is the fair comparison to Polyphest, because giving both methods the same list isolates the difference to placement.</w:t>
       </w:r>
     </w:p>
     <w:p>
       <w:r>
-        <w:t>The first mode is ploidy-informed. It fills each species up to its copy number and stops there. The copy number is taken as an upper bound on the events that touch a species. The method can supply this list itself, by a self-contained inference described below, or the user can supply a list obtained from chromosome counts or from an external tool. This is the natural mode when copy number is reliable, and it is the fair comparison to Polyphest, because feeding both methods the same copy-number list isolates the difference to placement.</w:t>
-      </w:r>
-    </w:p>
-    <w:p>
-      <w:r>
-        <w:t>The second mode is ploidy-free. It ignores copy number entirely. An edge becomes an event if and only if its detection probability is at least a threshold, with no copy-number bound anywhere in the decode. This makes the mode genuinely free of ploidy, since it computes no copy-number estimate at all. It is the natural mode when no trusted copy number exists, and it is the fair comparison to iterative GRAMPA, which likewise searches for reticulations without a ploidy input. It is also the mode that survives fractionation, the regime in which the copy number is not merely unknown but actively wrong, and it is analysed in the fractionation section.</w:t>
+        <w:t>The second mode is ploidy-free. It needs no list and estimates nothing in its place. An edge becomes an event if and only if its detection probability is at least a threshold, with no bound anywhere in the decode. This makes the mode genuinely free of ploidy. It is the natural mode when no trustworthy list exists, and it is the fair comparison to iterative GRAMPA, which likewise searches for reticulations without a ploidy input. It is also the mode that survives fractionation, the regime in which the copy number is not merely unknown but actively wrong, and it is analyzed in the fractionation section.</w:t>
       </w:r>
     </w:p>
     <w:p>
@@ -238,22 +248,12 @@
         <w:pStyle w:val="Heading2"/>
       </w:pPr>
       <w:r>
-        <w:t>The copy number is a ceiling, not a target</w:t>
+        <w:t>Filling to the ploidy list</w:t>
       </w:r>
     </w:p>
     <w:p>
       <w:r>
-        <w:t>In ploidy-informed mode the copy number bounds the events but does not dictate them. The decode adds events in order of detection confidence and refuses any event that would push a species past its copy number. The result is that each species ends with at most its copy number of copies, and it can end with fewer when the model is not confident enough to fill it. This ceiling behavior is a deliberate choice, and the alternative is worth stating because it is the obvious one.</w:t>
-      </w:r>
-    </w:p>
-    <w:p>
-      <w:r>
-        <w:t>The alternative is to force each species to exactly its copy number, adding events until the count is met whether or not the model supports them. We tested this forcing. It recovers the copy number by construction, so it scores well on the copy-number measures, but it places the forced copies on edges where the detection head has no support, and those arbitrary placements raise the mu-distance and the reticulation-sister error. Forcing the exact count therefore buys the copy-number measures at the cost of the topology, and the cost is the larger one. The ceiling declines to invent placements it cannot justify, which is why it is the published behavior.</w:t>
-      </w:r>
-    </w:p>
-    <w:p>
-      <w:r>
-        <w:t>There is a principled version of exact filling that we did not implement and note as future work. Rather than force copies onto arbitrary edges, one could search for the set of predicted events that meets every species copy number exactly and has the highest total detection confidence among all such sets. This is a constrained optimization over the model's own predictions, so it invents nothing, and the confidence-ordered ceiling is a greedy approximation of it. The two agree whenever the confident events do not compete for a shared copy-number budget, which is the common case when events are sparse, so the expected gain is small and confined to networks with overlapping events, and it comes at the cost of a search. We therefore report the greedy ceiling and leave the exact objective to future work.</w:t>
+        <w:t>In ploidy-informed mode the list bounds the events but does not dictate them. The decode adds events in order of detection confidence and refuses any event that would push a species past its entry. The result is that each species ends with at most that many copies. It ends with fewer only when no remaining edge fits, because every edge that would raise this species would push some other species past its own entry. An exact version, which selects the set of events that meets every entry exactly and has the highest total detection confidence among all such sets, is a constrained optimization over the model's own predictions rather than a greedy fill. We report the greedy fill and discuss the exact objective in the future-work section.</w:t>
       </w:r>
     </w:p>
     <w:p>
@@ -261,12 +261,12 @@
         <w:pStyle w:val="Heading2"/>
       </w:pPr>
       <w:r>
-        <w:t>The method's own copy-number inference</w:t>
+        <w:t>Estimating the list when none is supplied</w:t>
       </w:r>
     </w:p>
     <w:p>
       <w:r>
-        <w:t>When the user does not supply copy numbers, the ploidy-informed mode infers them from the gene trees, so the method remains self-contained. For each species we count its copies in every gene tree, including the trees in which it is absent, which contributes a count of zero. This gives a distribution of per-tree copy numbers for the species. Occasional duplication and loss make this distribution noisy, so we do not take its maximum or its mean. We smooth it with a triangular kernel and take the peak, which is robust to a few gene trees that duplicate or lose a copy. A species seen with a single copy in almost every tree is inferred diploid, and a species seen with two copies in the bulk of trees is inferred to carry two, regardless of a handful of outlier trees. This is the same representative-copy-number estimate that underlies an inferred-ploidy multiset, reimplemented inside the method so that ploidy-informed mode needs no external input.</w:t>
+        <w:t>A user without a ploidy list can run the ploidy-free mode, or let the method estimate a list from the gene trees and run ploidy-informed on that. The benchmark takes the second route, since the simulated datasets carry no external list. For each species we count its copies in every gene tree, including the trees in which it is absent, which contributes a count of zero. This gives a distribution of per-tree copy numbers for the species. Occasional duplication and loss make this distribution noisy, so we do not take its maximum or its mean. We smooth it with a triangular kernel and take the peak, which is robust to a few gene trees that duplicate or lose a copy. A species seen with a single copy in almost every tree is inferred diploid, and a species seen with two copies in the bulk of trees is inferred to carry two, regardless of a handful of outlier trees.</w:t>
       </w:r>
     </w:p>
     <w:p>
@@ -292,22 +292,27 @@
     </w:p>
     <w:p>
       <w:r>
-        <w:t>Once the events are selected and their partners named, they are grafted onto a copy of the ASTRAL backbone to produce the multi-labeled tree. The grafting mirrors the way the training networks are generated, so the output has the same form as the ground truth. Events are applied smallest target clade first, so that an event nested inside another is placed before the outer event that may duplicate it.</w:t>
+        <w:t>Once the events are selected and their partners named, they are grafted onto a copy of the ASTRAL backbone to produce the multi-labeled tree. Events are applied smallest source clade first, so that an event nested inside another is placed before the outer event that may duplicate it.</w:t>
       </w:r>
     </w:p>
     <w:p>
       <w:r>
-        <w:t>An autopolyploidy, where the partner is the clade itself, is grafted by attaching an identical copy of the target clade as a sibling. The target is detached, a new internal node is inserted in its place under the same parent, and the target and a deep copy of it become the two children of that node. This produces two identical sibling subtrees, which is the signature of an autopolyploidy and folds later to ploidy without a reticulation.</w:t>
+        <w:t>Every event names a source clade and a partner edge, and the graft is one operation in both cases. The partner edge is subdivided by a new node, and that node holds whatever the edge already carried together with a copy of the source clade.</w:t>
       </w:r>
     </w:p>
     <w:p>
       <w:r>
-        <w:t>An allopolyploidy, where the partner is a different clade, is grafted by leaving the target at its backbone position and attaching a copy of it on the partner's edge. The partner edge is subdivided by a new internal node that holds the partner and the copy of the target. The original target therefore stays where ASTRAL placed it and only the copy moves to the second parent, which is why the model predicts a single second parent rather than both. This is the structural root of the placement limitation discussed later, since the home position of the polyploid is fixed by the backbone and never chosen by the model.</w:t>
+        <w:t>When the partner edge is the source edge itself, the copy lands beside the clade and gives two identical sibling subtrees. This is an autopolyploidy, and it folds later to ploidy without a reticulation. When the partner edge is elsewhere, the copy lands beside a different lineage and folds to a reticulation, which is an allopolyploidy.</w:t>
       </w:r>
     </w:p>
     <w:p>
       <w:r>
-        <w:t>An event whose target or partner clade can no longer be located, which happens when an earlier graft has added foreign leaves inside that clade, is dropped and counted. The dropped count is small and concentrated on networks with nested or overlapping events, and it is the source of the small build residual reported in the diagnostic.</w:t>
+        <w:t>Either way the source clade stays where ASTRAL placed it and only the copy moves, which is why the model predicts one partner rather than two. This is the structural root of the placement limitation discussed later, since the home position of the polyploid is fixed by the backbone and never chosen by the model.</w:t>
+      </w:r>
+    </w:p>
+    <w:p>
+      <w:r>
+        <w:t>Each graft has to find the node whose leaves are exactly the source clade, and the node for the partner clade. An earlier graft can add copies inside one of those clades, and then no node has exactly those leaves any more. Such an event is dropped and counted. The dropped count is small and concentrated on networks with nested or overlapping events, and it is the source of the small build residual reported in the diagnostic.</w:t>
       </w:r>
     </w:p>
     <w:p>
@@ -320,7 +325,7 @@
     </w:p>
     <w:p>
       <w:r>
-        <w:t>The decode turns per-edge detection and partner predictions into a multi-labeled tree by choosing which edges become events, and it is defined along how much it trusts the species copy number. The published method offers the two ends of that axis as two modes. Ploidy-informed mode fills each species up to a copy-number ceiling, inferred by the method or supplied by the user, and never forces an unsupported copy. Ploidy-free mode discards copy number and keeps the edges the detection head is confident about, at a fixed default threshold. The user selects the mode by whether a trusted copy-number list exists, which also fixes the fair baseline for each mode, Polyphest for the ploidy-informed mode and iterative GRAMPA for the ploidy-free mode.</w:t>
+        <w:t>The decode turns per-edge detection and partner predictions into a multi-labeled tree by choosing which edges become events, and it is defined along how much it trusts the species copy number. The published method offers both, as two modes. Ploidy-informed mode fills each species up to a copy-number ceiling, inferred by the method or supplied by the user, and never forces an unsupported copy. Ploidy-free mode discards copy number and keeps the edges the detection head is confident about, at a fixed default threshold. The user selects the mode by whether a trustworthy ploidy list exists, which also fixes the fair baseline for each mode, Polyphest for the ploidy-informed mode and iterative GRAMPA for the ploidy-free mode.</w:t>
       </w:r>
     </w:p>
     <w:p>
@@ -346,17 +351,17 @@
     </w:p>
     <w:p>
       <w:r>
-        <w:t>Each network is generated by simulating a species tree and grafting whole genome duplication events onto it. The species tree is an ultrametric birth-death tree simulated with SimPhy, the same simulator used for the benchmark. The number of species is drawn from a distribution over 5 to 80 leaves weighted toward 10 to 40, which spans the sizes seen in real polyploid networks. The number of events is drawn from a distribution over 0 to 15 that is weighted toward low counts and includes a small fraction of networks with zero events, which serve as negative examples, and it is capped at one fewer than the number of species. Each event picks a target clade uniformly at random and is an autopolyploidy or an allopolyploidy with equal probability. An allopolyploidy additionally picks a second parent uniformly at random among the clades that do not overlap the target, and falls back to an autopolyploidy when no such clade exists. The event is grafted so that the tree stays ultrametric, an autopolyploidy by attaching an identical copy of the target clade as a sibling and an allopolyploidy by attaching a copy of the target clade on the second parent's edge. Fractionation is not applied at this stage, so the training networks retain both copies of every duplication.</w:t>
+        <w:t>Each network is generated by simulating a species tree and grafting whole genome duplication events onto it. The species tree is an ultrametric birth-death tree simulated with SimPhy, the same simulator used for the benchmark. The number of species is drawn from a weighted set of values between 5 and 80, with about three quarters of the networks falling between 10 and 40, which spans the sizes seen in real polyploid networks. The number of events is drawn from a weighted set of counts up to 15. Low counts dominate, two events being the most common draw at 31 percent, and 6 percent of the networks are drawn with no events at all and serve as negative examples. The count is capped at one fewer than the number of species. Each event picks a target clade uniformly at random and is an autopolyploidy or an allopolyploidy with equal probability. An allopolyploidy additionally picks a second parent uniformly at random among the clades that do not overlap the target, and falls back to an autopolyploidy when no such clade exists. The event is grafted so that the tree stays ultrametric, an autopolyploidy by attaching an identical copy of the target clade as a sibling and an allopolyploidy by attaching a copy of the target clade on the second parent's edge. Fractionation is not applied at this stage, so the training networks retain both copies of every duplication.</w:t>
       </w:r>
     </w:p>
     <w:p>
       <w:r>
-        <w:t>From each network the gene trees are then simulated under each configuration, the ASTRAL backbone is inferred from those gene trees, and the true events are mapped to backbone edges to produce the per-edge training labels. The species tree is re-rooted before feature extraction and labeling, because ASTRAL output is unrooted and an arbitrary root misaligns the events with the backbone edges during labeling. A fixed random split holds out one fifth of the networks for validation, and the same split is used across all experiments so that the validation numbers are comparable.</w:t>
+        <w:t>From each network the gene trees are then simulated under each configuration, the ASTRAL backbone is inferred from those gene trees, and the true events are mapped to backbone edges to produce the per-edge training labels. The species tree is re-rooted before feature extraction and labeling, because ASTRAL output is unrooted and an arbitrary root misaligns the events with the backbone edges during labeling. A fixed random split holds out one fifth of the networks for validation. Every validation number in this chapter comes from that same split, including the hyperparameter search, the diagnostic, and the feature importance ranking, so those numbers are comparable to each other. The benchmark and fractionation results are measured on separate networks and never use it.</w:t>
       </w:r>
     </w:p>
     <w:p>
       <w:r>
-        <w:t>The model is trained only on the incomplete lineage sorting and the duplication and loss configurations at a single effective population size. The two other effective population sizes and the fractionation configurations are held out entirely and are never seen in training, so the results on them are a test of generalization rather than of fit.</w:t>
+        <w:t>The model is trained on six configurations, the three ILS levels and the three dup/loss rates at an effective population size of one million. All other configurations are held out, so the results on them test generalization rather than fit.</w:t>
       </w:r>
     </w:p>
     <w:p>
@@ -382,7 +387,7 @@
     </w:p>
     <w:p>
       <w:r>
-        <w:t>The competitors do not complete every network, and the networks they abandon are the harder ones, so a mean taken over each method's own completions would flatter whichever method completes least. Every table below therefore restricts all methods to the networks that all of them completed, and reports the size of that subset as n. It is limited by Polyphest and by iterative GRAMPA with the ploidy prior rather than by PlaceNet, which completes every network. What the restriction leaves out is reported separately at the end of the section.</w:t>
+        <w:t>The competitors do not complete every network, and the networks they skip are the harder ones. Every comparison below therefore restricts all methods to the networks that all of them completed. That subset is limited by Polyphest and by iterative GRAMPA with the ploidy prior, since PlaceNet completes every network, and the networks it leaves out are discussed at the end of the section.</w:t>
       </w:r>
     </w:p>
     <w:p>
@@ -395,22 +400,74 @@
     </w:p>
     <w:p>
       <w:r>
-        <w:t>The comparison spans fifteen configurations, twelve of discordance and three of fractionation, and the result is not uniform across them. It is ordered by difficulty.</w:t>
+        <w:t>Figure 1 plots the three measures across the twelve discordance configurations, and Table 2, Table 3 and Table 4 in the appendix give the exact values.</w:t>
       </w:r>
     </w:p>
     <w:p>
       <w:r>
-        <w:t>On the reticulation descendants measure, which asks which lineages are polyploid, the ploidy-free decode is more accurate than Polyphest in eleven of the fifteen configurations. It is a single fixed decode at a single fixed threshold, so this is not a matter of choosing the better mode per condition. The four it loses are the four with the least discordance and an intact copy number, namely low and medium sorting and the low and medium duplication and loss rates at the smallest effective population size. The ploidy-informed decode wins nine of the fifteen, so both modes are ahead of Polyphest on the majority of conditions and the choice between them changes the margin rather than the outcome.</w:t>
+        <w:t>The comparison spans the fifteen configurations (soon 17). On the reticulation descendants measure the ploidy-free decode is more accurate than Polyphest in eleven of the fifteen configurations. The four losses occur under the simplest conditions across two ILS levels: low ILS with no, low, or medium duplication and loss rates, and medium ILS with no duplication or loss. The ploidy-informed decode wins nine of the fifteen, so both modes are ahead of Polyphest on most configurations.</w:t>
       </w:r>
     </w:p>
     <w:p>
       <w:r>
-        <w:t>The dividing line is the reliability of the copy number. Polyphest builds its reconstruction around an inferred multiset of copy counts, and where the gene trees support that multiset it recovers the events better than any learned model. As discordance rises and as fractionation deletes duplicate copies, the multiset degrades and PlaceNet overtakes it. Against iterative GRAMPA, the peer that also reconstructs without a supplied ploidy, PlaceNet is ahead on this measure in fourteen of the fifteen configurations, and ahead of iterative GRAMPA given the inferred ploidy prior in all fifteen.</w:t>
+        <w:t>Against iterative GRAMPA, the other method that needs no supplied ploidy, the ploidy-free decode is more accurate on every measure in at least thirteen of the fifteen configurations, and it is ahead of iterative GRAMPA with the ploidy prior in most of them. On the reticulation sister measure it is also more accurate than Polyphest at the two more severe fractionation levels. PlaceNet gains on Polyphest as the conditions get harder, which is where published polyploid datasets sit.</w:t>
       </w:r>
     </w:p>
     <w:p>
+      <w:pPr>
+        <w:keepNext/>
+        <w:jc w:val="center"/>
+      </w:pPr>
       <w:r>
-        <w:t>This matters for the intended use. Published polyploid datasets are not the clean end of the sweep. They carry substantial gene tree discordance, and fractionation has removed duplicate copies from most polyploid genomes, which is why the copy number is unreliable in practice and not only in principle. The conditions in which PlaceNet leads are the conditions real data present.</w:t>
+        <w:drawing>
+          <wp:inline xmlns:a="http://schemas.openxmlformats.org/drawingml/2006/main" xmlns:pic="http://schemas.openxmlformats.org/drawingml/2006/picture">
+            <wp:extent cx="5760720" cy="5046692"/>
+            <wp:docPr id="1" name="Picture 1"/>
+            <wp:cNvGraphicFramePr>
+              <a:graphicFrameLocks noChangeAspect="1"/>
+            </wp:cNvGraphicFramePr>
+            <a:graphic>
+              <a:graphicData uri="http://schemas.openxmlformats.org/drawingml/2006/picture">
+                <pic:pic>
+                  <pic:nvPicPr>
+                    <pic:cNvPr id="0" name="discordance_degradation.png"/>
+                    <pic:cNvPicPr/>
+                  </pic:nvPicPr>
+                  <pic:blipFill>
+                    <a:blip r:embed="rId9"/>
+                    <a:stretch>
+                      <a:fillRect/>
+                    </a:stretch>
+                  </pic:blipFill>
+                  <pic:spPr>
+                    <a:xfrm>
+                      <a:off x="0" y="0"/>
+                      <a:ext cx="5760720" cy="5046692"/>
+                    </a:xfrm>
+                    <a:prstGeom prst="rect"/>
+                  </pic:spPr>
+                </pic:pic>
+              </a:graphicData>
+            </a:graphic>
+          </wp:inline>
+        </w:drawing>
+      </w:r>
+    </w:p>
+    <w:p>
+      <w:pPr>
+        <w:pStyle w:val="Caption"/>
+        <w:keepNext w:val="0"/>
+      </w:pPr>
+      <w:r>
+        <w:t xml:space="preserve">Figure </w:t>
+      </w:r>
+      <w:fldSimple w:instr=" SEQ Figure \* ARABIC ">
+        <w:r>
+          <w:t>1</w:t>
+        </w:r>
+      </w:fldSimple>
+      <w:r>
+        <w:t>. Reconstruction accuracy across the twelve discordance configurations. Rows are the reticulation descendants distance, the reticulation sister distance and the mu-distance, and columns are the four configuration families. Each point is the mean on the networks that every method completed, with error bars showing the standard error across those networks. Dashed lines with open markers are the variants that use ploidy information. Lower is better.</w:t>
       </w:r>
     </w:p>
     <w:p>
@@ -418,7 +475,427 @@
         <w:pStyle w:val="Heading2"/>
       </w:pPr>
       <w:r>
-        <w:t>Which lineages are reticulate</w:t>
+        <w:t>Accuracy on each measure</w:t>
+      </w:r>
+    </w:p>
+    <w:p>
+      <w:r>
+        <w:t>The top row of Figure 1 shows the reticulation descendants measure. The better of PlaceNet's two modes is ahead of both GRAMPA variants in every configuration, usually by more than a factor of two against iterative GRAMPA. Against Polyphest the lines cross as the conditions get harder. Polyphest leads only in the mildest configurations, and from there the ploidy-free decode is ahead, at high duplication and loss 0.284 against 0.319, 0.247 against 0.405 and 0.230 against 0.368 as ILS rises. At those same high rates the corrupted copy number drives the ploidy-informed mode up to between 0.776 and 0.817, while the ploidy-free mode stays between 0.230 and 0.284, which is why the method offers both modes.</w:t>
+      </w:r>
+    </w:p>
+    <w:p>
+      <w:r>
+        <w:t>The middle row shows the reticulation sister measure. The ploidy-free decode is more accurate than iterative GRAMPA in eleven of the twelve configurations, and the same crossover between the decode modes appears at every high duplication and loss rate. Polyphest leads on this measure throughout, because the partner head is the weaker of PlaceNet's two heads and inherits the error of the ASTRAL backbone, as the diagnostic section shows.</w:t>
+      </w:r>
+    </w:p>
+    <w:p>
+      <w:r>
+        <w:t>The bottom row shows the mu-distance. The ploidy-free decode is more accurate than iterative GRAMPA in every configuration, and than iterative GRAMPA with the ploidy prior in all but the three duplication and loss rates at low ILS. Polyphest is ahead on this measure throughout, because the mu-distance scores every node of the network, including the backbone that PlaceNet takes from ASTRAL and never rebuilds.</w:t>
+      </w:r>
+    </w:p>
+    <w:p>
+      <w:pPr>
+        <w:pStyle w:val="Heading2"/>
+      </w:pPr>
+      <w:r>
+        <w:t>Completion and runtime</w:t>
+      </w:r>
+    </w:p>
+    <w:p>
+      <w:r>
+        <w:t>Restricting to the common subset removes four to five networks per configuration, all of them reconstructed by PlaceNet and missed by at least one competitor. PlaceNet completes all 21 in every discordance configuration, against 17 to 20 for Polyphest. These networks are harder, with a PlaceNet mu-distance of 0.56 to 0.73 against 0.39 to 0.61 on the common subset, so what PlaceNet offers on them is an answer where the competitors return none.</w:t>
+      </w:r>
+    </w:p>
+    <w:p>
+      <w:r>
+        <w:t>PlaceNet reconstructs a network in about eight seconds beyond the ASTRAL step, almost all of it feature extraction from the gene trees, and ASTRAL adds a few seconds. Polyphest's runtime spans four orders of magnitude. On one configuration's 21 networks it ran from about four minutes to more than three days, and fourteen of the 21 never finished, five at the five-day time limit and nine out of memory.</w:t>
+      </w:r>
+    </w:p>
+    <w:p>
+      <w:pPr>
+        <w:pStyle w:val="Heading1"/>
+      </w:pPr>
+      <w:r>
+        <w:t>Diagnostic: where the reconstruction error comes from</w:t>
+      </w:r>
+    </w:p>
+    <w:p>
+      <w:r>
+        <w:t>A reconstruction can lose mu-distance in three places. The build and fold can leave a residual even on a perfect input, the ASTRAL backbone can misplace lineages, and the predicted events can be wrong. We separate the three with an oracle. Feeding the true events, read from the simulation metadata, onto the true species tree leaves only the build residual, which we call the floor. Feeding the same events onto the ASTRAL backbone adds only the backbone error and gives the ceiling, the best any event predictor could reach on that backbone. Whatever the model loses beyond the ceiling is its own event error.</w:t>
+      </w:r>
+    </w:p>
+    <w:p>
+      <w:r>
+        <w:t>Table 1 gives the three points on the validation split, 300 networks pooled across the six training configurations.</w:t>
+      </w:r>
+    </w:p>
+    <w:p>
+      <w:pPr>
+        <w:pStyle w:val="Caption"/>
+        <w:keepNext/>
+      </w:pPr>
+      <w:r>
+        <w:t xml:space="preserve">Table </w:t>
+      </w:r>
+      <w:fldSimple w:instr=" SEQ Table \* ARABIC ">
+        <w:r>
+          <w:t>1</w:t>
+        </w:r>
+      </w:fldSimple>
+      <w:r>
+        <w:t>. Mu-distance of three reconstructions on the pooled validation split. The floor places the true events on the true backbone, the ceiling places them on the ASTRAL backbone, and the model places its predicted events on the ASTRAL backbone. Lower is better.</w:t>
+      </w:r>
+    </w:p>
+    <w:tbl>
+      <w:tblPr>
+        <w:tblStyle w:val="TableGrid"/>
+        <w:tblW w:type="auto" w:w="0"/>
+        <w:tblLook w:firstColumn="1" w:firstRow="1" w:lastColumn="0" w:lastRow="0" w:noHBand="0" w:noVBand="1" w:val="04A0"/>
+      </w:tblPr>
+      <w:tblGrid>
+        <w:gridCol w:w="4320"/>
+        <w:gridCol w:w="4320"/>
+      </w:tblGrid>
+      <w:tr>
+        <w:tc>
+          <w:tcPr>
+            <w:tcW w:type="dxa" w:w="4320"/>
+          </w:tcPr>
+          <w:p>
+            <w:r>
+              <w:rPr>
+                <w:b/>
+              </w:rPr>
+              <w:t>Setting</w:t>
+            </w:r>
+          </w:p>
+        </w:tc>
+        <w:tc>
+          <w:tcPr>
+            <w:tcW w:type="dxa" w:w="4320"/>
+          </w:tcPr>
+          <w:p>
+            <w:r>
+              <w:rPr>
+                <w:b/>
+              </w:rPr>
+              <w:t>mu-distance</w:t>
+            </w:r>
+          </w:p>
+        </w:tc>
+      </w:tr>
+      <w:tr>
+        <w:tc>
+          <w:tcPr>
+            <w:tcW w:type="dxa" w:w="4320"/>
+          </w:tcPr>
+          <w:p>
+            <w:r>
+              <w:t>Floor, true events on the true backbone</w:t>
+            </w:r>
+          </w:p>
+        </w:tc>
+        <w:tc>
+          <w:tcPr>
+            <w:tcW w:type="dxa" w:w="4320"/>
+          </w:tcPr>
+          <w:p>
+            <w:r>
+              <w:t>0.0474</w:t>
+            </w:r>
+          </w:p>
+        </w:tc>
+      </w:tr>
+      <w:tr>
+        <w:tc>
+          <w:tcPr>
+            <w:tcW w:type="dxa" w:w="4320"/>
+          </w:tcPr>
+          <w:p>
+            <w:r>
+              <w:t>Ceiling, true events on the ASTRAL backbone</w:t>
+            </w:r>
+          </w:p>
+        </w:tc>
+        <w:tc>
+          <w:tcPr>
+            <w:tcW w:type="dxa" w:w="4320"/>
+          </w:tcPr>
+          <w:p>
+            <w:r>
+              <w:t>0.1765</w:t>
+            </w:r>
+          </w:p>
+        </w:tc>
+      </w:tr>
+      <w:tr>
+        <w:tc>
+          <w:tcPr>
+            <w:tcW w:type="dxa" w:w="4320"/>
+          </w:tcPr>
+          <w:p>
+            <w:r>
+              <w:t>Model, predicted events on the ASTRAL backbone</w:t>
+            </w:r>
+          </w:p>
+        </w:tc>
+        <w:tc>
+          <w:tcPr>
+            <w:tcW w:type="dxa" w:w="4320"/>
+          </w:tcPr>
+          <w:p>
+            <w:r>
+              <w:t>0.2017</w:t>
+            </w:r>
+          </w:p>
+        </w:tc>
+      </w:tr>
+    </w:tbl>
+    <w:p>
+      <w:r>
+        <w:t>The model's mu-distance of 0.2017 splits into a build residual of 0.0474, a backbone contribution of 0.1291 and an event-prediction error of 0.0252. The backbone contributes about five times the error of event prediction, so the model already extracts nearly everything the ASTRAL backbone allows, and better detection or partner prediction could recover at most 0.025. The hyperparameter search agrees, since it raised the detection and partner proxies it was tuned on without moving the reconstruction measures much. The lever that remains is the species tree, for example a backbone rebuilt after phasing.</w:t>
+      </w:r>
+    </w:p>
+    <w:p>
+      <w:r>
+        <w:t>The build residual is small and concentrated. The floor has a median of zero, so more than half of the networks reconstruct exactly, and its mean of 0.047 comes from a minority with nested or overlapping reticulations, where one event lands inside a region another has already reshaped. On those networks the reticulate lineages still match, with a leaf distance of 0.076 against a sister distance of 0.116, so the residual sits in the sister structure. The floor does not depend on discordance, because the oracle on the true species tree never uses the gene trees.</w:t>
+      </w:r>
+    </w:p>
+    <w:p>
+      <w:r>
+        <w:t>These numbers describe error on networks drawn from the training simulator. The benchmark networks are published topologies rather than simulated ones, and PlaceNet's mu-distance there is higher, around 0.39 to 0.61, so this decomposition does not account for that gap.</w:t>
+      </w:r>
+    </w:p>
+    <w:p>
+      <w:pPr>
+        <w:pStyle w:val="Heading1"/>
+      </w:pPr>
+      <w:r>
+        <w:t>Reconstruction under fractionation</w:t>
+      </w:r>
+    </w:p>
+    <w:p>
+      <w:r>
+        <w:t>After a whole genome duplication, one copy of a region is often lost from some descendant lineages, a process called fractionation. We simulate it with a retention rate, the probability that a duplicated branch is kept, at 0.75, 0.50 and 0.25 on top of the medium duplication and loss, medium ILS condition. Fractionation deletes copies, so a method that infers ploidy from the copy counts in the gene trees sees fewer copies, concludes that polyploids are diploid, and is expected to degrade as retention falls.</w:t>
+      </w:r>
+    </w:p>
+    <w:p>
+      <w:r>
+        <w:t>PlaceNet's detection head reads more than copy counts, including branch-length asymmetry and gene tree clustering structure, which can survive after a copy is lost. We tested whether it still fires on the events that copy counting misses. On the medium fractionation condition, polyploids whose copies were deleted carry a mean detection probability of 0.55, and 59 percent of them exceed 0.5, against 0.09 and 6 percent for true diploids. Even at severe fractionation they sit at 0.30, roughly nine times the diploid level. The ploidy-informed decode cannot use this signal, because it fills each species only up to an inferred copy number that fractionation has reduced to one. The ploidy-free decode keeps every confident edge and can recover these events.</w:t>
+      </w:r>
+    </w:p>
+    <w:p>
+      <w:r>
+        <w:t>Figure 2 shows the three measures as retention falls from 1.00, the unfractionated condition, to 0.25, and Table 5, Table 6 and Table 7 in the appendix give the exact values. Every method is restricted to the networks all of them completed, 18 at mild and medium retention and 16 at severe.</w:t>
+      </w:r>
+    </w:p>
+    <w:p>
+      <w:pPr>
+        <w:keepNext/>
+        <w:jc w:val="center"/>
+      </w:pPr>
+      <w:r>
+        <w:drawing>
+          <wp:inline xmlns:a="http://schemas.openxmlformats.org/drawingml/2006/main" xmlns:pic="http://schemas.openxmlformats.org/drawingml/2006/picture">
+            <wp:extent cx="5760720" cy="2204125"/>
+            <wp:docPr id="2" name="Picture 2"/>
+            <wp:cNvGraphicFramePr>
+              <a:graphicFrameLocks noChangeAspect="1"/>
+            </wp:cNvGraphicFramePr>
+            <a:graphic>
+              <a:graphicData uri="http://schemas.openxmlformats.org/drawingml/2006/picture">
+                <pic:pic>
+                  <pic:nvPicPr>
+                    <pic:cNvPr id="0" name="fractionation_degradation.png"/>
+                    <pic:cNvPicPr/>
+                  </pic:nvPicPr>
+                  <pic:blipFill>
+                    <a:blip r:embed="rId10"/>
+                    <a:stretch>
+                      <a:fillRect/>
+                    </a:stretch>
+                  </pic:blipFill>
+                  <pic:spPr>
+                    <a:xfrm>
+                      <a:off x="0" y="0"/>
+                      <a:ext cx="5760720" cy="2204125"/>
+                    </a:xfrm>
+                    <a:prstGeom prst="rect"/>
+                  </pic:spPr>
+                </pic:pic>
+              </a:graphicData>
+            </a:graphic>
+          </wp:inline>
+        </w:drawing>
+      </w:r>
+    </w:p>
+    <w:p>
+      <w:pPr>
+        <w:pStyle w:val="Caption"/>
+        <w:keepNext w:val="0"/>
+      </w:pPr>
+      <w:r>
+        <w:t xml:space="preserve">Figure </w:t>
+      </w:r>
+      <w:fldSimple w:instr=" SEQ Figure \* ARABIC ">
+        <w:r>
+          <w:t>2</w:t>
+        </w:r>
+      </w:fldSimple>
+      <w:r>
+        <w:t>. Reconstruction accuracy as retention falls, on the medium duplication and loss, medium ILS condition, where retention 1.00 is the unfractionated condition. Each point is the mean on the networks that every method completed, with error bars showing the standard error across those networks. Dashed lines with open markers are the variants that use ploidy information. Lower is better.</w:t>
+      </w:r>
+    </w:p>
+    <w:p>
+      <w:r>
+        <w:t>On the reticulation descendants measure the decode modes trade places as retention falls. At mild retention the copy number is still informative and the ploidy-informed mode is the most accurate method, 0.160 against Polyphest's 0.244. At medium retention the ploidy-free mode takes over at 0.506, the lowest of any method. At severe retention iterative GRAMPA recovers the most at 0.602, and the ploidy-free mode is second at 0.876, still ahead of Polyphest's 0.917. On the reticulation sister measure the ploidy-free mode is ahead of Polyphest at medium and severe retention.</w:t>
+      </w:r>
+    </w:p>
+    <w:p>
+      <w:r>
+        <w:t>Giving iterative GRAMPA the ploidy prior helps only at mild fractionation. With the prior its reticulation descendants distance is 0.249, 0.672 and 0.923 as retention falls, against 0.492, 0.542 and 0.602 without it, because the prior is the same collapsed copy number that fractionation corrupts. On the mu-distance Polyphest is the most accurate method at every level. PlaceNet completes 20 of the 20 fractionated networks at mild and medium retention and 19 at severe retention, where one ASTRAL backbone could not be parsed, against 19, 19 and 18 for Polyphest.</w:t>
+      </w:r>
+    </w:p>
+    <w:p>
+      <w:pPr>
+        <w:pStyle w:val="Heading1"/>
+      </w:pPr>
+      <w:r>
+        <w:t>Feature importance</w:t>
+      </w:r>
+    </w:p>
+    <w:p>
+      <w:r>
+        <w:t>We rank features by permutation importance on the validation split. Each feature is shuffled across the validation examples, which breaks its link to the labels while keeping its distribution, and the drop in a target metric measures how much the trained model relies on it. We do this for both heads, with detection F1 as the target for one and allopolyploid partner accuracy for the other, on the shipped model with no features removed.</w:t>
+      </w:r>
+    </w:p>
+    <w:p>
+      <w:r>
+        <w:t>Detection rests on one feature. The fraction of the clade duplicated per gene tree gives an F1 drop of 0.284, more than three times the next feature, clade size at 0.079, and mean copy number, mirrored-sister fraction and copy-pair divergence each lower it by less than 0.05. These are the features designed for whole genome duplication detection, which supports that design. The co-clustering node summaries contribute nothing to detection, at or below 0.01, as expected for a signal meant for partner prediction.</w:t>
+      </w:r>
+    </w:p>
+    <w:p>
+      <w:r>
+        <w:t>Partner prediction draws on many features. The pairwise co-clustering mean leads with an accuracy drop of 0.40. Clade size, depth and mean copy number follow at 0.31 to 0.36, the pairwise co-clustering maximum is at 0.27, and the copy-number distribution, the node co-clustering maximum, concordance and copy-pair divergence each contribute 0.17 to 0.25. Cluster support adds 0.17 through its summed channel. Depth stands out, since it does nothing for detection but is among the strongest inputs to partner prediction.</w:t>
+      </w:r>
+    </w:p>
+    <w:p>
+      <w:r>
+        <w:t>Only two groups of features contribute nothing. Branch length and duplication synchrony lower neither head by more than 0.005. Among the co-clustering node summaries only the maximum matters, through its partner drop of 0.23, while the mean, minimum, standard deviation and median are near zero in both heads and redundant with the pairwise feature. These could be pruned, but that would change the input dimensions and require retraining and re-evaluating the whole pipeline for a negligible expected gain, so the shipped model keeps the full feature set.</w:t>
+      </w:r>
+    </w:p>
+    <w:p>
+      <w:pPr>
+        <w:pStyle w:val="Heading1"/>
+      </w:pPr>
+      <w:r>
+        <w:t>Limitations</w:t>
+      </w:r>
+    </w:p>
+    <w:p>
+      <w:r>
+        <w:t>The main limitation is the backbone. PlaceNet places events on a fixed ASTRAL backbone and never rearranges it, so every backbone error reaches the final network. The diagnostic puts this at 0.1291 of the model's 0.2017 mu-distance, against 0.0252 for event prediction, so better detection, thresholds or event selection can move the reconstruction by at most 0.025.</w:t>
+      </w:r>
+    </w:p>
+    <w:p>
+      <w:r>
+        <w:t>Placement of the second parent traces to the same cause. The model reaches an allopolyploid partner accuracy of 0.828 on the validation split, but raising it has only a modest effect on the reconstruction, because the correct partner is well defined only when ASTRAL places the polyploid coherently. When ASTRAL scatters a polyploid, no change to the training target or the features can name its second parent.</w:t>
+      </w:r>
+    </w:p>
+    <w:p>
+      <w:r>
+        <w:t>Both problems share one cause, which is that the copies of a polyploid are not assigned to their subgenomes. Unassigned copies pull ASTRAL in two directions and leave two co-clustering peaks without saying which is the home position. Phasing the copies would address both, but it acts before the backbone is built, so it is a different method rather than a change to this one. A placement head that predicted both parents jointly did not improve the benchmark, which supports placing the fix in the copy assignment.</w:t>
+      </w:r>
+    </w:p>
+    <w:p>
+      <w:r>
+        <w:t>Smaller limitations remain. The clade-level target repair covers only clades that ASTRAL keeps monophyletic. Cluster support carries no signal when the duplicated clade is a single species, because nothing can be excluded there, and it fades once the clade holds about five species, because the ten-leaf group can no longer reach past the clade. The threshold of the ploidy-free decode is a fixed default, because the corrupted regime it targets does not match the clean distribution the model was trained on.</w:t>
+      </w:r>
+    </w:p>
+    <w:p>
+      <w:pPr>
+        <w:pStyle w:val="Heading1"/>
+      </w:pPr>
+      <w:r>
+        <w:t>Future work</w:t>
+      </w:r>
+    </w:p>
+    <w:p>
+      <w:r>
+        <w:t>The first direction is rebuilding the backbone, for example by phasing the polyploid subgenomes so that ASTRAL sees single-copy lineages. The diagnostic identifies it as the only lever that can lower the in-distribution mu-distance materially.</w:t>
+      </w:r>
+    </w:p>
+    <w:p>
+      <w:r>
+        <w:t>The second is training on the conditions the method is meant for. The model was trained on only six of the configurations, so its results on fractionation and on the other population sizes mix a limit of the approach with a lack of training data. Fractionated training data can be generated by the same pruning that produced the fractionation benchmark, without new simulation, and it would also give a matched split on which to calibrate the threshold of the ploidy-free decode.</w:t>
+      </w:r>
+    </w:p>
+    <w:p>
+      <w:r>
+        <w:t>Two changes to the decode follow from the results. The ploidy-informed decode fills each species greedily in order of confidence, and an exact version would select the event set that meets every ploidy entry exactly with the highest total confidence, which should help on networks whose events compete for the same copies. An iterative decode, which applies one predicted event, re-extracts features on the partial reconstruction and predicts the next, would target the nested and overlapping events where the build residual concentrates, although it needs a model trained on partial reconstructions.</w:t>
+      </w:r>
+    </w:p>
+    <w:p>
+      <w:r>
+        <w:t>On the model side, partner accuracy has not saturated with training data, rising from 0.449 at a tenth of the data to 0.828 at the full set. A gene tree encoder that attends over gene trees could capture statistics the hand-crafted features miss, although an earlier learned encoder did not beat them, and hyperparameters could be selected against the reconstruction measures rather than the detection and partner proxies. The diagnostic bounds all three at 0.025 of mu-distance on in-distribution networks, so each is most valuable together with a rebuilt backbone.</w:t>
+      </w:r>
+    </w:p>
+    <w:p>
+      <w:pPr>
+        <w:pStyle w:val="Heading1"/>
+      </w:pPr>
+      <w:r>
+        <w:t>Conclusion</w:t>
+      </w:r>
+    </w:p>
+    <w:p>
+      <w:r>
+        <w:t>This chapter introduced PlaceNet, a learned detect-then-place method for polyploid network reconstruction, and compared it with Polyphest and iterative GRAMPA on fifteen simulated configurations.</w:t>
+      </w:r>
+    </w:p>
+    <w:p>
+      <w:r>
+        <w:t>PlaceNet identifies the polyploid lineages more accurately than Polyphest in all but the mildest conditions. Its ploidy-free decode leads on the reticulation descendants measure in eleven of the fifteen configurations at a single fixed threshold, and against iterative GRAMPA, the other method that needs no supplied ploidy, it leads on every measure in at least thirteen of the fifteen. It reconstructs every discordance-benchmark network in seconds, where Polyphest can take days or not finish. Its two decode modes let it use a trusted ploidy list or work without one, and the ploidy-free mode is the most accurate method at medium fractionation, where copy counting fails.</w:t>
+      </w:r>
+    </w:p>
+    <w:p>
+      <w:r>
+        <w:t>Polyphest remains ahead on the reticulation sister measure outside the two more severe fractionation levels, and on the mu-distance everywhere. The diagnostic traces both to the ASTRAL backbone that PlaceNet never rebuilds, which contributes five times the error of its event prediction, so rebuilding the backbone, for example by phasing, is the clearest next step.</w:t>
+      </w:r>
+    </w:p>
+    <w:p>
+      <w:r>
+        <w:t>PlaceNet is best read as a fast and robust complement to the slower search methods rather than a replacement for them.</w:t>
+      </w:r>
+    </w:p>
+    <w:p>
+      <w:pPr>
+        <w:pStyle w:val="Heading1"/>
+      </w:pPr>
+      <w:r>
+        <w:t>Appendix: numerical results</w:t>
+      </w:r>
+    </w:p>
+    <w:p>
+      <w:r>
+        <w:t>Table 2, Table 3 and Table 4 give the values plotted in Figure 1, and Table 5, Table 6 and Table 7 give those plotted in Figure 2.</w:t>
+      </w:r>
+    </w:p>
+    <w:p>
+      <w:pPr>
+        <w:pStyle w:val="Caption"/>
+        <w:keepNext/>
+      </w:pPr>
+      <w:r>
+        <w:t xml:space="preserve">Table </w:t>
+      </w:r>
+      <w:fldSimple w:instr=" SEQ Table \* ARABIC ">
+        <w:r>
+          <w:t>2</w:t>
+        </w:r>
+      </w:fldSimple>
+      <w:r>
+        <w:t>. Reticulation descendants distance on the twelve discordance configurations, plotted in the top row of Figure 1. Each value is the mean over five replicates on the networks that every method completed, and n is the number of those networks. Lower is better.</w:t>
       </w:r>
     </w:p>
     <w:tbl>
@@ -1395,26 +1872,20 @@
       </w:tr>
     </w:tbl>
     <w:p>
-      <w:r>
-        <w:t>PlaceNet is far ahead of the GRAMPA family throughout. The better of its two modes is below GRAMPA-iter in every configuration, usually by a factor of two, and below iterative GRAMPA given the inferred ploidy prior in every configuration as well.</w:t>
-      </w:r>
-    </w:p>
-    <w:p>
-      <w:r>
-        <w:t>Against Polyphest the ordering turns on difficulty and it reverses. Polyphest is ahead at low and medium sorting and at the two lower duplication and loss rates at the smallest population size. From there PlaceNet is ahead everywhere, at high sorting 0.207 against 0.245, and at high duplication and loss 0.284 against 0.319 at the smallest population size, 0.247 against 0.405 at the middle size and 0.230 against 0.368 at the largest, all with the ploidy-free decode.</w:t>
-      </w:r>
-    </w:p>
-    <w:p>
-      <w:r>
-        <w:t>The two decode modes trade off with copy-number reliability, and this measure shows it most sharply. On the clean and moderate configurations the ploidy-informed mode is ahead. At every high duplication and loss rate the copy number is corrupted, the ploidy-informed mode collapses to between 0.776 and 0.817, and the ploidy-free mode holds between 0.230 and 0.284. That collapse is the corrupted copy bound rather than a failure of the detection head, and it shows in the reticulation count as well, where the ploidy-informed mode over-predicts events sharply once the bound stops constraining it. This is the decode principle developed in the decode section, and it is why the method offers two modes rather than one.</w:t>
-      </w:r>
-    </w:p>
-    <w:p>
       <w:pPr>
-        <w:pStyle w:val="Heading2"/>
+        <w:pStyle w:val="Caption"/>
+        <w:keepNext/>
       </w:pPr>
       <w:r>
-        <w:t>Where the reticulate lineages came from</w:t>
+        <w:t xml:space="preserve">Table </w:t>
+      </w:r>
+      <w:fldSimple w:instr=" SEQ Table \* ARABIC ">
+        <w:r>
+          <w:t>3</w:t>
+        </w:r>
+      </w:fldSimple>
+      <w:r>
+        <w:t>. Reticulation sister distance on the twelve discordance configurations, plotted in the middle row of Figure 1. Each value is the mean over five replicates on the networks that every method completed, and n is the number of those networks. Lower is better.</w:t>
       </w:r>
     </w:p>
     <w:tbl>
@@ -2391,26 +2862,20 @@
       </w:tr>
     </w:tbl>
     <w:p>
-      <w:r>
-        <w:t>The parental context is harder for PlaceNet than the reticulate lineage, and this is the measure on which Polyphest leads throughout. Unlike the descendants measure the ordering does not reverse at high discordance. PlaceNet remains below the GRAMPA family in every configuration, so it is still the most accurate of the methods that infer their own ploidy, but the gap to Polyphest is real and it does not close.</w:t>
-      </w:r>
-    </w:p>
-    <w:p>
-      <w:r>
-        <w:t>The cause is known rather than mysterious, and the diagnostic section quantifies it. The method predicts two things on every edge, whether an event occurred and which lineage the duplicated lineage merged with. The detection head is strong, which is what the descendants measure reflects. The partner head is the weaker of the two, which is what this measure reflects. An ablation of the partner features reaches the same conclusion from the model side, and the oracle experiment shows that the parental context inherits the error of an ASTRAL backbone the method never rebuilds. Improving it is therefore a backbone problem before it is a partner-head problem, and that is the direction the future-work section takes.</w:t>
-      </w:r>
-    </w:p>
-    <w:p>
-      <w:r>
-        <w:t>The decode crossover appears here as well. At every high duplication and loss rate the ploidy-free mode overtakes the ploidy-informed mode, from about 0.93 to about 0.67, so the pattern is the same as on the descendants measure even though the level is worse.</w:t>
-      </w:r>
-    </w:p>
-    <w:p>
       <w:pPr>
-        <w:pStyle w:val="Heading2"/>
+        <w:pStyle w:val="Caption"/>
+        <w:keepNext/>
       </w:pPr>
       <w:r>
-        <w:t>Overall structural agreement</w:t>
+        <w:t xml:space="preserve">Table </w:t>
+      </w:r>
+      <w:fldSimple w:instr=" SEQ Table \* ARABIC ">
+        <w:r>
+          <w:t>4</w:t>
+        </w:r>
+      </w:fldSimple>
+      <w:r>
+        <w:t>. Mu-distance on the twelve discordance configurations, plotted in the bottom row of Figure 1. Each value is the mean over five replicates on the networks that every method completed, and n is the number of those networks. Lower is better.</w:t>
       </w:r>
     </w:p>
     <w:tbl>
@@ -3387,356 +3852,20 @@
       </w:tr>
     </w:tbl>
     <w:p>
-      <w:r>
-        <w:t>PlaceNet beats GRAMPA-iter on the mu-distance in every configuration, and iterative GRAMPA with the ploidy prior in thirteen of the fifteen, so among the prior-free methods it is again the most accurate. Polyphest is ahead of it everywhere, and the reason is structural rather than about the events. The mu-distance scores every node of the network, so it charges PlaceNet for the placement of the diploid species as well as for the polyploidization events, and PlaceNet stamps its events onto an ASTRAL backbone it never rebuilds. The diagnostic section measures that backbone term directly and finds it dominant, five times the error the event prediction contributes. A method can therefore reach a lower mu-distance while recovering the polyploidization events less accurately, and from moderate difficulty onward that is what happens.</w:t>
-      </w:r>
-    </w:p>
-    <w:p>
       <w:pPr>
-        <w:pStyle w:val="Heading2"/>
+        <w:pStyle w:val="Caption"/>
+        <w:keepNext/>
       </w:pPr>
       <w:r>
-        <w:t>What the common subset leaves out</w:t>
+        <w:t xml:space="preserve">Table </w:t>
       </w:r>
-    </w:p>
-    <w:p>
+      <w:fldSimple w:instr=" SEQ Table \* ARABIC ">
+        <w:r>
+          <w:t>5</w:t>
+        </w:r>
+      </w:fldSimple>
       <w:r>
-        <w:t>Restricting every method to the networks all of them completed removes four to five networks per configuration, and those are networks PlaceNet reconstructed and at least one competitor did not. PlaceNet completes all 21 in every discordance configuration, against 17 to 20 for Polyphest.</w:t>
-      </w:r>
-    </w:p>
-    <w:p>
-      <w:r>
-        <w:t>Those networks are harder, and honestly so. PlaceNet's mu-distance on them runs from 0.56 to 0.73, against 0.39 to 0.61 on the common subset, so they are not networks it finds easy while the competitors merely declined them. The claim is that it returns an answer where the alternatives return nothing, not that the answer is as good as its average.</w:t>
-      </w:r>
-    </w:p>
-    <w:p>
-      <w:pPr>
-        <w:pStyle w:val="Heading2"/>
-      </w:pPr>
-      <w:r>
-        <w:t>Runtime</w:t>
-      </w:r>
-    </w:p>
-    <w:p>
-      <w:r>
-        <w:t>PlaceNet reconstructs a network in seconds. Its per-network compute beyond the ASTRAL step is about eight seconds on the benchmark, of which the graph neural network forward pass is a fraction of a second and the remainder is feature extraction from the gene trees. ASTRAL adds a few seconds. Polyphest, by contrast, has a runtime that ranges over four orders of magnitude and often does not terminate at all. On one configuration's twenty-one networks its wall time ran from about four minutes on the easiest network to more than three days on the hardest network that completed, and a majority did not complete within reasonable limits. Five networks reached a five-day time limit without finishing, nine exhausted memory, and several of those that did complete took between one and three and a half days. So the method offers a bounded runtime of seconds per network against a search whose runtime is variable, can reach days, and frequently ends in a timeout or an out-of-memory failure rather than an answer.</w:t>
-      </w:r>
-    </w:p>
-    <w:p>
-      <w:pPr>
-        <w:pStyle w:val="Heading2"/>
-      </w:pPr>
-      <w:r>
-        <w:t>Summary</w:t>
-      </w:r>
-    </w:p>
-    <w:p>
-      <w:r>
-        <w:t>PlaceNet identifies the polyploid lineages more accurately than any existing method in the conditions that real polyploid data present. With a single fixed decode it is ahead of Polyphest on the reticulation descendants measure in eleven of the fifteen configurations, losing only the four with the least discordance and an intact copy number. Against iterative GRAMPA, the peer that also works without a supplied ploidy, it leads on every measure in almost every configuration. It reconstructs every network in seconds with a bounded runtime, where Polyphest is variable, can take days, and often returns nothing at all.</w:t>
-      </w:r>
-    </w:p>
-    <w:p>
-      <w:r>
-        <w:t>Two limits are worth stating plainly. Polyphest recovers the parental context better in every configuration, and it is ahead on the mu-distance in every configuration as well. Both have the same cause. The partner head is the weaker of the method's two heads, and the mu-distance scores every node of the network, so both charge PlaceNet for the ASTRAL backbone it never rebuilds. The diagnostic section measures that term and finds it five times the error the event prediction contributes, which makes rebuilding the backbone the single change that would move both.</w:t>
-      </w:r>
-    </w:p>
-    <w:p>
-      <w:pPr>
-        <w:pStyle w:val="Heading1"/>
-      </w:pPr>
-      <w:r>
-        <w:t>Diagnostic: where the reconstruction error comes from</w:t>
-      </w:r>
-    </w:p>
-    <w:p>
-      <w:pPr>
-        <w:pStyle w:val="Heading2"/>
-      </w:pPr>
-      <w:r>
-        <w:t>The question</w:t>
-      </w:r>
-    </w:p>
-    <w:p>
-      <w:r>
-        <w:t>A reconstruction can lose mu-distance for three reasons. The build and the scoring themselves can leave a residual even on a perfect input. The backbone can be wrong, because the events are placed on the ASTRAL species tree and ASTRAL can misplace lineages. And the events can be wrong, namely the wrong branches are flagged, the wrong copy number is produced, or the wrong parent is chosen. This section separates the three so we know which one to work on.</w:t>
-      </w:r>
-    </w:p>
-    <w:p>
-      <w:pPr>
-        <w:pStyle w:val="Heading2"/>
-      </w:pPr>
-      <w:r>
-        <w:t>The oracle experiment</w:t>
-      </w:r>
-    </w:p>
-    <w:p>
-      <w:r>
-        <w:t>We remove event error by feeding the true events through the build, and we vary only the backbone. The true events are the ground-truth whole genome duplication events recorded in the simulation metadata, in clade-level form. In the first setting these true events are stamped onto the true species tree, so everything is correct and only the build residual remains. We call this the floor. In the second setting the same true events are stamped onto the ASTRAL backbone, so the only added error is the backbone. We call this the ceiling, because it is the best any predictor could reach on the ASTRAL backbone. The difference between the two is the backbone contribution, and whatever a real method loses beyond the ceiling is its event-prediction error.</w:t>
-      </w:r>
-    </w:p>
-    <w:p>
-      <w:pPr>
-        <w:pStyle w:val="Heading2"/>
-      </w:pPr>
-      <w:r>
-        <w:t>Results</w:t>
-      </w:r>
-    </w:p>
-    <w:p>
-      <w:r>
-        <w:t>The three points on the pooled validation split are as follows.</w:t>
-      </w:r>
-    </w:p>
-    <w:tbl>
-      <w:tblPr>
-        <w:tblStyle w:val="TableGrid"/>
-        <w:tblW w:type="auto" w:w="0"/>
-        <w:tblLook w:firstColumn="1" w:firstRow="1" w:lastColumn="0" w:lastRow="0" w:noHBand="0" w:noVBand="1" w:val="04A0"/>
-      </w:tblPr>
-      <w:tblGrid>
-        <w:gridCol w:w="4320"/>
-        <w:gridCol w:w="4320"/>
-      </w:tblGrid>
-      <w:tr>
-        <w:tc>
-          <w:tcPr>
-            <w:tcW w:type="dxa" w:w="4320"/>
-          </w:tcPr>
-          <w:p>
-            <w:r>
-              <w:rPr>
-                <w:b/>
-              </w:rPr>
-              <w:t>Setting</w:t>
-            </w:r>
-          </w:p>
-        </w:tc>
-        <w:tc>
-          <w:tcPr>
-            <w:tcW w:type="dxa" w:w="4320"/>
-          </w:tcPr>
-          <w:p>
-            <w:r>
-              <w:rPr>
-                <w:b/>
-              </w:rPr>
-              <w:t>mu-distance</w:t>
-            </w:r>
-          </w:p>
-        </w:tc>
-      </w:tr>
-      <w:tr>
-        <w:tc>
-          <w:tcPr>
-            <w:tcW w:type="dxa" w:w="4320"/>
-          </w:tcPr>
-          <w:p>
-            <w:r>
-              <w:t>Floor, true events on the true backbone</w:t>
-            </w:r>
-          </w:p>
-        </w:tc>
-        <w:tc>
-          <w:tcPr>
-            <w:tcW w:type="dxa" w:w="4320"/>
-          </w:tcPr>
-          <w:p>
-            <w:r>
-              <w:t>0.0474</w:t>
-            </w:r>
-          </w:p>
-        </w:tc>
-      </w:tr>
-      <w:tr>
-        <w:tc>
-          <w:tcPr>
-            <w:tcW w:type="dxa" w:w="4320"/>
-          </w:tcPr>
-          <w:p>
-            <w:r>
-              <w:t>Ceiling, true events on the ASTRAL backbone</w:t>
-            </w:r>
-          </w:p>
-        </w:tc>
-        <w:tc>
-          <w:tcPr>
-            <w:tcW w:type="dxa" w:w="4320"/>
-          </w:tcPr>
-          <w:p>
-            <w:r>
-              <w:t>0.1765</w:t>
-            </w:r>
-          </w:p>
-        </w:tc>
-      </w:tr>
-      <w:tr>
-        <w:tc>
-          <w:tcPr>
-            <w:tcW w:type="dxa" w:w="4320"/>
-          </w:tcPr>
-          <w:p>
-            <w:r>
-              <w:t>Model, predicted events on the ASTRAL backbone</w:t>
-            </w:r>
-          </w:p>
-        </w:tc>
-        <w:tc>
-          <w:tcPr>
-            <w:tcW w:type="dxa" w:w="4320"/>
-          </w:tcPr>
-          <w:p>
-            <w:r>
-              <w:t>0.2017</w:t>
-            </w:r>
-          </w:p>
-        </w:tc>
-      </w:tr>
-    </w:tbl>
-    <w:p>
-      <w:r>
-        <w:t>The model's error of 0.2017 decomposes into three parts. The build residual is 0.0474, the ASTRAL backbone adds 0.1291 on top of that to reach the ceiling of 0.1765, and the model's own event prediction adds a further 0.0252 to reach 0.2017. So the backbone is 0.1291 of the total, the build residual is 0.0474, and event prediction is only 0.0252.</w:t>
-      </w:r>
-    </w:p>
-    <w:p>
-      <w:r>
-        <w:t>The build residual is small and concentrated. Feeding the true events onto the true backbone reconstructs the ground-truth network exactly for most networks, with a median mu-distance of zero, so more than half of the validation networks reconstruct perfectly. The mean floor of 0.047 comes from a minority that contain nested or overlapping reticulations, where one event is placed inside a region another event has already reshaped and the build and fold convention cannot always recover the exact sister structure of the second event. On these networks the reticulation leaf sets still match, with a mean leaf distance of 0.076 against a sister distance of 0.116, which is why the residual sits in the sister structure and not in which lineages are reticulate.</w:t>
-      </w:r>
-    </w:p>
-    <w:p>
-      <w:pPr>
-        <w:pStyle w:val="Heading2"/>
-      </w:pPr>
-      <w:r>
-        <w:t>Interpretation</w:t>
-      </w:r>
-    </w:p>
-    <w:p>
-      <w:r>
-        <w:t>The backbone is the wall and event prediction is nearly saturated. The gap from the ceiling to the model is 0.025, while the gap from the floor to the ceiling is 0.129, so the backbone contributes about five times as much error as the event head. On the validation networks the model already extracts almost everything the ASTRAL backbone allows, so more work on detection or partner prediction can recover at most 0.025 of mu-distance, whereas the backbone accounts for 0.129. This holds under the mu-distance exactly as it did under the earlier edit-distance reading. It also corrects a still earlier reading of this diagnostic, which had compared the benchmark model against the validation ceiling and concluded that event prediction was the dominant source of error. That comparison mixed two different test sets. Measured correctly, with the model and the ceiling on the same validation networks, the model is essentially at the ceiling and the backbone carries the error. This is corroborated by the hyperparameter search, which raised the detection and partner proxies it was tuned on without changing the overall reconstruction measures much, exactly as expected when event prediction is already close to the ceiling and the backbone caps what better events can buy.</w:t>
-      </w:r>
-    </w:p>
-    <w:p>
-      <w:r>
-        <w:t>The consequence for the method is that the remaining lever for in-distribution quality is the species tree, not the events. A rebuilt backbone, for example through phasing before tree inference, would move the ceiling down and is the only path that can lower the mu-distance materially on these networks. Improving the event head cannot, because it is already within 0.025 of the ceiling.</w:t>
-      </w:r>
-    </w:p>
-    <w:p>
-      <w:pPr>
-        <w:pStyle w:val="Heading2"/>
-      </w:pPr>
-      <w:r>
-        <w:t>The benchmark is a separate question</w:t>
-      </w:r>
-    </w:p>
-    <w:p>
-      <w:r>
-        <w:t>The numbers above are on the validation split, which is drawn from the same simulator as the training data. On the empirical benchmark of 21 published networks the model reaches a higher mu-distance, around 0.39 to 0.61, and that gap from the validation 0.202 is not explained by the decomposition above. It is distribution shift. The benchmark topologies differ from the simulated training topologies, and the model generalises to them imperfectly. This is a distinct source of error from the backbone and the events, and it is analysed in the results chapter. The point here is only that the in-distribution decomposition and the benchmark gap must be kept apart, because conflating them is what produced the earlier incorrect conclusion.</w:t>
-      </w:r>
-    </w:p>
-    <w:p>
-      <w:pPr>
-        <w:pStyle w:val="Heading2"/>
-      </w:pPr>
-      <w:r>
-        <w:t>A note on the floor</w:t>
-      </w:r>
-    </w:p>
-    <w:p>
-      <w:r>
-        <w:t>The floor is a property of the networks and the build, not of the discordance. The oracle on the true species tree does not use the gene trees at all, so its residual does not depend on the incomplete lineage sorting or the duplication and loss rate. The single meaningful floor figure is the overall 0.047, and the honest reading of it is that the build is exact for the typical network and leaves a residual only under overlapping reticulations, concentrated in the sister structure.</w:t>
-      </w:r>
-    </w:p>
-    <w:p>
-      <w:pPr>
-        <w:pStyle w:val="Heading2"/>
-      </w:pPr>
-      <w:r>
-        <w:t>A note on the metric</w:t>
-      </w:r>
-    </w:p>
-    <w:p>
-      <w:r>
-        <w:t>The mu-distance is order-invariant by construction, because it compares two networks by the multiset of per-node path-count vectors rather than by a search over the tree structure. It therefore does not depend on the order in which children are written, which is a phylogenetically meaningless choice, and it needs no canonical-ordering correction. This is one reason it is preferred here over a graph-edit-distance measure, whose greedy search visited nodes in the written order and could score two identical networks far from zero when their child orders misaligned.</w:t>
-      </w:r>
-    </w:p>
-    <w:p>
-      <w:pPr>
-        <w:pStyle w:val="Heading1"/>
-      </w:pPr>
-      <w:r>
-        <w:t>Reconstruction under fractionation</w:t>
-      </w:r>
-    </w:p>
-    <w:p>
-      <w:pPr>
-        <w:pStyle w:val="Heading2"/>
-      </w:pPr>
-      <w:r>
-        <w:t>Fractionation and the hypothesis</w:t>
-      </w:r>
-    </w:p>
-    <w:p>
-      <w:r>
-        <w:t>After a whole genome duplication the two copies of a region do not always both survive. A process of fractionation removes one copy from some of the descendant lineages. We model this with a retention rate, the probability that a duplicated branch is kept. We simulate three levels, retention 0.25, 0.50, and 0.75, on top of the medium duplication and loss condition. A retention of 0.25 removes most duplicate copies and is the most severe, and a retention of 0.75 is the mildest.</w:t>
-      </w:r>
-    </w:p>
-    <w:p>
-      <w:r>
-        <w:t>Fractionation does not merely hide copies. It deletes them. In many gene trees the second copy of a fractionated species is simply not present. This has a direct consequence for any method that infers ploidy from the copy number in the gene trees. When the copies are gone the inferred copy number falls to one, and the method concludes that the species is diploid. This is an information loss that no copy-number method can undo, so every ploidy-based method is expected to degrade as retention falls.</w:t>
-      </w:r>
-    </w:p>
-    <w:p>
-      <w:pPr>
-        <w:pStyle w:val="Heading2"/>
-      </w:pPr>
-      <w:r>
-        <w:t>Why PlaceNet can still recover events</w:t>
-      </w:r>
-    </w:p>
-    <w:p>
-      <w:r>
-        <w:t>The reconstruction places events on the ASTRAL species tree using two learned signals, a per-edge detection probability and a per-edge partner distribution. The detection head does not depend only on raw copy number. It also reads branch-length asymmetry and gene-tree clustering structure, which can persist in the surviving gene trees even after a copy is fractionated away. This raises the question that decides whether PlaceNet has any advantage under fractionation. On the events that the inferred copy number misses, does the detection head still fire?</w:t>
-      </w:r>
-    </w:p>
-    <w:p>
-      <w:r>
-        <w:t>We measured this directly. For every polyploid species in the ground truth we recorded the detection probability on its lineage, and we split the species into three groups. The first are polyploids whose duplication the inferred copy number still sees. The second are polyploids whose copies fractionation has deleted, so the inferred copy number reads one. The third are the true diploids, which serve as a control. If detection were nothing more than copy counting, the second group would look like the control.</w:t>
-      </w:r>
-    </w:p>
-    <w:p>
-      <w:r>
-        <w:t>It does not. On the medium fractionation condition the deleted-copy polyploids carry a mean detection probability of 0.55, and 59 percent of them exceed 0.5, against a mean of 0.09 and 6 percent for the true diploids. Even on the most severe condition the deleted-copy polyploids sit at 0.30, roughly nine times the diploid level. The detection head therefore recognises events that the copy number has lost, which is a signal a ploidy-only method cannot access.</w:t>
-      </w:r>
-    </w:p>
-    <w:p>
-      <w:pPr>
-        <w:pStyle w:val="Heading2"/>
-      </w:pPr>
-      <w:r>
-        <w:t>The decode that uses it</w:t>
-      </w:r>
-    </w:p>
-    <w:p>
-      <w:r>
-        <w:t>This is where the two decode modes matter. The ploidy-informed mode fills each species up to its inferred copy number, so when fractionation collapses that number to one it produces no event. The ploidy-free mode ignores copy number entirely and keeps every edge the detection head is confident about. Under fractionation the copy number is exactly the signal that has been destroyed, so the ploidy-free mode is the one that can recover the deleted events, and the results below bear this out. The threshold of the ploidy-free mode is fixed at the value used throughout the benchmark.</w:t>
-      </w:r>
-    </w:p>
-    <w:p>
-      <w:pPr>
-        <w:pStyle w:val="Heading2"/>
-      </w:pPr>
-      <w:r>
-        <w:t>Comparison to existing methods</w:t>
-      </w:r>
-    </w:p>
-    <w:p>
-      <w:r>
-        <w:t>The tables report the mean of each measure at the three fractionation levels, with every method restricted to the networks all of them completed, 18 at mild and medium retention and 16 at severe. Lower is better. Both decode modes of PlaceNet are shown.</w:t>
-      </w:r>
-    </w:p>
-    <w:p>
-      <w:r>
-        <w:t>Retention 0.75, the mild condition:</w:t>
+        <w:t>. Mild fractionation, retention 0.75, plotted in Figure 2. Each value is the mean over five replicates on the 18 networks that every method completed. Lower is better.</w:t>
       </w:r>
     </w:p>
     <w:tbl>
@@ -3761,7 +3890,7 @@
               <w:rPr>
                 <w:b/>
               </w:rPr>
-              <w:t>method</w:t>
+              <w:t>Method</w:t>
             </w:r>
           </w:p>
         </w:tc>
@@ -3774,7 +3903,7 @@
               <w:rPr>
                 <w:b/>
               </w:rPr>
-              <w:t>ret_leaf</w:t>
+              <w:t>Ret. descendants</w:t>
             </w:r>
           </w:p>
         </w:tc>
@@ -3787,7 +3916,7 @@
               <w:rPr>
                 <w:b/>
               </w:rPr>
-              <w:t>ret_sis</w:t>
+              <w:t>Ret. sisters</w:t>
             </w:r>
           </w:p>
         </w:tc>
@@ -3800,7 +3929,7 @@
               <w:rPr>
                 <w:b/>
               </w:rPr>
-              <w:t>mu</w:t>
+              <w:t>Mu-distance</w:t>
             </w:r>
           </w:p>
         </w:tc>
@@ -4017,8 +4146,20 @@
       </w:tr>
     </w:tbl>
     <w:p>
+      <w:pPr>
+        <w:pStyle w:val="Caption"/>
+        <w:keepNext/>
+      </w:pPr>
       <w:r>
-        <w:t>Retention 0.50, the medium condition:</w:t>
+        <w:t xml:space="preserve">Table </w:t>
+      </w:r>
+      <w:fldSimple w:instr=" SEQ Table \* ARABIC ">
+        <w:r>
+          <w:t>6</w:t>
+        </w:r>
+      </w:fldSimple>
+      <w:r>
+        <w:t>. Medium fractionation, retention 0.50, plotted in Figure 2. Each value is the mean over five replicates on the 18 networks that every method completed. Lower is better.</w:t>
       </w:r>
     </w:p>
     <w:tbl>
@@ -4043,7 +4184,7 @@
               <w:rPr>
                 <w:b/>
               </w:rPr>
-              <w:t>method</w:t>
+              <w:t>Method</w:t>
             </w:r>
           </w:p>
         </w:tc>
@@ -4056,7 +4197,7 @@
               <w:rPr>
                 <w:b/>
               </w:rPr>
-              <w:t>ret_leaf</w:t>
+              <w:t>Ret. descendants</w:t>
             </w:r>
           </w:p>
         </w:tc>
@@ -4069,7 +4210,7 @@
               <w:rPr>
                 <w:b/>
               </w:rPr>
-              <w:t>ret_sis</w:t>
+              <w:t>Ret. sisters</w:t>
             </w:r>
           </w:p>
         </w:tc>
@@ -4082,7 +4223,7 @@
               <w:rPr>
                 <w:b/>
               </w:rPr>
-              <w:t>mu</w:t>
+              <w:t>Mu-distance</w:t>
             </w:r>
           </w:p>
         </w:tc>
@@ -4299,8 +4440,20 @@
       </w:tr>
     </w:tbl>
     <w:p>
+      <w:pPr>
+        <w:pStyle w:val="Caption"/>
+        <w:keepNext/>
+      </w:pPr>
       <w:r>
-        <w:t>Retention 0.25, the severe condition:</w:t>
+        <w:t xml:space="preserve">Table </w:t>
+      </w:r>
+      <w:fldSimple w:instr=" SEQ Table \* ARABIC ">
+        <w:r>
+          <w:t>7</w:t>
+        </w:r>
+      </w:fldSimple>
+      <w:r>
+        <w:t>. Severe fractionation, retention 0.25, plotted in Figure 2. Each value is the mean over five replicates on the 16 networks that every method completed. Lower is better.</w:t>
       </w:r>
     </w:p>
     <w:tbl>
@@ -4325,7 +4478,7 @@
               <w:rPr>
                 <w:b/>
               </w:rPr>
-              <w:t>method</w:t>
+              <w:t>Method</w:t>
             </w:r>
           </w:p>
         </w:tc>
@@ -4338,7 +4491,7 @@
               <w:rPr>
                 <w:b/>
               </w:rPr>
-              <w:t>ret_leaf</w:t>
+              <w:t>Ret. descendants</w:t>
             </w:r>
           </w:p>
         </w:tc>
@@ -4351,7 +4504,7 @@
               <w:rPr>
                 <w:b/>
               </w:rPr>
-              <w:t>ret_sis</w:t>
+              <w:t>Ret. sisters</w:t>
             </w:r>
           </w:p>
         </w:tc>
@@ -4364,7 +4517,7 @@
               <w:rPr>
                 <w:b/>
               </w:rPr>
-              <w:t>mu</w:t>
+              <w:t>Mu-distance</w:t>
             </w:r>
           </w:p>
         </w:tc>
@@ -4580,366 +4733,6 @@
         </w:tc>
       </w:tr>
     </w:tbl>
-    <w:p>
-      <w:r>
-        <w:t>Two readings, one for each family of measure. The reticulation measures come first, since they are the ones fractionation puts under pressure.</w:t>
-      </w:r>
-    </w:p>
-    <w:p>
-      <w:r>
-        <w:t>On reticulation recovery, which is the question fractionation actually poses, the three levels form a map of which method to prefer, and the decode modes move across it. The reticulation-leaf figures here are the penalized Jaccard, which charges a method for reticulations it never finds. At mild retention the copy number is still informative, and the ploidy-informed mode has the lowest reticulation-leaf distance of any method, 0.160 against Polyphest's 0.244. At medium retention the copy number has begun to fail, the ploidy-informed mode degrades to 0.682, and the ploidy-free mode takes over at 0.506, which is the lowest of any method, below Polyphest's 0.609 and GRAMPA-iter's 0.542. At severe retention the copy number is largely destroyed, and iterative GRAMPA, which searches for reticulations one at a time without a copy-number estimate, recovers the most at 0.602, with the ploidy-free mode second at 0.876 and still ahead of Polyphest's 0.917. So the ploidy-free mode owns the middle of the map, the crossover where copy number fails but detection can still recover the events, and it is competitive at the extremes.</w:t>
-      </w:r>
-    </w:p>
-    <w:p>
-      <w:r>
-        <w:t>On the mu-distance Polyphest is the most accurate method at all three levels, 0.251, 0.420, and 0.462 as retention falls. This is the same pattern as the rest of the benchmark, and for the same reason, namely that the mu-distance rewards the copy-number structure that folding a multiset recovers. So on the overall metric no method beats Polyphest here.</w:t>
-      </w:r>
-    </w:p>
-    <w:p>
-      <w:r>
-        <w:t>One result cuts across all three levels. Giving iterative GRAMPA the inferred ploidy prior helps only at mild fractionation and hurts as fractionation grows. With the prior its reticulation-leaf distance is 0.249 at mild loss but 0.672 and 0.923 at medium and severe loss, against 0.492, 0.542, and 0.602 for the free version. The prior is the same collapsed multiset that limits Polyphest, so handing it to the search constrains it to the wrong ploidy exactly when the ploidy is wrong. This confirms from a second direction that under fractionation the copy number is the problem, and a method that does not lean on it, whether the free search or the learned detection head in its ploidy-free mode, degrades more gracefully.</w:t>
-      </w:r>
-    </w:p>
-    <w:p>
-      <w:r>
-        <w:t>The PlaceNet completes 20 of the 20 fractionated networks at mild and medium retention and 19 at severe retention, where one network's ASTRAL backbone could not be parsed, against Polyphest's 19, 19, and 18. Robustness of completion is a practical advantage that the mean scores do not capture.</w:t>
-      </w:r>
-    </w:p>
-    <w:p>
-      <w:pPr>
-        <w:pStyle w:val="Heading2"/>
-      </w:pPr>
-      <w:r>
-        <w:t>Summary</w:t>
-      </w:r>
-    </w:p>
-    <w:p>
-      <w:r>
-        <w:t>Fractionation is an information loss that degrades every copy-number method, so no method reconstructs these networks well in absolute terms, and Polyphest remains the most accurate on the overall mu-distance because that metric rewards the copy-number structure. The contribution here is on reticulation recovery and on the decode. The three retention levels form a clear map. At mild loss the copy number is reliable and the ploidy-informed mode recovers reticulate lineages best. At medium loss the copy number begins to fail but the detection head recovers the deleted events, and the ploidy-free mode is the best method on the reticulation-leaf distance. At severe loss the copy number is destroyed and a free reticulation search recovers the most, with the ploidy-free mode second and still ahead of the ploidy baseline. The PlaceNet therefore owns the crossover regime on reticulation recovery, degrades gracefully because its ploidy-free mode does not lean on the copy number, and completes every network throughout.</w:t>
-      </w:r>
-    </w:p>
-    <w:p>
-      <w:pPr>
-        <w:pStyle w:val="Heading1"/>
-      </w:pPr>
-      <w:r>
-        <w:t>Feature importance</w:t>
-      </w:r>
-    </w:p>
-    <w:p>
-      <w:r>
-        <w:t>We rank features by permutation importance. For each feature we shuffle its values across the validation examples, breaking its association with the labels while keeping its marginal distribution, rerun the trained model, and measure the drop in a target metric. A large drop means the feature matters to the trained model. We do this twice with two targets, detection F1 and allopolyploid partner accuracy, because the method has two heads with different needs. The model is the shipped one, and features are not removed, so this ranks the features of the deployed model rather than proposing a new one.</w:t>
-      </w:r>
-    </w:p>
-    <w:p>
-      <w:pPr>
-        <w:pStyle w:val="Heading2"/>
-      </w:pPr>
-      <w:r>
-        <w:t>Detection</w:t>
-      </w:r>
-    </w:p>
-    <w:p>
-      <w:r>
-        <w:t>Detection is carried by a single feature and a short tail. The fraction of the clade duplicated per gene tree dominates, with an F1 drop of 0.284, more than three times the next feature. The rest of the signal is clade size and copy number, namely clade size at 0.079 and then mean copy number, mirrored-sister fraction, and copy-pair divergence, each with a drop below 0.05. Two things are notable. First, the features designed for whole genome duplication detection are exactly the important ones, which is direct evidence for that design choice and is consistent with the F1 gain those features produced when they were added. Second, the co-clustering node summaries contribute essentially nothing to detection, with drops at or below 0.01. That is expected, because co-clustering is a partner signal, not a detection signal.</w:t>
-      </w:r>
-    </w:p>
-    <w:p>
-      <w:pPr>
-        <w:pStyle w:val="Heading2"/>
-      </w:pPr>
-      <w:r>
-        <w:t>Partner</w:t>
-      </w:r>
-    </w:p>
-    <w:p>
-      <w:r>
-        <w:t>Partner prediction draws on a much broader set of features, and the ranking is different. The pairwise co-clustering feature is the single most important input, with partner-accuracy drops of 0.40 for its mean and 0.27 for its maximum, which validates the pairwise design. But unlike detection, partner does not rest on one feature. Clade size, depth, and mean copy number follow immediately, each with a drop between 0.31 and 0.36, and the copy-number distribution, the node co-clustering maximum, concordance, and copy-pair divergence each contribute between 0.17 and 0.25. The copy-aware cluster-support pairwise feature contributes 0.17 through its intensity channel, so it does help partner even though it was flat for the earlier two-parent head. Partner is therefore a genuinely multi-feature decision, reading the pairwise co-clustering together with where the clade sits in the tree and how many copies its species carry.</w:t>
-      </w:r>
-    </w:p>
-    <w:p>
-      <w:pPr>
-        <w:pStyle w:val="Heading2"/>
-      </w:pPr>
-      <w:r>
-        <w:t>What earns its place, and what is prunable</w:t>
-      </w:r>
-    </w:p>
-    <w:p>
-      <w:r>
-        <w:t>Reading the two rankings together gives a clean account of every feature.</w:t>
-      </w:r>
-    </w:p>
-    <w:p>
-      <w:pPr>
-        <w:pStyle w:val="ListBullet"/>
-      </w:pPr>
-      <w:r>
-        <w:t>The detection features earn their place through detection, led by the clade-duplicated fraction.</w:t>
-      </w:r>
-    </w:p>
-    <w:p>
-      <w:pPr>
-        <w:pStyle w:val="ListBullet"/>
-      </w:pPr>
-      <w:r>
-        <w:t>The pairwise co-clustering features earn their place through partner, as the dominant partner</w:t>
-      </w:r>
-    </w:p>
-    <w:p>
-      <w:r>
-        <w:t>signal, and the cluster-support pairwise feature earns a smaller place there through its intensity channel.</w:t>
-      </w:r>
-    </w:p>
-    <w:p>
-      <w:pPr>
-        <w:pStyle w:val="ListBullet"/>
-      </w:pPr>
-      <w:r>
-        <w:t>The copy-number and structural features earn their place mainly through partner, where clade</w:t>
-      </w:r>
-    </w:p>
-    <w:p>
-      <w:r>
-        <w:t>size, depth, and mean copy number are near the top of the ranking, and secondarily through detection.</w:t>
-      </w:r>
-    </w:p>
-    <w:p>
-      <w:pPr>
-        <w:pStyle w:val="ListBullet"/>
-      </w:pPr>
-      <w:r>
-        <w:t>Branch length and duplication synchrony contribute nothing to either head, with drops at or</w:t>
-      </w:r>
-    </w:p>
-    <w:p>
-      <w:r>
-        <w:t>below 0.005, and are prunable.</w:t>
-      </w:r>
-    </w:p>
-    <w:p>
-      <w:pPr>
-        <w:pStyle w:val="ListBullet"/>
-      </w:pPr>
-      <w:r>
-        <w:t>Among the co-clustering node summaries, only the maximum earns its place, through a partner drop</w:t>
-      </w:r>
-    </w:p>
-    <w:p>
-      <w:r>
-        <w:t>of 0.23. The mean, minimum, standard deviation, and median are near-zero in both heads, so they are largely redundant with the pairwise co-clustering feature and are candidates for pruning.</w:t>
-      </w:r>
-    </w:p>
-    <w:p>
-      <w:pPr>
-        <w:pStyle w:val="ListBullet"/>
-      </w:pPr>
-      <w:r>
-        <w:t>One feature is worth singling out. Depth is inert for detection but contributes a partner drop</w:t>
-      </w:r>
-    </w:p>
-    <w:p>
-      <w:r>
-        <w:t>of 0.32, so it earns its place through the partner head rather than through detection, and it should be kept.</w:t>
-      </w:r>
-    </w:p>
-    <w:p>
-      <w:r>
-        <w:t>We report these rankings but retain the full feature set in the deployed model. Pruning the low-importance features would change the input dimensions and require retraining and re-evaluating the whole pipeline, and because those features contribute little by construction, the expected change in accuracy is negligible. So the value here is the analysis, namely knowing which features drive each head, rather than a leaner model.</w:t>
-      </w:r>
-    </w:p>
-    <w:p>
-      <w:pPr>
-        <w:pStyle w:val="Heading1"/>
-      </w:pPr>
-      <w:r>
-        <w:t>Limitations</w:t>
-      </w:r>
-    </w:p>
-    <w:p>
-      <w:pPr>
-        <w:pStyle w:val="Heading2"/>
-      </w:pPr>
-      <w:r>
-        <w:t>The backbone is the binding limitation</w:t>
-      </w:r>
-    </w:p>
-    <w:p>
-      <w:r>
-        <w:t>The central limitation of the method is structural and is established directly by the diagnostic section, and it holds under the mu-distance. The reconstruction is built by stamping events onto a fixed ASTRAL backbone and never rearranges that backbone, so every backbone error is inherited by the final network. Under an oracle that supplies the true events with their true parents, placing them on the ASTRAL backbone still leaves a mu-distance of 0.1765, while placing the same events on the true backbone reaches 0.0474. The backbone therefore contributes 0.1291 of the error, against only 0.0252 that the trained model loses beyond the ceiling. No detector and no placement head can cross the backbone gap, because the method does not rebuild the backbone. This is why better detection, better thresholds, and better event selection move the reconstruction distance by at most 0.025, and it is the frame for everything below.</w:t>
-      </w:r>
-    </w:p>
-    <w:p>
-      <w:pPr>
-        <w:pStyle w:val="Heading2"/>
-      </w:pPr>
-      <w:r>
-        <w:t>Placement is bounded by the same backbone</w:t>
-      </w:r>
-    </w:p>
-    <w:p>
-      <w:r>
-        <w:t>Placement of the second parent reduces to the same cause as the backbone limitation. Hand-crafted features do not improve it. A fragmentation defect in the decomposed training target does, which is why the shipped model uses away-parent labels, and the model reaches an allopolyploid partner accuracy of 0.828 on the validation split. Raising that accuracy, however, has only a modest effect on the overall reconstruction measures and does not reach the finer reticulation measures. The reason is that the correct parent is well-defined only when ASTRAL places the polyploid coherently, and undefined when it does not. The residual placement error and the coverage bound of the repair both trace to the backbone. When ASTRAL scatters a polyploid or a polyploid clade, there is no coherent home against which to name the second parent, and the event cannot be repaired by any change to the target or the features. Placement is therefore not a separate ceiling but a second face of the backbone limitation.</w:t>
-      </w:r>
-    </w:p>
-    <w:p>
-      <w:pPr>
-        <w:pStyle w:val="Heading2"/>
-      </w:pPr>
-      <w:r>
-        <w:t>The root cause and the path through it</w:t>
-      </w:r>
-    </w:p>
-    <w:p>
-      <w:r>
-        <w:t>Both limitations share one mechanical cause. The two copies of a polyploid are not assigned to their subgenomes. Unassigned copies pull ASTRAL in two directions at once, which is what scatters the backbone, and the same unassigned copies leave two co-clustering peaks without telling the method which peak is the home and which is the second parent. Assigning the copies to subgenomes, which is phasing, addresses both faces at once. A phased copy defines the backbone position of the polyploid, and the other phased copy names the second parent. Phasing is therefore the principled next step, and it is a different method rather than a change to the present one, because it operates before the backbone is built rather than decorating a backbone after the fact. A learned two-parent placement head that predicts both parents jointly was attempted as a lighter alternative and did not improve the benchmark, which further supports locating the fix in the copy assignment rather than in the decoding of a single fixed backbone.</w:t>
-      </w:r>
-    </w:p>
-    <w:p>
-      <w:pPr>
-        <w:pStyle w:val="Heading2"/>
-      </w:pPr>
-      <w:r>
-        <w:t>Smaller limitations and extensions</w:t>
-      </w:r>
-    </w:p>
-    <w:p>
-      <w:r>
-        <w:t>Several narrower items remain. The clade-level target repair covers only clades that ASTRAL keeps monophyletic, so at high discordance a portion of clade events is left uncorrected, and extending coverage there depends on a better backbone rather than on the repair itself. The placement head returns a single second parent, which matches the reconstruction but is a one-sided view of a symmetric pair of parents. Post-duplication diploidization, where one subgenome is gradually fractionated by loss and a polyploid comes to look diploid in a growing fraction of gene trees, is evaluated directly in the fractionation section, and training the model on fractionated data rather than only testing on it is the natural refinement, discussed in the future-work section. The detection threshold of the ploidy-free decode is a fixed default, as described in the decode section, because the corrupted regime it targets does not match the clean distribution the model was trained on, so calibrating it on data that matches that regime remains an outstanding refinement of the operating point.</w:t>
-      </w:r>
-    </w:p>
-    <w:p>
-      <w:pPr>
-        <w:pStyle w:val="Heading1"/>
-      </w:pPr>
-      <w:r>
-        <w:t>Future work</w:t>
-      </w:r>
-    </w:p>
-    <w:p>
-      <w:pPr>
-        <w:pStyle w:val="Heading2"/>
-      </w:pPr>
-      <w:r>
-        <w:t>Rebuild the backbone</w:t>
-      </w:r>
-    </w:p>
-    <w:p>
-      <w:r>
-        <w:t>The diagnostic identifies the ASTRAL backbone as the binding limitation. On the validation split the backbone contributes 0.1291 of the model's 0.2017 mu-distance, while the model's own event prediction contributes only 0.0252, so the species tree, not the events, is what caps in-distribution quality. The method stamps events onto a fixed backbone and never rearranges it, so every backbone error is inherited. The natural next step is to rebuild the backbone before or during reconstruction, for example by phasing the polyploid subgenomes so that ASTRAL sees single-copy lineages and places them more coherently. This is the only lever the diagnostic leaves that can lower the mu-distance materially on in-distribution networks.</w:t>
-      </w:r>
-    </w:p>
-    <w:p>
-      <w:pPr>
-        <w:pStyle w:val="Heading2"/>
-      </w:pPr>
-      <w:r>
-        <w:t>Train on the target distributions</w:t>
-      </w:r>
-    </w:p>
-    <w:p>
-      <w:r>
-        <w:t>The model is trained on clean discordance, incomplete lineage sorting and duplication and loss at a single effective population size, and is evaluated as a generalization test on fractionation and on two further effective population sizes. Its losses on those regimes are therefore ambiguous, since they mix a limitation of the approach with the fact that it never trained on the regime. The benchmark shows the gap to Polyphest is smallest exactly in the corrupted regimes, high duplication and loss and moderate fractionation, where the method already leads on reticulation recovery. So training on those distributions, in particular on fractionated data, is the direction most likely to close the mu-distance gap where it is closable. It also removes a methodological weakness. The ploidy-free decode threshold is at present a fixed default, because the corrupted regime it targets is not the clean distribution the model was trained on, so there is no matched data on which to calibrate it. A fractionated training set would provide a held-out fractionated split on which to calibrate it honestly. Fractionated training data can be generated by the same post-hoc pruning that produced the fractionation benchmark, applied to the training gene trees, so it does not require new simulation.</w:t>
-      </w:r>
-    </w:p>
-    <w:p>
-      <w:pPr>
-        <w:pStyle w:val="Heading2"/>
-      </w:pPr>
-      <w:r>
-        <w:t>Exact-ploidy decode by constrained selection</w:t>
-      </w:r>
-    </w:p>
-    <w:p>
-      <w:r>
-        <w:t>The ploidy-informed decode fills each species up to its inferred copy number greedily, taking events in order of detection confidence and stopping at the bound. This is a greedy approximation of a cleaner objective. One could instead search for the set of predicted events that meets every species copy number exactly and has the highest total detection confidence among all such sets. This is a constrained optimization over the model's own predictions, so it invents nothing, and it returns the most confident event set consistent with the inferred ploidy rather than a confidence-ordered prefix of it. The greedy fill and the exact objective agree when the confident events do not compete for a shared copy-number budget, so the gain is expected on networks with overlapping events, at the cost of a search. This is a bounded and well-defined improvement to the decode that is worth measuring.</w:t>
-      </w:r>
-    </w:p>
-    <w:p>
-      <w:pPr>
-        <w:pStyle w:val="Heading2"/>
-      </w:pPr>
-      <w:r>
-        <w:t>Iterative MUL-tree decoding</w:t>
-      </w:r>
-    </w:p>
-    <w:p>
-      <w:r>
-        <w:t>The build residual in the diagnostic is concentrated on networks with nested or overlapping reticulations, where one event is placed inside a region another event has already reshaped, and the one-shot decode cannot always recover the second event's structure. Iterative GRAMPA, which searches for reticulations one at a time, is also the strongest method at the most severe fractionation. Both point to an iterative decode. The model would predict one event, apply it to produce a partial reconstruction, re-extract features on that partial structure, and predict the next event, repeating until no confident event remains. This requires a model trained to read a partially reconstructed MUL-tree rather than only the original gene trees, and it targets exactly the nested-event case that the current one-shot decode handles worst.</w:t>
-      </w:r>
-    </w:p>
-    <w:p>
-      <w:pPr>
-        <w:pStyle w:val="Heading2"/>
-      </w:pPr>
-      <w:r>
-        <w:t>Learned gene-tree encoding</w:t>
-      </w:r>
-    </w:p>
-    <w:p>
-      <w:r>
-        <w:t>The method reads the gene trees through hand-crafted per-edge features, namely copy distributions, branch-length asymmetry, and clustering structure. An earlier version that learned an encoding of the gene trees directly, rather than hand-crafting these features, did not improve on them. That does not close the direction, because the earlier encoder was a specific and limited architecture. A stronger encoder, for example one that pools over gene trees with attention so the model can weight informative genes, could capture statistics the hand-crafted features miss, and it is the natural way to lift the ceiling on event and partner prediction that hand-crafted features have reached. This is the higher-risk direction, since the first attempt failed, but also the one with the most headroom if it works.</w:t>
-      </w:r>
-    </w:p>
-    <w:p>
-      <w:pPr>
-        <w:pStyle w:val="Heading2"/>
-      </w:pPr>
-      <w:r>
-        <w:t>More training data for partner prediction</w:t>
-      </w:r>
-    </w:p>
-    <w:p>
-      <w:r>
-        <w:t>The allopolyploid partner accuracy improves steadily with the amount of training data and has not saturated at full data. On the validation split it rises from 0.449 at a tenth of the training data through 0.596, 0.704, and 0.774 to 0.828 at the full data, and the slope from three quarters to full data is still clearly positive. So more or more diverse training data would raise the partner head further. The gain is not free, however. The diagnostic shows that better event and partner prediction can recover at most the 0.025 of mu-distance the model loses beyond the backbone ceiling on in-distribution networks, so more data is most valuable in combination with a rebuilt backbone, which is what would let a better partner head actually lower the reconstruction distance.</w:t>
-      </w:r>
-    </w:p>
-    <w:p>
-      <w:pPr>
-        <w:pStyle w:val="Heading2"/>
-      </w:pPr>
-      <w:r>
-        <w:t>Select hyperparameters against the reconstruction measure</w:t>
-      </w:r>
-    </w:p>
-    <w:p>
-      <w:r>
-        <w:t>The hyperparameters were selected on validation proxies, namely detection F1 and partner accuracy, rather than on the reconstruction measures themselves. The diagnostic shows those proxies barely move the mu-distance, and in practice the hyperparameter search raised the proxies without changing the overall measures much. Selecting hyperparameters directly against the mu-distance or the reticulation measures on the validation split, rather than against the training objective, is therefore a natural refinement of the model selection. Its expected payoff is bounded by the backbone in the same way as better event prediction, so like the previous item it is most valuable in combination with a rebuilt backbone.</w:t>
-      </w:r>
-    </w:p>
-    <w:p>
-      <w:pPr>
-        <w:pStyle w:val="Heading1"/>
-      </w:pPr>
-      <w:r>
-        <w:t>Conclusion</w:t>
-      </w:r>
-    </w:p>
-    <w:p>
-      <w:r>
-        <w:t>This chapter developed a learned detect-then-place method for polyploid network reconstruction and evaluated it against the existing methods on fifteen simulated configurations under the mu-distance. The honest summary is a map of where each method is preferable rather than a single winner.</w:t>
-      </w:r>
-    </w:p>
-    <w:p>
-      <w:r>
-        <w:t>On the reticulation descendants measure, which asks which lineages are polyploid, the ploidy-free decode leads Polyphest in eleven of the fifteen configurations, at a single fixed threshold rather than by choosing the better mode per condition. The four it loses are the four with the least discordance and an intact copy number, and the crossover point is the reliability of the copy number that Polyphest builds its reconstruction around, which is degraded in the data real studies produce. Against iterative GRAMPA, the peer that also works without a supplied ploidy, PlaceNet leads on every measure in almost every configuration.</w:t>
-      </w:r>
-    </w:p>
-    <w:p>
-      <w:r>
-        <w:t>Two limits are worth stating plainly rather than hedging. Polyphest recovers the parental context better in every configuration, and it is ahead on the mu-distance in every configuration as well. Both have the same cause. The partner head is the weaker of the method's two heads, and the mu-distance scores every node of the network, so both charge PlaceNet for the ASTRAL backbone it never rebuilds. The diagnostic section measures that term and finds it five times the error the event prediction contributes. What it offers instead is a distinct and practical profile. It reconstructs every network in seconds, with a bounded and predictable runtime, where Polyphest searches for days and often does not finish. It completes all twenty-one benchmark networks in every discordance configuration, including the harder ones that the copy-number methods leave unfinished. It is the most accurate of the methods that infer their own ploidy, beating iterative GRAMPA on the mu-distance in every configuration. And through its two decode modes it adapts to whether the copy number can be trusted, so that in the corrupted regimes, high duplication and loss and moderate fractionation, its ploidy-free mode recovers the reticulate lineages more faithfully than the ploidy baseline, which is the regime that fractionation creates in real polyploid data.</w:t>
-      </w:r>
-    </w:p>
-    <w:p>
-      <w:r>
-        <w:t>The diagnostic locates the method's remaining error precisely. On in-distribution networks the model already predicts events almost as well as an oracle allows, and the dominant source of error is the ASTRAL backbone, which the method never rebuilds. This turns the main limitation into a concrete next step, namely rebuilding the backbone, for example through phasing, which the diagnostic identifies as the only lever that can lower the in-distribution distance materially. Training on the target distributions, in particular on fractionated data, is the second direction the results point to, because the gap to the ploidy baseline is smallest exactly where the method already leads on reticulation recovery and where it currently pays a distribution-shift cost.</w:t>
-      </w:r>
-    </w:p>
-    <w:p>
-      <w:r>
-        <w:t>The method is therefore best read not as a replacement for the accurate but slow search, but as a fast, self-contained, and robust complement to it, together with a clear account of which method to prefer under which conditions.</w:t>
-      </w:r>
-    </w:p>
     <w:sectPr>
       <w:pgSz w:w="12240" w:h="15840"/>
       <w:pgMar w:top="1440" w:right="1800" w:bottom="1440" w:left="1800" w:header="720" w:footer="720" w:gutter="0"/>

--- a/ml_method/docs/gene2net_method_chapter.docx
+++ b/ml_method/docs/gene2net_method_chapter.docx
@@ -400,17 +400,17 @@
     </w:p>
     <w:p>
       <w:r>
-        <w:t>Figure 1 plots the three measures across the twelve discordance configurations, and Table 2, Table 3 and Table 4 in the appendix give the exact values.</w:t>
-      </w:r>
-    </w:p>
-    <w:p>
-      <w:r>
         <w:t>The comparison spans the fifteen configurations (soon 17). On the reticulation descendants measure the ploidy-free decode is more accurate than Polyphest in eleven of the fifteen configurations. The four losses occur under the simplest conditions across two ILS levels: low ILS with no, low, or medium duplication and loss rates, and medium ILS with no duplication or loss. The ploidy-informed decode wins nine of the fifteen, so both modes are ahead of Polyphest on most configurations.</w:t>
       </w:r>
     </w:p>
     <w:p>
       <w:r>
         <w:t>Against iterative GRAMPA, the other method that needs no supplied ploidy, the ploidy-free decode is more accurate on every measure in at least thirteen of the fifteen configurations, and it is ahead of iterative GRAMPA with the ploidy prior in most of them. On the reticulation sister measure it is also more accurate than Polyphest at the two more severe fractionation levels. PlaceNet gains on Polyphest as the conditions get harder, which is where published polyploid datasets sit.</w:t>
+      </w:r>
+    </w:p>
+    <w:p>
+      <w:r>
+        <w:t>Figure 1 shows all three measures across the twelve discordance configurations, and Table 2, Table 3 and Table 4 in the appendix give the exact values.</w:t>
       </w:r>
     </w:p>
     <w:p>
@@ -421,7 +421,7 @@
       <w:r>
         <w:drawing>
           <wp:inline xmlns:a="http://schemas.openxmlformats.org/drawingml/2006/main" xmlns:pic="http://schemas.openxmlformats.org/drawingml/2006/picture">
-            <wp:extent cx="5760720" cy="5046692"/>
+            <wp:extent cx="5760720" cy="3543046"/>
             <wp:docPr id="1" name="Picture 1"/>
             <wp:cNvGraphicFramePr>
               <a:graphicFrameLocks noChangeAspect="1"/>
@@ -442,7 +442,7 @@
                   <pic:spPr>
                     <a:xfrm>
                       <a:off x="0" y="0"/>
-                      <a:ext cx="5760720" cy="5046692"/>
+                      <a:ext cx="5760720" cy="3543046"/>
                     </a:xfrm>
                     <a:prstGeom prst="rect"/>
                   </pic:spPr>
@@ -467,30 +467,17 @@
         </w:r>
       </w:fldSimple>
       <w:r>
-        <w:t>. Reconstruction accuracy across the twelve discordance configurations. Rows are the reticulation descendants distance, the reticulation sister distance and the mu-distance, and columns are the four configuration families. Each point is the mean on the networks that every method completed, with error bars showing the standard error across those networks. Dashed lines with open markers are the variants that use ploidy information. Lower is better.</w:t>
-      </w:r>
-    </w:p>
-    <w:p>
-      <w:pPr>
-        <w:pStyle w:val="Heading2"/>
-      </w:pPr>
-      <w:r>
-        <w:t>Accuracy on each measure</w:t>
+        <w:t>. Reconstruction accuracy across the twelve discordance configurations. Rows are the reticulation descendants distance, the reticulation sister distance and the mu-distance. Columns are the duplication and loss rate, none, low, medium and high from left to right, and the x-axis within each panel is the ILS level. Each point is the mean on the networks that every method completed, with error bars showing the standard error across those networks. Dashed lines with open markers are the variants that use ploidy information. Lower is better.</w:t>
       </w:r>
     </w:p>
     <w:p>
       <w:r>
-        <w:t>The top row of Figure 1 shows the reticulation descendants measure. The better of PlaceNet's two modes is ahead of both GRAMPA variants in every configuration, usually by more than a factor of two against iterative GRAMPA. Against Polyphest the lines cross as the conditions get harder. Polyphest leads only in the mildest configurations, and from there the ploidy-free decode is ahead, at high duplication and loss 0.284 against 0.319, 0.247 against 0.405 and 0.230 against 0.368 as ILS rises. At those same high rates the corrupted copy number drives the ploidy-informed mode up to between 0.776 and 0.817, while the ploidy-free mode stays between 0.230 and 0.284, which is why the method offers both modes.</w:t>
+        <w:t>At the highest duplication and loss rate the ploidy-free decode is ahead of Polyphest at every ILS level, 0.284 against 0.319 at low ILS, 0.247 against 0.405 at medium ILS and 0.230 against 0.368 at high ILS. The last two are its widest margins anywhere in the benchmark. Those are also the configurations where the two decode modes part company. The inferred copy number is corrupted there, which drives the ploidy-informed mode up to between 0.776 and 0.817 while the ploidy-free mode stays between 0.230 and 0.284, and that is the reason the method offers both modes.</w:t>
       </w:r>
     </w:p>
     <w:p>
       <w:r>
-        <w:t>The middle row shows the reticulation sister measure. The ploidy-free decode is more accurate than iterative GRAMPA in eleven of the twelve configurations, and the same crossover between the decode modes appears at every high duplication and loss rate. Polyphest leads on this measure throughout, because the partner head is the weaker of PlaceNet's two heads and inherits the error of the ASTRAL backbone, as the diagnostic section shows.</w:t>
-      </w:r>
-    </w:p>
-    <w:p>
-      <w:r>
-        <w:t>The bottom row shows the mu-distance. The ploidy-free decode is more accurate than iterative GRAMPA in every configuration, and than iterative GRAMPA with the ploidy prior in all but the three duplication and loss rates at low ILS. Polyphest is ahead on this measure throughout, because the mu-distance scores every node of the network, including the backbone that PlaceNet takes from ASTRAL and never rebuilds.</w:t>
+        <w:t>Polyphest leads in every configuration on the other two measures, the parental context in the middle row and the mu-distance in the bottom row. Both gaps have one cause. The partner head is the weaker of PlaceNet's two heads, and the mu-distance scores every node of the network, so both charge PlaceNet for the ASTRAL backbone it never rebuilds, which the diagnostic section measures directly.</w:t>
       </w:r>
     </w:p>
     <w:p>
@@ -697,7 +684,7 @@
       <w:r>
         <w:drawing>
           <wp:inline xmlns:a="http://schemas.openxmlformats.org/drawingml/2006/main" xmlns:pic="http://schemas.openxmlformats.org/drawingml/2006/picture">
-            <wp:extent cx="5760720" cy="2204125"/>
+            <wp:extent cx="5760720" cy="1729830"/>
             <wp:docPr id="2" name="Picture 2"/>
             <wp:cNvGraphicFramePr>
               <a:graphicFrameLocks noChangeAspect="1"/>
@@ -718,7 +705,7 @@
                   <pic:spPr>
                     <a:xfrm>
                       <a:off x="0" y="0"/>
-                      <a:ext cx="5760720" cy="2204125"/>
+                      <a:ext cx="5760720" cy="1729830"/>
                     </a:xfrm>
                     <a:prstGeom prst="rect"/>
                   </pic:spPr>

--- a/ml_method/docs/gene2net_method_chapter.docx
+++ b/ml_method/docs/gene2net_method_chapter.docx
@@ -79,7 +79,7 @@
     </w:p>
     <w:p>
       <w:r>
-        <w:t>The remaining five node features summarize co-clustering. For a target species and every other species we measure the fraction of gene trees in which a copy of the target is a direct leaf-sister of that other species. This yields one value per other species. Because the number of species varies, we reduce this vector to a fixed summary of five statistics, namely its mean, standard deviation, maximum, minimum, and median. This summary describes how concentrated a species co-clusters, not with whom, so it behaves as a status descriptor that separates a clean single-ancestry lineage from one with divided ancestry.</w:t>
+        <w:t>The remaining five node features summarize co-clustering. For a target species and every other species we measure the fraction of gene trees in which a copy of the target is a direct sister of that other species, meaning the two branches meet with no other lineage in between. This yields one value per other species. Because the number of species varies, we reduce this vector to a fixed summary of five statistics, namely its mean, standard deviation, maximum, minimum, and median. This summary describes how concentrated a species co-clusters, not with whom, so it behaves as a status descriptor that separates a clean single-ancestry lineage from one with divided ancestry.</w:t>
       </w:r>
     </w:p>
     <w:p>
@@ -92,7 +92,7 @@
     </w:p>
     <w:p>
       <w:r>
-        <w:t>The nine edge features are computed per backbone edge, where each edge corresponds to the clade of species below it. Four of them are structural. The concordance factor is the fraction of the informative gene trees that recover the species-level bipartition the edge induces, where a gene tree is informative for an edge when it has species on both sides of that bipartition. The branch length is the length of the edge in the ASTRAL species tree. The clade size is the number of species below the edge, and the depth is the number of edges from the root down to it. The clade size and depth give the model context for where in the tree an edge sits.</w:t>
+        <w:t>The nine edge features are computed per backbone edge, where each edge corresponds to the clade of species below it. Four of them are structural. Each edge splits the species into the clade below it and everything else, and concordance is the fraction of gene trees that show that same split. A gene tree holding species from only one side cannot show it either way, so it is left out of the fraction. The branch length is the length of the edge in the ASTRAL species tree. The clade size is the number of species below the edge, and the depth is the number of edges from the root down to it. The clade size and depth give the model context for where in the tree an edge sits.</w:t>
       </w:r>
     </w:p>
     <w:p>
@@ -125,7 +125,7 @@
     </w:p>
     <w:p>
       <w:r>
-        <w:t>Third, four graph attention layers refine the node representations. Each layer uses four attention heads, a dropout of 0.1, a residual connection, and layer normalization. The attention passes messages between nodes, so after these layers each node representation carries information from across the whole tree. Because the edge embeddings built in the next stage are formed from their two endpoint nodes, the per-edge predictions inherit that global context indirectly, through the nodes, rather than resting on the local edge features alone.</w:t>
+        <w:t>Third, four graph attention layers refine the node representations. Each layer uses four attention heads, a dropout of 0.1, a residual connection, and layer normalization. Each layer passes messages one branch, so four layers reach four branches out. Context beyond that comes from the first step, where every internal node already holds the mean of the leaves below it, so a node carries a summary of its subtree before any attention is applied. Because the edge embeddings built in the next stage are formed from their two endpoint nodes, the per-edge predictions inherit that context indirectly, through the nodes, rather than resting on the local edge features alone.</w:t>
       </w:r>
     </w:p>
     <w:p>
@@ -153,7 +153,7 @@
     </w:p>
     <w:p>
       <w:r>
-        <w:t>The first signal is co-clustering. Two species are sisters in a gene tree when their branches meet directly, with no other lineage splitting off in between. For two species, co-clustering is the fraction of gene trees in which they are sisters. For a pair of edges we take every species pair with one species from each clade and reduce those fractions twice, to their mean and to their maximum. The mean asks whether the two clades sit together in general. The maximum asks whether some species pairs sit together very often. Both are needed because the signal is uneven across the block. The copy grafts at one position inside the candidate clade rather than beside all of it, and fractionation and discordance leave only some species pairs recovering the sister relationship at all, so averaging over every cross pair dilutes what the maximum keeps.</w:t>
+        <w:t>The first signal is the co-clustering of the node features, summarized over a pair of clades rather than per species. We take every species pair with one species from each clade and reduce those fractions to their mean and to their maximum. The mean asks whether the two clades sit together in general. The maximum asks whether some species pairs sit together very often. Both are needed because the signal is uneven. The copy grafts at one position inside the candidate clade rather than beside all of it, and fractionation and discordance leave only some species pairs recovering the sister relationship at all, so averaging over every cross pair dilutes what the maximum keeps.</w:t>
       </w:r>
     </w:p>
     <w:p>
@@ -212,7 +212,7 @@
     </w:p>
     <w:p>
       <w:r>
-        <w:t>The model produces two quantities on every edge of the ASTRAL species tree. The first is a detection probability, the model's confidence that a whole genome duplication occurred on that edge. The second is a partner distribution, which for a confirmed event names the edge the duplicated lineage merged with. These are per-edge predictions. A reconstructed network is a global object. The decode is the step that turns the per-edge predictions into one multi-labeled tree, and its only real decision is which edges become events. Once the events are chosen the partners follow from the partner head and the network is built by grafting each event onto the backbone.</w:t>
+        <w:t>The model produces two quantities on every edge of the ASTRAL species tree. The first is a detection probability, the model's confidence that a whole genome duplication occurred on that edge. The second is a partner distribution, which for a confirmed event names the edge the duplicated lineage merged with. These are per-edge predictions. A reconstructed network is a global object. The decode is the step that turns the per-edge predictions into one multi-labeled tree, and its only real decision is which edges become events.</w:t>
       </w:r>
     </w:p>
     <w:p>
@@ -312,7 +312,7 @@
     </w:p>
     <w:p>
       <w:r>
-        <w:t>Each graft has to find the node whose leaves are exactly the source clade, and the node for the partner clade. An earlier graft can add copies inside one of those clades, and then no node has exactly those leaves any more. Such an event is dropped and counted. The dropped count is small and concentrated on networks with nested or overlapping events, and it is the source of the small build residual reported in the diagnostic.</w:t>
+        <w:t>An event is recorded as a clade, a set of species, because that is what a backbone edge is. Each graft changes the tree, so every later graft has to locate its clade again in the tree as it now stands, and the same holds for its partner clade. Usually the species still match exactly. When an earlier graft has added copies inside the clade they no longer do, and the builder falls back to the smallest clade that still contains all of them, which is that clade grown by the earlier graft. An event is skipped only when the search reaches the root. Both cases are rare and sit on networks with nested or overlapping events, and together they are what the build residual in the error analysis measures.</w:t>
       </w:r>
     </w:p>
     <w:p>
@@ -351,7 +351,7 @@
     </w:p>
     <w:p>
       <w:r>
-        <w:t>Each network is generated by simulating a species tree and grafting whole genome duplication events onto it. The species tree is an ultrametric birth-death tree simulated with SimPhy, the same simulator used for the benchmark. The number of species is drawn from a weighted set of values between 5 and 80, with about three quarters of the networks falling between 10 and 40, which spans the sizes seen in real polyploid networks. The number of events is drawn from a weighted set of counts up to 15. Low counts dominate, two events being the most common draw at 31 percent, and 6 percent of the networks are drawn with no events at all and serve as negative examples. The count is capped at one fewer than the number of species. Each event picks a target clade uniformly at random and is an autopolyploidy or an allopolyploidy with equal probability. An allopolyploidy additionally picks a second parent uniformly at random among the clades that do not overlap the target, and falls back to an autopolyploidy when no such clade exists. The event is grafted so that the tree stays ultrametric, an autopolyploidy by attaching an identical copy of the target clade as a sibling and an allopolyploidy by attaching a copy of the target clade on the second parent's edge. Fractionation is not applied at this stage, so the training networks retain both copies of every duplication.</w:t>
+        <w:t>Each network is generated by simulating a species tree and grafting whole genome duplication events onto it. The species tree is an ultrametric birth-death tree simulated with SimPhy, the same simulator used for the benchmark. The number of species is drawn from a weighted set of values between 5 and 80, with about three quarters of the networks falling between 10 and 40, which spans the sizes seen in real polyploid networks. The number of events is drawn from a weighted set of counts up to 15. Low counts dominate, two events being the most common draw at 31 percent, and 6 percent of the networks are drawn with no events at all and serve as negative examples. The count is capped at one fewer than the number of species. Each event picks a target clade uniformly at random and is an autopolyploidy or an allopolyploidy with equal probability. An allopolyploidy picks a second parent uniformly at random among the clades that do not overlap the target. When the target clade holds every species there is no such clade, and the event becomes an autopolyploidy. The event is grafted so that the tree stays ultrametric, an autopolyploidy by attaching an identical copy of the target clade as a sibling and an allopolyploidy by attaching a copy of it on the second parent's edge. Fractionation is not applied at this stage, so the training networks retain both copies of every duplication.</w:t>
       </w:r>
     </w:p>
     <w:p>
@@ -400,7 +400,7 @@
     </w:p>
     <w:p>
       <w:r>
-        <w:t>The comparison spans the fifteen configurations (soon 17). On the reticulation descendants measure the ploidy-free decode is more accurate than Polyphest in eleven of the fifteen configurations. The four losses occur under the simplest conditions across two ILS levels: low ILS with no, low, or medium duplication and loss rates, and medium ILS with no duplication or loss. The ploidy-informed decode wins nine of the fifteen, so both modes are ahead of Polyphest on most configurations.</w:t>
+        <w:t>On the reticulation descendants measure the ploidy-free decode is more accurate than Polyphest in eleven of the fifteen configurations. The four losses occur under the simplest conditions across two ILS levels: low ILS with no, low, or medium duplication and loss rates, and medium ILS with no duplication or loss. The ploidy-informed decode wins nine of the fifteen, so both modes are ahead of Polyphest on most configurations.</w:t>
       </w:r>
     </w:p>
     <w:p>
@@ -481,181 +481,26 @@
       </w:r>
     </w:p>
     <w:p>
+      <w:r>
+        <w:t>The figures are restricted to the networks every method completed, a subset PlaceNet never limits, since it reconstructs all 21 in every discordance configuration. The networks left out are harder, and PlaceNet's mu-distance on them is 0.56 to 0.73 against 0.39 to 0.61 on the common subset, so what it offers there is an answer where the competitors return none.</w:t>
+      </w:r>
+    </w:p>
+    <w:p>
       <w:pPr>
         <w:pStyle w:val="Heading2"/>
       </w:pPr>
       <w:r>
-        <w:t>Completion and runtime</w:t>
+        <w:t>Runtime</w:t>
       </w:r>
     </w:p>
     <w:p>
       <w:r>
-        <w:t>Restricting to the common subset removes four to five networks per configuration, all of them reconstructed by PlaceNet and missed by at least one competitor. PlaceNet completes all 21 in every discordance configuration, against 17 to 20 for Polyphest. These networks are harder, with a PlaceNet mu-distance of 0.56 to 0.73 against 0.39 to 0.61 on the common subset, so what PlaceNet offers on them is an answer where the competitors return none.</w:t>
-      </w:r>
-    </w:p>
-    <w:p>
-      <w:r>
-        <w:t>PlaceNet reconstructs a network in about eight seconds beyond the ASTRAL step, almost all of it feature extraction from the gene trees, and ASTRAL adds a few seconds. Polyphest's runtime spans four orders of magnitude. On one configuration's 21 networks it ran from about four minutes to more than three days, and fourteen of the 21 never finished, five at the five-day time limit and nine out of memory.</w:t>
+        <w:t>PlaceNet reconstructs a network in about eight seconds beyond the ASTRAL step, almost all of it feature extraction from the gene trees. The model itself is one forward pass and the decode is a single sweep over the edges, so the cost follows the size of the input rather than the difficulty of the instance. Polyphest searches instead, and its runtime spans four orders of magnitude. On one configuration's 21 networks it ran from about four minutes to more than three days, and fourteen of the 21 never finished, five at the five-day time limit and nine out of memory.</w:t>
       </w:r>
     </w:p>
     <w:p>
       <w:pPr>
-        <w:pStyle w:val="Heading1"/>
-      </w:pPr>
-      <w:r>
-        <w:t>Diagnostic: where the reconstruction error comes from</w:t>
-      </w:r>
-    </w:p>
-    <w:p>
-      <w:r>
-        <w:t>A reconstruction can lose mu-distance in three places. The build and fold can leave a residual even on a perfect input, the ASTRAL backbone can misplace lineages, and the predicted events can be wrong. We separate the three with an oracle. Feeding the true events, read from the simulation metadata, onto the true species tree leaves only the build residual, which we call the floor. Feeding the same events onto the ASTRAL backbone adds only the backbone error and gives the ceiling, the best any event predictor could reach on that backbone. Whatever the model loses beyond the ceiling is its own event error.</w:t>
-      </w:r>
-    </w:p>
-    <w:p>
-      <w:r>
-        <w:t>Table 1 gives the three points on the validation split, 300 networks pooled across the six training configurations.</w:t>
-      </w:r>
-    </w:p>
-    <w:p>
-      <w:pPr>
-        <w:pStyle w:val="Caption"/>
-        <w:keepNext/>
-      </w:pPr>
-      <w:r>
-        <w:t xml:space="preserve">Table </w:t>
-      </w:r>
-      <w:fldSimple w:instr=" SEQ Table \* ARABIC ">
-        <w:r>
-          <w:t>1</w:t>
-        </w:r>
-      </w:fldSimple>
-      <w:r>
-        <w:t>. Mu-distance of three reconstructions on the pooled validation split. The floor places the true events on the true backbone, the ceiling places them on the ASTRAL backbone, and the model places its predicted events on the ASTRAL backbone. Lower is better.</w:t>
-      </w:r>
-    </w:p>
-    <w:tbl>
-      <w:tblPr>
-        <w:tblStyle w:val="TableGrid"/>
-        <w:tblW w:type="auto" w:w="0"/>
-        <w:tblLook w:firstColumn="1" w:firstRow="1" w:lastColumn="0" w:lastRow="0" w:noHBand="0" w:noVBand="1" w:val="04A0"/>
-      </w:tblPr>
-      <w:tblGrid>
-        <w:gridCol w:w="4320"/>
-        <w:gridCol w:w="4320"/>
-      </w:tblGrid>
-      <w:tr>
-        <w:tc>
-          <w:tcPr>
-            <w:tcW w:type="dxa" w:w="4320"/>
-          </w:tcPr>
-          <w:p>
-            <w:r>
-              <w:rPr>
-                <w:b/>
-              </w:rPr>
-              <w:t>Setting</w:t>
-            </w:r>
-          </w:p>
-        </w:tc>
-        <w:tc>
-          <w:tcPr>
-            <w:tcW w:type="dxa" w:w="4320"/>
-          </w:tcPr>
-          <w:p>
-            <w:r>
-              <w:rPr>
-                <w:b/>
-              </w:rPr>
-              <w:t>mu-distance</w:t>
-            </w:r>
-          </w:p>
-        </w:tc>
-      </w:tr>
-      <w:tr>
-        <w:tc>
-          <w:tcPr>
-            <w:tcW w:type="dxa" w:w="4320"/>
-          </w:tcPr>
-          <w:p>
-            <w:r>
-              <w:t>Floor, true events on the true backbone</w:t>
-            </w:r>
-          </w:p>
-        </w:tc>
-        <w:tc>
-          <w:tcPr>
-            <w:tcW w:type="dxa" w:w="4320"/>
-          </w:tcPr>
-          <w:p>
-            <w:r>
-              <w:t>0.0474</w:t>
-            </w:r>
-          </w:p>
-        </w:tc>
-      </w:tr>
-      <w:tr>
-        <w:tc>
-          <w:tcPr>
-            <w:tcW w:type="dxa" w:w="4320"/>
-          </w:tcPr>
-          <w:p>
-            <w:r>
-              <w:t>Ceiling, true events on the ASTRAL backbone</w:t>
-            </w:r>
-          </w:p>
-        </w:tc>
-        <w:tc>
-          <w:tcPr>
-            <w:tcW w:type="dxa" w:w="4320"/>
-          </w:tcPr>
-          <w:p>
-            <w:r>
-              <w:t>0.1765</w:t>
-            </w:r>
-          </w:p>
-        </w:tc>
-      </w:tr>
-      <w:tr>
-        <w:tc>
-          <w:tcPr>
-            <w:tcW w:type="dxa" w:w="4320"/>
-          </w:tcPr>
-          <w:p>
-            <w:r>
-              <w:t>Model, predicted events on the ASTRAL backbone</w:t>
-            </w:r>
-          </w:p>
-        </w:tc>
-        <w:tc>
-          <w:tcPr>
-            <w:tcW w:type="dxa" w:w="4320"/>
-          </w:tcPr>
-          <w:p>
-            <w:r>
-              <w:t>0.2017</w:t>
-            </w:r>
-          </w:p>
-        </w:tc>
-      </w:tr>
-    </w:tbl>
-    <w:p>
-      <w:r>
-        <w:t>The model's mu-distance of 0.2017 splits into a build residual of 0.0474, a backbone contribution of 0.1291 and an event-prediction error of 0.0252. The backbone contributes about five times the error of event prediction, so the model already extracts nearly everything the ASTRAL backbone allows, and better detection or partner prediction could recover at most 0.025. The hyperparameter search agrees, since it raised the detection and partner proxies it was tuned on without moving the reconstruction measures much. The lever that remains is the species tree, for example a backbone rebuilt after phasing.</w:t>
-      </w:r>
-    </w:p>
-    <w:p>
-      <w:r>
-        <w:t>The build residual is small and concentrated. The floor has a median of zero, so more than half of the networks reconstruct exactly, and its mean of 0.047 comes from a minority with nested or overlapping reticulations, where one event lands inside a region another has already reshaped. On those networks the reticulate lineages still match, with a leaf distance of 0.076 against a sister distance of 0.116, so the residual sits in the sister structure. The floor does not depend on discordance, because the oracle on the true species tree never uses the gene trees.</w:t>
-      </w:r>
-    </w:p>
-    <w:p>
-      <w:r>
-        <w:t>These numbers describe error on networks drawn from the training simulator. The benchmark networks are published topologies rather than simulated ones, and PlaceNet's mu-distance there is higher, around 0.39 to 0.61, so this decomposition does not account for that gap.</w:t>
-      </w:r>
-    </w:p>
-    <w:p>
-      <w:pPr>
-        <w:pStyle w:val="Heading1"/>
+        <w:pStyle w:val="Heading2"/>
       </w:pPr>
       <w:r>
         <w:t>Reconstruction under fractionation</w:t>
@@ -663,17 +508,12 @@
     </w:p>
     <w:p>
       <w:r>
-        <w:t>After a whole genome duplication, one copy of a region is often lost from some descendant lineages, a process called fractionation. We simulate it with a retention rate, the probability that a duplicated branch is kept, at 0.75, 0.50 and 0.25 on top of the medium duplication and loss, medium ILS condition. Fractionation deletes copies, so a method that infers ploidy from the copy counts in the gene trees sees fewer copies, concludes that polyploids are diploid, and is expected to degrade as retention falls.</w:t>
+        <w:t>We simulate fractionation at retention rates of 0.75, 0.50 and 0.25 on top of the medium duplication and loss, medium ILS condition. Since it deletes copies, any method that reads ploidy from the copy counts in the gene trees comes to see a fractionated polyploid as a diploid.</w:t>
       </w:r>
     </w:p>
     <w:p>
       <w:r>
-        <w:t>PlaceNet's detection head reads more than copy counts, including branch-length asymmetry and gene tree clustering structure, which can survive after a copy is lost. We tested whether it still fires on the events that copy counting misses. On the medium fractionation condition, polyploids whose copies were deleted carry a mean detection probability of 0.55, and 59 percent of them exceed 0.5, against 0.09 and 6 percent for true diploids. Even at severe fractionation they sit at 0.30, roughly nine times the diploid level. The ploidy-informed decode cannot use this signal, because it fills each species only up to an inferred copy number that fractionation has reduced to one. The ploidy-free decode keeps every confident edge and can recover these events.</w:t>
-      </w:r>
-    </w:p>
-    <w:p>
-      <w:r>
-        <w:t>Figure 2 shows the three measures as retention falls from 1.00, the unfractionated condition, to 0.25, and Table 5, Table 6 and Table 7 in the appendix give the exact values. Every method is restricted to the networks all of them completed, 18 at mild and medium retention and 16 at severe.</w:t>
+        <w:t>Figure 2 shows the three measures as retention falls from 1.00, the unfractionated condition, to 0.25, and Table 5, Table 6 and Table 7 in the appendix give the exact values. Every method is restricted to the networks all of them completed, 18 at 0.75 and 0.50 retention and 16 at 0.25.</w:t>
       </w:r>
     </w:p>
     <w:p>
@@ -735,12 +575,177 @@
     </w:p>
     <w:p>
       <w:r>
-        <w:t>On the reticulation descendants measure the decode modes trade places as retention falls. At mild retention the copy number is still informative and the ploidy-informed mode is the most accurate method, 0.160 against Polyphest's 0.244. At medium retention the ploidy-free mode takes over at 0.506, the lowest of any method. At severe retention iterative GRAMPA recovers the most at 0.602, and the ploidy-free mode is second at 0.876, still ahead of Polyphest's 0.917. On the reticulation sister measure the ploidy-free mode is ahead of Polyphest at medium and severe retention.</w:t>
+        <w:t>On the reticulation descendants measure the decode modes trade places as retention falls. At 0.75 the copy number is still informative and the ploidy-informed mode is the most accurate method, 0.160 against Polyphest's 0.244. At 0.50 the ploidy-free mode takes over at 0.506, the lowest of any method. At 0.25 iterative GRAMPA recovers the most at 0.602, and the ploidy-free mode is second at 0.876, still ahead of Polyphest's 0.917. On the reticulation sister measure the ploidy-free mode is ahead of Polyphest at 0.50 and 0.25.</w:t>
       </w:r>
     </w:p>
     <w:p>
       <w:r>
-        <w:t>Giving iterative GRAMPA the ploidy prior helps only at mild fractionation. With the prior its reticulation descendants distance is 0.249, 0.672 and 0.923 as retention falls, against 0.492, 0.542 and 0.602 without it, because the prior is the same collapsed copy number that fractionation corrupts. On the mu-distance Polyphest is the most accurate method at every level. PlaceNet completes 20 of the 20 fractionated networks at mild and medium retention and 19 at severe retention, where one ASTRAL backbone could not be parsed, against 19, 19 and 18 for Polyphest.</w:t>
+        <w:t>Giving iterative GRAMPA the ploidy prior helps only at 0.75. With the prior its reticulation descendants distance is 0.249, 0.672 and 0.923 as retention falls, against 0.492, 0.542 and 0.602 without it, because the prior is the same collapsed copy number that fractionation corrupts. On the mu-distance Polyphest is the most accurate method at every level. PlaceNet completes 20 of the 20 fractionated networks at 0.75 and 0.50 retention and 19 at 0.25, where one ASTRAL backbone could not be parsed, against 19, 19 and 18 for Polyphest.</w:t>
+      </w:r>
+    </w:p>
+    <w:p>
+      <w:pPr>
+        <w:pStyle w:val="Heading1"/>
+      </w:pPr>
+      <w:r>
+        <w:t>Diagnostic: where the reconstruction error comes from</w:t>
+      </w:r>
+    </w:p>
+    <w:p>
+      <w:r>
+        <w:t>The two event measures report how often PlaceNet finds the right lineages and the right parents, but they cannot say where the error comes from, because they score only the reticulations. The mu-distance can, because it scores every node of the network. The property that makes it the least direct measure of event recovery is what makes it the right instrument here, so this section works in mu-distance throughout.</w:t>
+      </w:r>
+    </w:p>
+    <w:p>
+      <w:r>
+        <w:t>A reconstruction can lose mu-distance in three places. The build and fold can leave a residual even on a perfect input, the ASTRAL backbone can misplace lineages, and the predicted events can be wrong. We separate the three with an oracle. Feeding the true events, read from the simulation metadata, onto the true species tree leaves only the build residual, which we call the floor. Feeding the same events onto the ASTRAL backbone adds only the backbone error and gives the ceiling, the best any event predictor could reach on that backbone. Whatever the model loses beyond the ceiling is its own event error.</w:t>
+      </w:r>
+    </w:p>
+    <w:p>
+      <w:r>
+        <w:t>Table 1 gives the three points on the held-out validation split, pooled across the six training configurations.</w:t>
+      </w:r>
+    </w:p>
+    <w:p>
+      <w:pPr>
+        <w:pStyle w:val="Caption"/>
+        <w:keepNext/>
+      </w:pPr>
+      <w:r>
+        <w:t xml:space="preserve">Table </w:t>
+      </w:r>
+      <w:fldSimple w:instr=" SEQ Table \* ARABIC ">
+        <w:r>
+          <w:t>1</w:t>
+        </w:r>
+      </w:fldSimple>
+      <w:r>
+        <w:t>. Mu-distance of three reconstructions on the pooled validation split. The floor places the true events on the true backbone, the ceiling places them on the ASTRAL backbone, and the model places its predicted events on the ASTRAL backbone. Lower is better.</w:t>
+      </w:r>
+    </w:p>
+    <w:tbl>
+      <w:tblPr>
+        <w:tblStyle w:val="TableGrid"/>
+        <w:tblW w:type="auto" w:w="0"/>
+        <w:tblLook w:firstColumn="1" w:firstRow="1" w:lastColumn="0" w:lastRow="0" w:noHBand="0" w:noVBand="1" w:val="04A0"/>
+      </w:tblPr>
+      <w:tblGrid>
+        <w:gridCol w:w="4320"/>
+        <w:gridCol w:w="4320"/>
+      </w:tblGrid>
+      <w:tr>
+        <w:tc>
+          <w:tcPr>
+            <w:tcW w:type="dxa" w:w="4320"/>
+          </w:tcPr>
+          <w:p>
+            <w:r>
+              <w:rPr>
+                <w:b/>
+              </w:rPr>
+              <w:t>Setting</w:t>
+            </w:r>
+          </w:p>
+        </w:tc>
+        <w:tc>
+          <w:tcPr>
+            <w:tcW w:type="dxa" w:w="4320"/>
+          </w:tcPr>
+          <w:p>
+            <w:r>
+              <w:rPr>
+                <w:b/>
+              </w:rPr>
+              <w:t>mu-distance</w:t>
+            </w:r>
+          </w:p>
+        </w:tc>
+      </w:tr>
+      <w:tr>
+        <w:tc>
+          <w:tcPr>
+            <w:tcW w:type="dxa" w:w="4320"/>
+          </w:tcPr>
+          <w:p>
+            <w:r>
+              <w:t>Floor, true events on the true backbone</w:t>
+            </w:r>
+          </w:p>
+        </w:tc>
+        <w:tc>
+          <w:tcPr>
+            <w:tcW w:type="dxa" w:w="4320"/>
+          </w:tcPr>
+          <w:p>
+            <w:r>
+              <w:t>0.0474</w:t>
+            </w:r>
+          </w:p>
+        </w:tc>
+      </w:tr>
+      <w:tr>
+        <w:tc>
+          <w:tcPr>
+            <w:tcW w:type="dxa" w:w="4320"/>
+          </w:tcPr>
+          <w:p>
+            <w:r>
+              <w:t>Ceiling, true events on the ASTRAL backbone</w:t>
+            </w:r>
+          </w:p>
+        </w:tc>
+        <w:tc>
+          <w:tcPr>
+            <w:tcW w:type="dxa" w:w="4320"/>
+          </w:tcPr>
+          <w:p>
+            <w:r>
+              <w:t>0.1765</w:t>
+            </w:r>
+          </w:p>
+        </w:tc>
+      </w:tr>
+      <w:tr>
+        <w:tc>
+          <w:tcPr>
+            <w:tcW w:type="dxa" w:w="4320"/>
+          </w:tcPr>
+          <w:p>
+            <w:r>
+              <w:t>Model, predicted events on the ASTRAL backbone</w:t>
+            </w:r>
+          </w:p>
+        </w:tc>
+        <w:tc>
+          <w:tcPr>
+            <w:tcW w:type="dxa" w:w="4320"/>
+          </w:tcPr>
+          <w:p>
+            <w:r>
+              <w:t>0.2017</w:t>
+            </w:r>
+          </w:p>
+        </w:tc>
+      </w:tr>
+    </w:tbl>
+    <w:p>
+      <w:r>
+        <w:t>The model's mu-distance of 0.2017 splits into a build residual of 0.0474, a backbone contribution of 0.1291 and an event-prediction error of 0.0252. The backbone contributes about five times the error of event prediction, so the model already extracts nearly everything the ASTRAL backbone allows, and better detection or partner prediction could recover at most 0.025. The hyperparameter search agrees, since it raised the detection and partner proxies it was tuned on without moving the reconstruction measures much. The lever that remains is the species tree, for example a backbone rebuilt after phasing.</w:t>
+      </w:r>
+    </w:p>
+    <w:p>
+      <w:r>
+        <w:t>The build residual is small and concentrated. The floor has a median of zero, so more than half of the networks reconstruct exactly, and its mean of 0.047 comes from a minority with nested or overlapping reticulations, where one event lands inside a region another has already reshaped. On those networks the reticulate lineages still match, with a leaf distance of 0.076 against a sister distance of 0.116, so the residual sits in the sister structure. The floor does not depend on discordance, because the oracle on the true species tree never uses the gene trees.</w:t>
+      </w:r>
+    </w:p>
+    <w:p>
+      <w:r>
+        <w:t>These numbers describe error on networks drawn from the training simulator. The benchmark networks are published topologies rather than simulated ones, and PlaceNet's mu-distance there is higher, around 0.39 to 0.61, so this decomposition does not account for that gap.</w:t>
+      </w:r>
+    </w:p>
+    <w:p>
+      <w:r>
+        <w:t>A second question is what the detection head sees once fractionation has deleted the copies. We read the detection probability the model assigned to every lineage in the ground truth and separated the polyploids whose copies fractionation had deleted, which copy counting reads as diploid, from the true diploids. On those lost events the head fires at 0.55 on average and clears the decode's 0.5 threshold for 59 percent of them at 0.50 retention, against 0.09 and 6 percent on true diploids. At 0.25 retention it still averages 0.30. The two numbers only mean anything as a pair, since a detector keyed on copy number would score both groups alike. This is why the ploidy-free decode recovers events under fractionation that the ploidy-informed decode cannot use at all, since that mode fills each species only up to a copy number fractionation has reduced to one.</w:t>
       </w:r>
     </w:p>
     <w:p>
@@ -763,7 +768,7 @@
     </w:p>
     <w:p>
       <w:r>
-        <w:t>Partner prediction draws on many features. The pairwise co-clustering mean leads with an accuracy drop of 0.40. Clade size, depth and mean copy number follow at 0.31 to 0.36, the pairwise co-clustering maximum is at 0.27, and the copy-number distribution, the node co-clustering maximum, concordance and copy-pair divergence each contribute 0.17 to 0.25. Cluster support adds 0.17 through its summed channel. Depth stands out, since it does nothing for detection but is among the strongest inputs to partner prediction.</w:t>
+        <w:t>Partner prediction draws on many features. The pairwise co-clustering mean leads with an accuracy drop of 0.40. Clade size, depth and mean copy number follow at 0.31 to 0.36, the pairwise co-clustering maximum is at 0.27, and the copy-number distribution, the node co-clustering maximum, concordance and copy-pair divergence each contribute 0.17 to 0.25. Cluster support adds 0.17 through its total rather than its peak. Depth stands out, since it does nothing for detection but is among the strongest inputs to partner prediction.</w:t>
       </w:r>
     </w:p>
     <w:p>
@@ -796,7 +801,7 @@
     </w:p>
     <w:p>
       <w:r>
-        <w:t>Smaller limitations remain. The clade-level target repair covers only clades that ASTRAL keeps monophyletic. Cluster support carries no signal when the duplicated clade is a single species, because nothing can be excluded there, and it fades once the clade holds about five species, because the ten-leaf group can no longer reach past the clade. The threshold of the ploidy-free decode is a fixed default, because the corrupted regime it targets does not match the clean distribution the model was trained on.</w:t>
+        <w:t>Smaller limitations remain. Cluster support carries no signal when the duplicated clade is a single species, because nothing can be excluded there, and it fades once the clade holds about five species, because the ten-leaf group can no longer reach past the clade. The threshold of the ploidy-free decode is a fixed default, because the corrupted regime it targets does not match the clean distribution the model was trained on.</w:t>
       </w:r>
     </w:p>
     <w:p>

--- a/ml_method/docs/gene2net_method_chapter.docx
+++ b/ml_method/docs/gene2net_method_chapter.docx
@@ -20,22 +20,17 @@
     </w:p>
     <w:p>
       <w:r>
-        <w:t>Up to this point we benchmarked the existing methods for polyploid phylogenetic network inference. Building on that comparison, this chapter develops and evaluates a new method of our own, which we call PlaceNet.</w:t>
+        <w:t>The preceding chapter benchmarked the available methods for polyploid network reconstruction and exposed two practical limitations. The first is runtime. The existing methods search a space of candidate networks, so their cost grows with the number of candidate polyploid clades rather than with the size of the input, and on the larger simulated networks Polyphest, the most accurate of them, reached the five-day limit or exhausted memory instead of returning a result. The second is the reliance on gene copy number. Polyphest and AlloppNET require the ploidy level of every taxon as input, and where it is unknown it must be inferred from the number of gene copies observed per taxon. Copy number is a reliable proxy on clean data, but fractionation, the gradual loss of one duplicate after a polyploidization event, erodes it, and published polyploid complexes are extensively fractionated. A method whose reconstruction does not rest on per-taxon copy number should therefore be more robust on empirical data.</w:t>
       </w:r>
     </w:p>
     <w:p>
       <w:r>
-        <w:t>The benchmark exposed two practical limitations that a new method could try to address. The first is runtime. Polyphest for example solves an expensive integer linear program and can run for days on a single network, and on the hardest networks it does not finish at all, reaching a time limit or exhausting memory. The second concerns the copy number in the gene trees. Some methods lean on a supplied per species copy number and build their reconstruction around it. Copy number is a reliable signal on clean data, but it is degraded by fractionation, the gradual loss of one duplicate copy after a WGD, and real polyploids fractionate extensively. A method whose reconstruction does not depend on the copy number could therefore be more robust in the regime that real data occupies.</w:t>
+        <w:t>To address both limitations we developed PlaceNet, a graph neural network that reconstructs a polyploid network by detecting polyploidization events on a single-copy species tree and then placing them. PlaceNet infers a diploid backbone with ASTRAL-4, represents that backbone as a graph whose nodes are the species tree nodes and whose edges are its branches, and annotates the graph with features summarizing the gene trees. Two prediction heads then read every branch of the backbone, one deciding whether a polyploidization event occurred on it and the other naming the branch that contributed the second subgenome. The accepted events are grafted onto the backbone, yielding a MUL-tree, which is the output of the method. Inference is a single forward pass over one graph, so its cost follows the size of the input rather than the number of events, and the features driving detection measure duplication shared across a clade rather than counting copies per taxon.</w:t>
       </w:r>
     </w:p>
     <w:p>
       <w:r>
-        <w:t>PlaceNet is a graph neural network (GNN) that follows a detect-then-place strategy. It builds a single-copy species tree backbone with ASTRAL-4, reads that backbone together with features summarizing the gene trees, and predicts on every backbone edge whether a WGD occurred there and, if so, which lineage is the second parent. The predicted events are grafted onto the backbone to produce a MUL tree, which is the output of the method.</w:t>
-      </w:r>
-    </w:p>
-    <w:p>
-      <w:r>
-        <w:t>PlaceNet identifies the polyploid clades more accurately than Polyphest, the most accurate of the existing methods, wherever gene tree discordance is high or fractionation has degraded the copy number. On the cleanest simulated conditions Polyphest identifies them better. At 50 percent retention PlaceNet is the most accurate method on both event measures, recovering the polyploid clades and their parental lineages better than anything else. It runs in seconds for every input. It completes every network in the discordance benchmark, whereas the completion rate of the other methods varies. It can be run in a mode that does not use the copy count at all, and with the copy count as a prior when the user is confident of the input ploidy levels. The section presents the method, its comparison on the same benchmark used in the previous sections, a diagnostic that locates the method's error in the species tree backbone rather than in its event prediction, and its behavior under fractionation.</w:t>
+        <w:t>Because the ploidy levels are sometimes known and sometimes not, PlaceNet decodes its predictions in either of two modes, one taking a ploidy list as an upper bound on the events touching each taxon and one using no ploidy information at all. The two modes read the same trained model and are selected at inference, which also fixes the fair baseline for each, Polyphest for the ploidy-informed mode and GRAMPAIter for the ploidy-free mode. PlaceNet is useful as it stands but remains under active development, and the directions identified below are set out in the discussion.</w:t>
       </w:r>
     </w:p>
     <w:p>
@@ -43,12 +38,12 @@
         <w:pStyle w:val="Heading1"/>
       </w:pPr>
       <w:r>
-        <w:t>Method: a graph neural network for detect-then-place polyploid reconstruction</w:t>
+        <w:t>PlaceNet</w:t>
       </w:r>
     </w:p>
     <w:p>
       <w:r>
-        <w:t>This section describes PlaceNet in detail, its input representation, its architecture, and its training. The output of PlaceNet is a MUL tree. Comparing that output to a phylogenetic network, whether for scoring against the true network or for reporting, uses the same MUL-tree folding based on the Holm algorithm that the evaluation applies to every method, so the folding is a property of the comparison and not part of PlaceNet.</w:t>
+        <w:t>PlaceNet reconstructs a polyploid network in two stages. A single-copy species tree is first inferred from the gene trees with ASTRAL-4 and taken as a fixed backbone. A graph neural network then reads that backbone together with features summarizing the gene trees and predicts, for every branch, whether a polyploidization event occurred on it and, for the branches it accepts, which branch contributed the second subgenome. The accepted events are grafted onto the backbone, yielding a MUL-tree, which is the output of the method. Bringing that MUL-tree to a network, whether for scoring or for reporting, uses the same HOLM folding applied to every other method, so folding is part of the comparison rather than part of PlaceNet.</w:t>
       </w:r>
     </w:p>
     <w:p>
@@ -56,12 +51,17 @@
         <w:pStyle w:val="Heading2"/>
       </w:pPr>
       <w:r>
-        <w:t>Input representation</w:t>
+        <w:t>Input Representation</w:t>
       </w:r>
     </w:p>
     <w:p>
       <w:r>
-        <w:t>The species tree is represented as a graph whose nodes are the species tree nodes and whose edges are the tree branches. Every leaf node carries a feature vector of 13 dimensions. Internal nodes carry no observed features and are filled deterministically before the network runs, as described below. Every branch carries a feature vector of 9 dimensions. A small number of pairwise features, described with the placement head, are attached to ordered pairs of branches.</w:t>
+        <w:t>The backbone is represented as a graph whose nodes are the nodes of the species tree and whose edges are its branches. Each leaf carries a vector of 13 features, each branch a vector of 9 features, and each ordered pair of branches a vector of 4 features used only by the placement head. Internal nodes carry no observed features and are filled deterministically before inference, as described below. All features were computed from the gene trees and the inferred backbone alone, with no reference to ploidy levels, chromosome counts or any other external information.</w:t>
+      </w:r>
+    </w:p>
+    <w:p>
+      <w:r>
+        <w:t>Two terms recur throughout. A gene copy is a leaf of a gene tree, labeled by the taxon it belongs to, so a taxon retaining two subgenomes contributes up to two copies per gene tree. The clade of a branch is the set of taxa descended from that branch in the backbone, and because each branch is identified with its clade, predicting on branches and predicting on clades are the same operation.</w:t>
       </w:r>
     </w:p>
     <w:p>
@@ -69,17 +69,17 @@
         <w:pStyle w:val="Heading3"/>
       </w:pPr>
       <w:r>
-        <w:t>Node features</w:t>
+        <w:t>Node Features</w:t>
       </w:r>
     </w:p>
     <w:p>
       <w:r>
-        <w:t>The 13 node features are computed per species from the gene trees. Eight of them summarize copy number. For each species we count, in each gene tree, how many leaves carry that species label, and we summarize the resulting distribution by its mean, variance, mode, maximum, and the fraction of gene trees in which the species is absent, present once, present twice, or present three or more times. A species that underwent a whole genome duplication tends to appear as two copies, so these features carry the primary duplication signal.</w:t>
+        <w:t>Eight of the 13 node features summarize copy number. For each taxon we counted its copies in every gene tree, including the gene trees from which it is absent, which contribute a count of zero, and summarized the resulting distribution by its mean, variance, mode and maximum and by the fraction of gene trees in which the taxon was represented by zero, one, two, or three or more copies. A taxon retaining both subgenomes of a polyploidization event is represented by two copies in most gene trees, so these features carry the primary duplication signal.</w:t>
       </w:r>
     </w:p>
     <w:p>
       <w:r>
-        <w:t>The remaining five node features summarize co-clustering. For a target species and every other species we measure the fraction of gene trees in which a copy of the target is a direct sister of that other species, meaning the two branches meet with no other lineage in between. This yields one value per other species. Because the number of species varies, we reduce this vector to a fixed summary of five statistics, namely its mean, standard deviation, maximum, minimum, and median. This summary describes how concentrated a species co-clusters, not with whom, so it behaves as a status descriptor that separates a clean single-ancestry lineage from one with divided ancestry.</w:t>
+        <w:t>The remaining five features summarize co-clustering. For a pair of taxa, the co-clustering fraction is the fraction of all gene trees in which the two appear as sibling leaves, meaning that a copy of each descends directly from a common parent node. The sibling must itself be a leaf, so a copy whose sister is an internal node contributes nothing even when every taxon in that subtree is the second taxon of the pair. Each gene tree contributes at most one to a pair however many copies satisfy the condition, and the denominator is the complete set of gene trees rather than only those containing both taxa. For a given taxon this yields one fraction per other taxon. Because the number of taxa differs among datasets, we reduced that vector to five statistics independent of its length, its mean, standard deviation, maximum, minimum and median. These describe how concentrated the co-clustering of a taxon is and not which taxa it clusters with. The identity of a partner lineage is instead supplied by the pairwise features described below.</w:t>
       </w:r>
     </w:p>
     <w:p>
@@ -87,17 +87,60 @@
         <w:pStyle w:val="Heading3"/>
       </w:pPr>
       <w:r>
-        <w:t>Edge features</w:t>
+        <w:t>Branch Features</w:t>
       </w:r>
     </w:p>
     <w:p>
       <w:r>
-        <w:t>The nine edge features are computed per backbone edge, where each edge corresponds to the clade of species below it. Four of them are structural. Each edge splits the species into the clade below it and everything else, and concordance is the fraction of gene trees that show that same split. A gene tree holding species from only one side cannot show it either way, so it is left out of the fraction. The branch length is the length of the edge in the ASTRAL species tree. The clade size is the number of species below the edge, and the depth is the number of edges from the root down to it. The clade size and depth give the model context for where in the tree an edge sits.</w:t>
+        <w:t>Four of the 9 branch features are structural. The concordance of a branch is the fraction of informative gene trees that recover the split the branch induces on the taxa. Gene copies are collapsed to taxon labels, a gene tree recovers the split when some branch of the gene tree separates exactly the taxa of the clade restricted to the taxa present in that gene tree, with either side of the gene tree branch counting, and a gene tree holding taxa from only one side of the split is uninformative and was excluded from the fraction. Restricting the split to the taxa present means that gene loss relaxes the requirement rather than failing it, whereas a clade recovered only in part never counts. The branch length is the length of the branch in the ASTRAL tree. The clade size is the number of taxa in the clade and the depth is the number of branches between the root and the branch, the two together locating the branch within the tree.</w:t>
       </w:r>
     </w:p>
     <w:p>
       <w:r>
-        <w:t>The other five edge features capture the signal of a whole genome duplication on the edge. Like the other features they feed both prediction heads through the shared trunk, but these are the ones that measure the duplication itself. Because a whole genome duplication copies an entire clade at once, its trace in the gene trees is that the species below the edge are duplicated together and to a common age. Duplication synchrony measures whether the clade species tend to be duplicated in the same gene trees, which a single shared event produces and scattered duplications do not. The clade-duplicated fraction is the mean, per gene tree, of the fraction of the clade species present in that tree that are duplicated, which measures how pervasive the duplication is. The mirrored-sister fraction is the fraction of gene trees in which part of the clade appears as two identical sister subtrees, the signature of an autopolyploidy. The copy-pair divergence is the mean distance between a species' two closest copies, taken over the duplicated clade species and gene trees and normalized by the tree scale. It is a tree-based analogue of the synonymous-site divergence, or Ks, used to date duplications, so it estimates the typical age of the copies. The copy-pair divergence coefficient of variation measures how consistent those ages are, low for a single shared event and high for independent gene duplications.</w:t>
+        <w:t>The remaining five branch features target the signature of a polyploidization event on the branch. Because such an event duplicates an entire clade at once, its trace in the gene trees is that the taxa of the clade are duplicated together and that their duplicate copies diverged at a common time. Copy number alone cannot localize the event, because a taxon duplicated by an event is duplicated on every branch ancestral to it as well, and these five features are what separate a branch carrying an event from its ancestors.</w:t>
+      </w:r>
+    </w:p>
+    <w:p>
+      <w:r>
+        <w:t>The clade-duplicated fraction is the mean, over the gene trees holding at least one taxon of the clade, of the fraction of the clade taxa present in the gene tree that are represented by two or more copies. Only the number of copies of a taxon enters, so a taxon whose two copies lie in unrelated parts of the gene tree counts as duplicated in exactly the same way as one whose copies are siblings. Because the denominator is the clade's own taxa, the fraction falls on the ancestors of a duplicated clade, which also hold taxa the event did not duplicate, and this contrast is what localizes an event upward along the tree.</w:t>
+      </w:r>
+    </w:p>
+    <w:p>
+      <w:r>
+        <w:t>Duplication synchrony is the mean Pearson correlation, over pairs of clade taxa, of the indicator that a taxon is represented by two or more copies in a gene tree. The indicator was recorded for every taxon of the clade in every gene tree holding at least one of them, with absent taxa recorded as not duplicated, and pairs involving a taxon duplicated in all or in none of those gene trees were omitted as uninformative. A single event duplicates the whole clade in the same gene trees and drives the correlation up, whereas gene duplications striking taxa independently leave it near zero.</w:t>
+      </w:r>
+    </w:p>
+    <w:p>
+      <w:r>
+        <w:t>The mirrored-sister fraction is the fraction of all gene trees holding a node whose two child subtrees carry the same set of taxa, with that set contained in the clade. Only the taxon sets are compared and not the topologies of the two subtrees, and a single mirrored taxon, two sibling leaves carrying the same label, satisfies the condition in the same way as a mirrored subtree of several taxa. This is the signature of an autopolyploidization, in which the duplicated clade is grafted beside itself.</w:t>
+      </w:r>
+    </w:p>
+    <w:p>
+      <w:r>
+        <w:t>The copy-pair divergence is the mean distance between the two closest copies of a taxon, taken over every combination of a clade taxon and a gene tree in which that taxon has at least two copies and normalized by the mean root-to-leaf distance of the gene tree. The closest pair is used because, where copies derived from an event coexist with copies from later gene duplications, the most recent split is the best single proxy for the event. The measure is a tree-based analogue of the synonymous-site divergence, or Ks, used to date duplications, so it estimates the age of the duplicate copies. Its coefficient of variation over the same set is the fifth feature, low when the copies of a clade diverged at a common time and high when they arose from independent gene duplications.</w:t>
+      </w:r>
+    </w:p>
+    <w:p>
+      <w:pPr>
+        <w:pStyle w:val="Heading3"/>
+      </w:pPr>
+      <w:r>
+        <w:t>Pairwise Placement Features</w:t>
+      </w:r>
+    </w:p>
+    <w:p>
+      <w:r>
+        <w:t>For a clade the detection head has accepted, the placement head scores every branch as the candidate source of the second subgenome, the branch itself included. No feature of either branch alone can answer this, because whether a candidate is correct depends on the relation between the two clades. Both pairwise signals rest on the same fact. An allopolyploidization leaves a copy of the duplicated clade beside each of the two lineages that contributed to it, so in the gene trees the copies of the clade recur beside the taxa of the true partner.</w:t>
+      </w:r>
+    </w:p>
+    <w:p>
+      <w:r>
+        <w:t>The first signal reuses the co-clustering fractions of the node features, summarized over a pair of clades instead of per taxon. Over all pairs of taxa with one taxon drawn from each clade we took the mean and the maximum of their co-clustering fractions. The mean asks whether the two clades sit together in general and the maximum whether some one pair of taxa sits together very often. Both are needed because the signal is uneven. The duplicated copy is grafted at a single position inside the candidate clade rather than beside all of it, and discordance and fractionation leave only some cross pairs recovering the sibling relation at all, so averaging over every cross pair dilutes what the maximum retains.</w:t>
+      </w:r>
+    </w:p>
+    <w:p>
+      <w:r>
+        <w:t>The second signal is cluster support, which relaxes the requirement that a copy be the sibling of a single taxon. A copy frequently lands beside a group of taxa from the candidate clade, in which case it is the sibling of the group and of no single taxon, so no pair forms and the gene tree contributes nothing to the first signal. Cluster support instead measures how much of the immediate neighborhood of a copy comes from the candidate clade. The neighborhood of a copy is the largest clade holding it whose leaf count does not exceed ten, with the copy itself excluded, and the cap is needed because the neighborhood must extend beyond the duplicated clade before anything outside it becomes visible. For each clade under consideration we retained only the copies of its taxa whose neighborhood is less than half composed of taxa of that same clade, since a copy buried among its own clade carries no information about where its duplicate went, and for each retained copy we recorded the fraction of its neighborhood belonging to the candidate clade. The two features are the sum of those fractions over all retained copies in all gene trees divided by the number of gene trees, which is a rate and is therefore not bounded by one, and the largest single fraction among them.</w:t>
       </w:r>
     </w:p>
     <w:p>
@@ -105,65 +148,32 @@
         <w:pStyle w:val="Heading2"/>
       </w:pPr>
       <w:r>
-        <w:t>Model architecture</w:t>
+        <w:t>Model Architecture</w:t>
       </w:r>
     </w:p>
     <w:p>
       <w:r>
-        <w:t>The network has about 1.5 million parameters and proceeds in five stages. Its width, depth, and the other hyperparameters below are the values selected by the hyperparameter search described in the training section.</w:t>
+        <w:t>The network holds approximately 1.5 million parameters and proceeds in five stages. Its width, depth and remaining hyperparameters are the values selected by the search described below.</w:t>
       </w:r>
     </w:p>
     <w:p>
       <w:r>
-        <w:t>First, the leaf feature vectors are propagated to the internal nodes. Each internal node receives the mean of the feature vectors of the leaves below it. This step has no learnable parameters and is computed once per sample, so it is a fixed preprocessing operation rather than a learned aggregation.</w:t>
+        <w:t>The leaf feature vectors are first propagated to the internal nodes, each internal node receiving the mean of the feature vectors of the leaves beneath it. This step has no learnable parameters and is computed once per sample, so it is a fixed preprocessing operation rather than a learned aggregation. The node features are then projected to a hidden dimension of 256 by a two-layer perceptron.</w:t>
       </w:r>
     </w:p>
     <w:p>
       <w:r>
-        <w:t>Second, the node features are projected to a hidden dimension of 256 by a two-layer MLP.</w:t>
+        <w:t>Four graph attention layers next refine the node representations, each with four attention heads, a dropout of 0.1, a residual connection and layer normalization. Each layer passes messages across one branch, so four layers reach four branches out. Context beyond that range comes from the propagation step, in which every internal node already holds the mean of the leaves beneath it, so each node carries a summary of its whole subtree before any attention is applied.</w:t>
       </w:r>
     </w:p>
     <w:p>
       <w:r>
-        <w:t>Third, four graph attention layers refine the node representations. Each layer uses four attention heads, a dropout of 0.1, a residual connection, and layer normalization. Each layer passes messages one branch, so four layers reach four branches out. Context beyond that comes from the first step, where every internal node already holds the mean of the leaves below it, so a node carries a summary of its subtree before any attention is applied. Because the edge embeddings built in the next stage are formed from their two endpoint nodes, the per-edge predictions inherit that context indirectly, through the nodes, rather than resting on the local edge features alone.</w:t>
+        <w:t>Each branch is then given an embedding, produced by a two-layer perceptron applied to the concatenation of the representation of its parent node, the representation of its child node, and its 9 branch features. Because a branch embedding is formed from its two endpoint nodes, the per-branch predictions inherit the context accumulated in those nodes rather than resting on the branch features alone.</w:t>
       </w:r>
     </w:p>
     <w:p>
       <w:r>
-        <w:t>Fourth, each branch is given an embedding. For a branch with parent node representation and child node representation, the embedding is produced by a two-layer MLP applied to the concatenation of the parent representation, the child representation, and the 9 edge features of that branch.</w:t>
-      </w:r>
-    </w:p>
-    <w:p>
-      <w:r>
-        <w:t>Fifth, two prediction heads read the branch embeddings. The detection head is a two-layer MLP that maps each branch embedding to a binary decision, whether a whole genome duplication occurred on that branch. The placement head scores, for each detected branch, every branch as a candidate second parent. For a source branch i and a candidate branch j, the score is produced by a two-layer MLP applied to the concatenation of the embedding of i, the embedding of j, and the pairwise features of the ordered pair i and j. Applying a softmax over the candidates gives a distribution over parents. When the highest scoring candidate is the source branch itself the event is an autopolyploidy, and otherwise it is an allopolyploidy whose second parent is the chosen branch.</w:t>
-      </w:r>
-    </w:p>
-    <w:p>
-      <w:pPr>
-        <w:pStyle w:val="Heading3"/>
-      </w:pPr>
-      <w:r>
-        <w:t>Pairwise placement features</w:t>
-      </w:r>
-    </w:p>
-    <w:p>
-      <w:r>
-        <w:t>For a clade the detection head has flagged as duplicated, the placement head scores every other edge as the candidate second lineage, itself included. No feature of either edge on its own can answer this. Whether a candidate is right depends on how the duplicated clade relates to it, so the head needs a signal computed on the pair. Two signals are used, and both rest on the same fact. An allopolyploidization leaves a copy of the duplicated clade beside each of the two lineages that contributed to it, so in the gene trees species of the clade keep appearing next to species of the true partner.</w:t>
-      </w:r>
-    </w:p>
-    <w:p>
-      <w:r>
-        <w:t>The first signal is the co-clustering of the node features, summarized over a pair of clades rather than per species. We take every species pair with one species from each clade and reduce those fractions to their mean and to their maximum. The mean asks whether the two clades sit together in general. The maximum asks whether some species pairs sit together very often. Both are needed because the signal is uneven. The copy grafts at one position inside the candidate clade rather than beside all of it, and fractionation and discordance leave only some species pairs recovering the sister relationship at all, so averaging over every cross pair dilutes what the maximum keeps.</w:t>
-      </w:r>
-    </w:p>
-    <w:p>
-      <w:r>
-        <w:t>The second signal is cluster support. Co-clustering is a measure on pairs of species, so it rises only when a copy and a species of the candidate clade are sisters. A copy often lands beside a whole group from that clade instead. It is then the sister of the group rather than of any single species, so no pair forms and that gene tree adds nothing. Cluster support asks a looser question. It looks at the small group of leaves around a copy and measures how much of that group comes from the candidate clade.</w:t>
-      </w:r>
-    </w:p>
-    <w:p>
-      <w:r>
-        <w:t>The group around a copy is the largest clade holding it that has no more than ten leaves. The cap matters because the group has to reach past the duplicated clade before anything outside it becomes visible, which it does for small clades and not for large ones. We keep a copy only when fewer than half the leaves in its group belong to the duplicated clade. A copy buried among its own clade shows nothing about where the duplicate went. For each copy we keep we record the fraction of its group that belongs to the candidate clade. The two features are those fractions added over all kept copies and divided by the number of gene trees, and the largest single fraction among them.</w:t>
+        <w:t>Two prediction heads finally read the branch embeddings. The detection head is a two-layer perceptron mapping each branch embedding to the probability that a polyploidization event occurred on that branch. The placement head scores, for an accepted branch i, every branch j of the tree as the candidate source of the second subgenome, by applying a two-layer perceptron to the concatenation of the embedding of i, the embedding of j, and the 4 pairwise features of the ordered pair. A softmax over the candidates gives a distribution over parents. When the highest scoring candidate is branch i itself the event is an autopolyploidization, and otherwise it is an allopolyploidization whose second subgenome derives from the chosen branch.</w:t>
       </w:r>
     </w:p>
     <w:p>
@@ -171,27 +181,27 @@
         <w:pStyle w:val="Heading2"/>
       </w:pPr>
       <w:r>
-        <w:t>Training objective</w:t>
+        <w:t>Training</w:t>
       </w:r>
     </w:p>
     <w:p>
       <w:r>
-        <w:t>Detection and placement are trained jointly on synthetic species networks with known events. The total loss is a weighted sum of a detection loss and a placement loss, and a single backward pass sends gradients from both terms into the shared trunk of the network, so the refined representations serve both tasks at once.</w:t>
+        <w:t>Detection and placement were trained jointly. The total loss is a weighted sum of a detection and a placement loss, and a single backward pass carries gradients from both terms into the shared layers, so one set of node and branch representations serves both tasks.</w:t>
       </w:r>
     </w:p>
     <w:p>
       <w:r>
-        <w:t>Detection uses a focal loss with class weighting, because whole genome duplication branches are rare relative to non-event branches. The focal term downweights easy branches by a factor that grows with the model confidence, so the effective difficulty of each branch is derived from the prediction rather than being labeled in advance.</w:t>
+        <w:t>Detection used a focal loss with class weighting, because the branches carrying an event are rare relative to the rest. The focal term downweights each branch by a factor growing with the confidence of its own prediction, so the difficulty of a branch is derived from the prediction rather than labeled in advance, and the class weight raises the cost of missing an event relative to the cost of a false positive.</w:t>
       </w:r>
     </w:p>
     <w:p>
       <w:r>
-        <w:t>Placement is trained one duplicated branch at a time. For a branch that carries a true event we score every branch in the tree as a candidate, including the branch itself, and a softmax turns those scores into a distribution over the candidates. The loss for that branch is the cross-entropy, the negative log of the probability the model gave the correct candidate. That correct candidate is the branch itself for an autopolyploidy and the second parent branch for an allopolyploidy. A network with n events gives n such losses and we average them. Branches with no event are left out, because there is no correct candidate for them.</w:t>
+        <w:t>Placement was trained one branch at a time. For a branch carrying a true event we scored every branch of the tree as a candidate, the branch itself included, and a softmax over those scores gave a distribution over candidates. The loss for that branch is the negative log of the probability assigned to the correct candidate, which is the branch itself for an autopolyploidization and the branch of the second parental lineage for an allopolyploidization. A network with n events contributes n such losses, which were averaged. Branches carrying no event were excluded, having no correct candidate.</w:t>
       </w:r>
     </w:p>
     <w:p>
       <w:r>
-        <w:t>Optimization uses Adam with a learning rate of 0.0005 and weight decay of 0.00001. Each species tree is one graph, and gradients are accumulated over eight graphs before each optimizer step. Six settings were tuned with Optuna on the validation split, the convolution type, the hidden dimension, the number of layers, the dropout, the learning rate, and the weight decay. The search ran in two rounds. The first converged on the edge of its range, at a hidden dimension of 256 and a depth of four, so the second widened the range to 512 and to a depth of five and confirmed that nothing larger was better. Everything else was held fixed, among it the batch size, the loss weights, and the constants of the features.</w:t>
+        <w:t>Optimization used Adam with a learning rate of 0.0005 and a weight decay of 0.00001. Each species tree is one graph, and gradients were accumulated over eight graphs before each optimizer step. Six settings were tuned with Optuna on the validation split, the convolution type, the hidden dimension, the number of layers, the dropout, the learning rate and the weight decay, in two rounds. The first round converged on the edge of its range, at a hidden dimension of 256 and a depth of four, so the second widened the range to a hidden dimension of 512 and a depth of five and confirmed that nothing larger performed better. The remaining settings were held fixed, among them the batch size, the loss weights and the constants of the features.</w:t>
       </w:r>
     </w:p>
     <w:p>
@@ -199,7 +209,17 @@
         <w:pStyle w:val="Heading1"/>
       </w:pPr>
       <w:r>
-        <w:t>From predictions to a network: the decode</w:t>
+        <w:t>The Decode</w:t>
+      </w:r>
+    </w:p>
+    <w:p>
+      <w:r>
+        <w:t>The two prediction heads return per-branch quantities, a detection probability for every branch of the backbone and, for every branch, a distribution over the branches that could have contributed the second subgenome. A reconstruction is a single global object. The decode is the step turning those per-branch quantities into one MUL-tree, and its only substantive decision is which branches become events, since the partner of an accepted branch is read off as the highest scoring candidate.</w:t>
+      </w:r>
+    </w:p>
+    <w:p>
+      <w:r>
+        <w:t>PlaceNet decodes in either of two modes, differing only in how far they trust the gene copy number. Both read the same trained model, so no separate training is required and the mode is selected at inference.</w:t>
       </w:r>
     </w:p>
     <w:p>
@@ -207,17 +227,22 @@
         <w:pStyle w:val="Heading2"/>
       </w:pPr>
       <w:r>
-        <w:t>The decode problem</w:t>
+        <w:t>Ploidy-Informed Decode</w:t>
       </w:r>
     </w:p>
     <w:p>
       <w:r>
-        <w:t>The model produces two quantities on every edge of the ASTRAL species tree. The first is a detection probability, the model's confidence that a whole genome duplication occurred on that edge. The second is a partner distribution, which for a confirmed event names the edge the duplicated lineage merged with. These are per-edge predictions. A reconstructed network is a global object. The decode is the step that turns the per-edge predictions into one multi-labeled tree, and its only real decision is which edges become events.</w:t>
+        <w:t>The ploidy-informed mode takes a ploidy list, one entry per taxon giving the number of subgenomes that taxon carries, so an entry of two marks a tetraploid. Each entry is read as an upper bound on the number of events that may touch the taxon. The decode sorts the branches by detection probability and accepts each in turn, refusing any event that would push a taxon past its entry, and no probability threshold is applied. A taxon therefore ends with at most as many copies as its entry, and with fewer only when every remaining branch that would raise it would push some other taxon past its own entry. This is the natural mode where the list is trustworthy and the fair comparison against Polyphest, since supplying both methods with the same list isolates the difference to the placement of the events.</w:t>
       </w:r>
     </w:p>
     <w:p>
       <w:r>
-        <w:t>The ploidy level of a species is not always known. It can come from chromosome counts or from an earlier study, and for many datasets there is nothing reliable to go on. The decode therefore works either way. One mode uses prior ploidy information when the user has it, and the other uses none.</w:t>
+        <w:t>Where no external list is available it can be inferred from the gene trees, which is the route taken for the simulated benchmark, since the simulated datasets carry no external list. For each taxon we counted its copies in every gene tree, including the gene trees from which it is absent, which contribute a count of zero, yielding a distribution of per-tree copy numbers. Gene duplication and loss make that distribution noisy, so neither its maximum nor its mean reflects the number of subgenomes. We therefore smoothed it with a triangular kernel and took its peak, by the same procedure applied to the empirical datasets in the preceding chapter. A taxon observed with a single copy in almost every gene tree is inferred diploid and one observed with two copies in the bulk of gene trees is inferred to carry two, irrespective of a few outlying gene trees.</w:t>
+      </w:r>
+    </w:p>
+    <w:p>
+      <w:r>
+        <w:t>The greedy fill is not the only way to respect the list. An exact decode would select, among all sets of events meeting every entry exactly, the set of highest total detection probability, which is a constrained optimization over the predictions rather than a sorted sweep. We report the greedy fill and return to the exact objective in the future work.</w:t>
       </w:r>
     </w:p>
     <w:p>
@@ -225,22 +250,17 @@
         <w:pStyle w:val="Heading2"/>
       </w:pPr>
       <w:r>
-        <w:t>Two decode modes</w:t>
+        <w:t>Ploidy-Free Decode</w:t>
       </w:r>
     </w:p>
     <w:p>
       <w:r>
-        <w:t>The first mode is ploidy-informed. It takes a ploidy list, one entry per species giving how many subgenomes that species carries, so an entry of two marks a tetraploid with two subgenomes. Where the list comes from is up to the user. The decode reads each entry as an upper bound on the events that may touch that species, and fills the species up to it. This is the natural mode when the list is trustworthy, and it is the fair comparison to Polyphest, because giving both methods the same list isolates the difference to placement.</w:t>
+        <w:t>The ploidy-free mode requires no list and estimates nothing in its place. A branch becomes an event if and only if its detection probability reaches a threshold, with no bound imposed anywhere in the decode, which makes the mode independent of copy number. It is the natural mode where no trustworthy list exists and the fair comparison against GRAMPAIter, which likewise searches for events without a ploidy input. It is also the mode that survives fractionation, the regime in which copy number is not merely unknown but systematically wrong.</w:t>
       </w:r>
     </w:p>
     <w:p>
       <w:r>
-        <w:t>The second mode is ploidy-free. It needs no list and estimates nothing in its place. An edge becomes an event if and only if its detection probability is at least a threshold, with no bound anywhere in the decode. This makes the mode genuinely free of ploidy. It is the natural mode when no trustworthy list exists, and it is the fair comparison to iterative GRAMPA, which likewise searches for reticulations without a ploidy input. It is also the mode that survives fractionation, the regime in which the copy number is not merely unknown but actively wrong, and it is analyzed in the fractionation section.</w:t>
-      </w:r>
-    </w:p>
-    <w:p>
-      <w:r>
-        <w:t>The two modes need no separate training. They are two ways of reading the same detection and partner heads, so a single trained model serves both, and the choice is made at inference time.</w:t>
+        <w:t>The threshold is the single parameter of this mode. We fixed it at 0.5, the natural decision boundary of the classifier, and exposed it as a configurable option. A fixed default was used because the regime the mode targets, corrupted copy number, is not the regime on which the model was trained and selected, so a threshold tuned on the clean training distribution would not transfer to it. Calibrating the threshold on data matching the intended corruption is left as future work.</w:t>
       </w:r>
     </w:p>
     <w:p>
@@ -248,12 +268,30 @@
         <w:pStyle w:val="Heading2"/>
       </w:pPr>
       <w:r>
-        <w:t>Filling to the ploidy list</w:t>
+        <w:t>Building the MUL-tree</w:t>
       </w:r>
     </w:p>
     <w:p>
       <w:r>
-        <w:t>In ploidy-informed mode the list bounds the events but does not dictate them. The decode adds events in order of detection confidence and refuses any event that would push a species past its entry. The result is that each species ends with at most that many copies. It ends with fewer only when no remaining edge fits, because every edge that would raise this species would push some other species past its own entry. An exact version, which selects the set of events that meets every entry exactly and has the highest total detection confidence among all such sets, is a constrained optimization over the model's own predictions rather than a greedy fill. We report the greedy fill and discuss the exact objective in the future-work section.</w:t>
+        <w:t>Once the events are selected and their partners named, they are grafted onto a copy of the backbone. Events are applied smallest source clade first, so that an event nested inside another is placed before the outer event that may duplicate it.</w:t>
+      </w:r>
+    </w:p>
+    <w:p>
+      <w:r>
+        <w:t>Every event names a source clade and a partner branch, and the graft is one operation in both cases. The partner branch is subdivided by a new node, and that node carries whatever the branch already held together with a copy of the source clade. Where the partner branch is the source branch itself, the copy lands beside the clade and gives two identical sibling subtrees, which is an autopolyploidization and folds later to a higher ploidy level without a reticulation. Where the partner branch is elsewhere, the copy lands beside a different lineage and folds to a reticulation, which is an allopolyploidization. Either way the source clade remains where ASTRAL placed it and only the copy moves, which is why the model predicts one partner rather than two.</w:t>
+      </w:r>
+    </w:p>
+    <w:p>
+      <w:r>
+        <w:t>An event is recorded as a clade, a set of taxa, because that is what a branch of the backbone is. Each graft changes the tree, so every later graft must locate its source clade and its partner clade in the tree as it then stands. Usually the taxa still match exactly. Where an earlier graft has added copies inside the clade they no longer do, and the builder falls back to the smallest clade still containing all of them, which is that clade as grown by the earlier graft. An event is skipped only when the search reaches the root. Both cases are confined to networks with nested or overlapping events and together constitute the build residual measured in the diagnostic analysis.</w:t>
+      </w:r>
+    </w:p>
+    <w:p>
+      <w:pPr>
+        <w:pStyle w:val="Heading1"/>
+      </w:pPr>
+      <w:r>
+        <w:t>Experimental Setup</w:t>
       </w:r>
     </w:p>
     <w:p>
@@ -261,107 +299,27 @@
         <w:pStyle w:val="Heading2"/>
       </w:pPr>
       <w:r>
-        <w:t>Estimating the list when none is supplied</w:t>
+        <w:t>Training Data</w:t>
       </w:r>
     </w:p>
     <w:p>
       <w:r>
-        <w:t>A user without a ploidy list can run the ploidy-free mode, or let the method estimate a list from the gene trees and run ploidy-informed on that. The benchmark takes the second route, since the simulated datasets carry no external list. For each species we count its copies in every gene tree, including the trees in which it is absent, which contributes a count of zero. This gives a distribution of per-tree copy numbers for the species. Occasional duplication and loss make this distribution noisy, so we do not take its maximum or its mean. We smooth it with a triangular kernel and take the peak, which is robust to a few gene trees that duplicate or lose a copy. A species seen with a single copy in almost every tree is inferred diploid, and a species seen with two copies in the bulk of trees is inferred to carry two, regardless of a handful of outlier trees.</w:t>
-      </w:r>
-    </w:p>
-    <w:p>
-      <w:pPr>
-        <w:pStyle w:val="Heading2"/>
-      </w:pPr>
-      <w:r>
-        <w:t>The threshold in ploidy-free mode</w:t>
+        <w:t>PlaceNet was trained on simulated data, so that the true network is known and the training labels are exact. The data were generated in two stages. A set of two thousand polyploid networks was generated once, and gene trees were then simulated from each network under every discordance configuration, so that the same two thousand topologies are seen under each configuration, exactly as the benchmark reuses its 21 networks across configurations. The training networks are disjoint from the benchmark networks.</w:t>
       </w:r>
     </w:p>
     <w:p>
       <w:r>
-        <w:t>Ploidy-free mode has one parameter, the detection threshold at or above which an edge becomes an event. We fix it at 0.5, the classifier's natural decision boundary, and expose it as a configurable option. A fixed default is the honest choice here, because the regime in which the ploidy-free mode is used, namely corrupted copy number, is not the regime the model was trained and selected on, so a threshold tuned on the clean training distribution would not transfer to it in a principled way. Calibrating the threshold per regime, ideally on data that matches the corruption the mode targets, is left as future work.</w:t>
-      </w:r>
-    </w:p>
-    <w:p>
-      <w:pPr>
-        <w:pStyle w:val="Heading2"/>
-      </w:pPr>
-      <w:r>
-        <w:t>Building the multi-labeled tree</w:t>
+        <w:t>Each training network was generated by simulating a species tree and grafting polyploidization events onto it. The species tree is an ultrametric birth-death tree simulated with SimPhy, the simulator used for the benchmark. The number of taxa was drawn from a weighted set of values between 5 and 80, with about three quarters of the networks falling between 10 and 40, which spans the sizes of the published polyploid networks. The number of events was drawn from a weighted set of counts up to 15 and capped at one fewer than the number of taxa. Low counts dominate, two events being the most common draw at 31 percent, and 6 percent of the networks were drawn with no events at all and serve as negative examples. Each event picks a target clade uniformly at random and is an autopolyploidization or an allopolyploidization with equal probability. An allopolyploidization picks a second parental lineage uniformly at random among the clades not overlapping the target, and where the target clade holds every taxon no such clade exists and the event becomes an autopolyploidization. Events were grafted so that the tree remains ultrametric, an autopolyploidization by attaching an identical copy of the target clade as its sibling and an allopolyploidization by attaching a copy of it on the branch of the second parental lineage. Fractionation was not applied at this stage, so the training networks retain both copies of every duplication.</w:t>
       </w:r>
     </w:p>
     <w:p>
       <w:r>
-        <w:t>Once the events are selected and their partners named, they are grafted onto a copy of the ASTRAL backbone to produce the multi-labeled tree. Events are applied smallest source clade first, so that an event nested inside another is placed before the outer event that may duplicate it.</w:t>
+        <w:t>Gene trees were then simulated from each network under each configuration, the backbone was inferred from those gene trees with ASTRAL-4, and the true events were mapped onto backbone branches to give the per-branch training labels. The backbone was re-rooted before feature extraction and labeling, because ASTRAL returns an unrooted tree and an arbitrary root misaligns the events with the branches during labeling. A fixed random split, seeded so that it is reproducible outside training, holds out one fifth of the samples for validation, a sample being one network under one configuration. Every validation number reported in this chapter comes from that same split, including the hyperparameter search, the diagnostic analysis and the feature importance ranking, so those numbers are comparable with one another. The benchmark and fractionation results were measured on the separate benchmark networks and never use it.</w:t>
       </w:r>
     </w:p>
     <w:p>
       <w:r>
-        <w:t>Every event names a source clade and a partner edge, and the graft is one operation in both cases. The partner edge is subdivided by a new node, and that node holds whatever the edge already carried together with a copy of the source clade.</w:t>
-      </w:r>
-    </w:p>
-    <w:p>
-      <w:r>
-        <w:t>When the partner edge is the source edge itself, the copy lands beside the clade and gives two identical sibling subtrees. This is an autopolyploidy, and it folds later to ploidy without a reticulation. When the partner edge is elsewhere, the copy lands beside a different lineage and folds to a reticulation, which is an allopolyploidy.</w:t>
-      </w:r>
-    </w:p>
-    <w:p>
-      <w:r>
-        <w:t>Either way the source clade stays where ASTRAL placed it and only the copy moves, which is why the model predicts one partner rather than two. This is the structural root of the placement limitation discussed later, since the home position of the polyploid is fixed by the backbone and never chosen by the model.</w:t>
-      </w:r>
-    </w:p>
-    <w:p>
-      <w:r>
-        <w:t>An event is recorded as a clade, a set of species, because that is what a backbone edge is. Each graft changes the tree, so every later graft has to locate its clade again in the tree as it now stands, and the same holds for its partner clade. Usually the species still match exactly. When an earlier graft has added copies inside the clade they no longer do, and the builder falls back to the smallest clade that still contains all of them, which is that clade grown by the earlier graft. An event is skipped only when the search reaches the root. Both cases are rare and sit on networks with nested or overlapping events, and together they are what the build residual in the error analysis measures.</w:t>
-      </w:r>
-    </w:p>
-    <w:p>
-      <w:pPr>
-        <w:pStyle w:val="Heading2"/>
-      </w:pPr>
-      <w:r>
-        <w:t>Summary</w:t>
-      </w:r>
-    </w:p>
-    <w:p>
-      <w:r>
-        <w:t>The decode turns per-edge detection and partner predictions into a multi-labeled tree by choosing which edges become events, and it is defined along how much it trusts the species copy number. The published method offers both, as two modes. Ploidy-informed mode fills each species up to a copy-number ceiling, inferred by the method or supplied by the user, and never forces an unsupported copy. Ploidy-free mode discards copy number and keeps the edges the detection head is confident about, at a fixed default threshold. The user selects the mode by whether a trustworthy ploidy list exists, which also fixes the fair baseline for each mode, Polyphest for the ploidy-informed mode and iterative GRAMPA for the ploidy-free mode.</w:t>
-      </w:r>
-    </w:p>
-    <w:p>
-      <w:pPr>
-        <w:pStyle w:val="Heading1"/>
-      </w:pPr>
-      <w:r>
-        <w:t>Experimental setup</w:t>
-      </w:r>
-    </w:p>
-    <w:p>
-      <w:pPr>
-        <w:pStyle w:val="Heading2"/>
-      </w:pPr>
-      <w:r>
-        <w:t>Training data</w:t>
-      </w:r>
-    </w:p>
-    <w:p>
-      <w:r>
-        <w:t>The method is trained on simulated data, so that the true network is known and the labels are exact. The data are generated in two stages. First a set of two thousand polyploid networks is generated once. Then, from each network, gene trees are simulated under each discordance configuration, so that the same two thousand network topologies are seen under every configuration, exactly as the benchmark reuses its 21 networks across configurations. The training networks are disjoint from the benchmark networks.</w:t>
-      </w:r>
-    </w:p>
-    <w:p>
-      <w:r>
-        <w:t>Each network is generated by simulating a species tree and grafting whole genome duplication events onto it. The species tree is an ultrametric birth-death tree simulated with SimPhy, the same simulator used for the benchmark. The number of species is drawn from a weighted set of values between 5 and 80, with about three quarters of the networks falling between 10 and 40, which spans the sizes seen in real polyploid networks. The number of events is drawn from a weighted set of counts up to 15. Low counts dominate, two events being the most common draw at 31 percent, and 6 percent of the networks are drawn with no events at all and serve as negative examples. The count is capped at one fewer than the number of species. Each event picks a target clade uniformly at random and is an autopolyploidy or an allopolyploidy with equal probability. An allopolyploidy picks a second parent uniformly at random among the clades that do not overlap the target. When the target clade holds every species there is no such clade, and the event becomes an autopolyploidy. The event is grafted so that the tree stays ultrametric, an autopolyploidy by attaching an identical copy of the target clade as a sibling and an allopolyploidy by attaching a copy of it on the second parent's edge. Fractionation is not applied at this stage, so the training networks retain both copies of every duplication.</w:t>
-      </w:r>
-    </w:p>
-    <w:p>
-      <w:r>
-        <w:t>From each network the gene trees are then simulated under each configuration, the ASTRAL backbone is inferred from those gene trees, and the true events are mapped to backbone edges to produce the per-edge training labels. The species tree is re-rooted before feature extraction and labeling, because ASTRAL output is unrooted and an arbitrary root misaligns the events with the backbone edges during labeling. A fixed random split holds out one fifth of the networks for validation. Every validation number in this chapter comes from that same split, including the hyperparameter search, the diagnostic, and the feature importance ranking, so those numbers are comparable to each other. The benchmark and fractionation results are measured on separate networks and never use it.</w:t>
-      </w:r>
-    </w:p>
-    <w:p>
-      <w:r>
-        <w:t>The model is trained on six configurations, the three ILS levels and the three dup/loss rates at an effective population size of one million. All other configurations are held out, so the results on them test generalization rather than fit.</w:t>
+        <w:t>The model was trained on six of the configurations, the three ILS levels and the three duplication and loss rates at an effective population size of one million. The remaining configurations were held out entirely, so the results on them test generalization rather than fit.</w:t>
       </w:r>
     </w:p>
     <w:p>
@@ -374,7 +332,17 @@
     </w:p>
     <w:p>
       <w:r>
-        <w:t>Evaluation uses the same benchmark of 21 networks, the same distance measures, and the same baselines as the previous chapters. The primary measures are the reticulation-descendants and reticulation-sister Jaccard distances, which ask whether the reticulations involve the right lineages and whether those lineages descend from the right parents. The reticulation-count difference, the mean number of reticulations by which a method misses the truth, is reported alongside them as the completeness signal. The normalized mu-distance follows as a summary of overall structural agreement, and because every node of the network contributes to it, it also reflects the placement of the diploid species that the reticulation measures do not see. The baselines are Polyphest and iterative GRAMPA, both of which infer their ploidy from the gene trees rather than being given it, as does the present method, so no method is handed the true ploidy and the comparison is fair on that count. The evaluation spans fifteen configurations, namely three levels of incomplete lineage sorting, three rates of duplication and loss at each of three effective population sizes, and three retention rates for fractionation. Completion, the fraction of the networks a method reconstructs at all, and runtime are reported alongside the distance measures.</w:t>
+        <w:t>Evaluation uses the benchmark of 21 networks, the comparison measures and the baselines of the preceding chapter. The reticulation descendants and the reticulation sister distances are reported first, since they ask directly whether the reticulations involve the right lineages and whether those lineages descend from the right parents, and the μ-distance follows as a summary of overall structural agreement. Because every node of a network contributes to the μ-distance, it also reflects the placement of the diploid taxa, which the two reticulation measures do not see. Completion, the fraction of the benchmark networks a method reconstructs at all, and runtime are reported alongside the distances.</w:t>
+      </w:r>
+    </w:p>
+    <w:p>
+      <w:r>
+        <w:t>The baselines are Polyphest and GRAMPAIter. Polyphest requires a ploidy list and was given the list inferred from the gene trees by the procedure of the preceding chapter, which is the same list supplied to the ploidy-informed decode, so no method was handed the true ploidy and the comparison is prior-free on both sides. GRAMPAIter requires no ploidy input and is additionally reported with the same inferred list supplied as a prior.</w:t>
+      </w:r>
+    </w:p>
+    <w:p>
+      <w:r>
+        <w:t>The evaluation spans fifteen configurations. Twelve vary the level of discordance, crossing three ILS levels with four duplication and loss rates, none, low, medium and high. The ILS level is set through the effective population size, 200,000, one million and two million individuals for low, medium and high respectively. The remaining three apply fractionation at retention rates of 0.75, 0.50 and 0.25 on top of the medium duplication and loss, medium ILS configuration. Each configuration was simulated in five replicates, and every reported value is the mean over those replicates.</w:t>
       </w:r>
     </w:p>
     <w:p>
@@ -382,12 +350,17 @@
         <w:pStyle w:val="Heading1"/>
       </w:pPr>
       <w:r>
-        <w:t>Results: comparison to baselines</w:t>
+        <w:t>Results</w:t>
       </w:r>
     </w:p>
     <w:p>
       <w:r>
-        <w:t>The competitors do not complete every network, and the networks they skip are the harder ones. Every comparison below therefore restricts all methods to the networks that all of them completed. That subset is limited by Polyphest and by iterative GRAMPA with the ploidy prior, since PlaceNet completes every network, and the networks it leaves out are discussed at the end of the section.</w:t>
+        <w:t>PlaceNet is reported in both decode modes, ploidy-informed and ploidy-free, against Polyphest and GRAMPAIter. Every output was folded to a network by the shared HOLM folding of the evaluation before scoring, so the folding is applied identically to every method and is part of neither. Every value is the mean over five replicates.</w:t>
+      </w:r>
+    </w:p>
+    <w:p>
+      <w:r>
+        <w:t>The baselines do not complete every network, and the networks they leave out are the harder ones. Every comparison below therefore restricts all methods to the networks that all of them completed, a subset limited by Polyphest and by GRAMPAIter with the ploidy prior, since PlaceNet completed every network in every discordance configuration. Between 16 and 18 of the 21 networks remain, and the networks left out are treated at the end of this section.</w:t>
       </w:r>
     </w:p>
     <w:p>
@@ -395,22 +368,12 @@
         <w:pStyle w:val="Heading2"/>
       </w:pPr>
       <w:r>
-        <w:t>Where the method wins</w:t>
+        <w:t>Comparison Against the Baselines</w:t>
       </w:r>
     </w:p>
     <w:p>
       <w:r>
-        <w:t>On the reticulation descendants measure the ploidy-free decode is more accurate than Polyphest in eleven of the fifteen configurations. The four losses occur under the simplest conditions across two ILS levels: low ILS with no, low, or medium duplication and loss rates, and medium ILS with no duplication or loss. The ploidy-informed decode wins nine of the fifteen, so both modes are ahead of Polyphest on most configurations.</w:t>
-      </w:r>
-    </w:p>
-    <w:p>
-      <w:r>
-        <w:t>Against iterative GRAMPA, the other method that needs no supplied ploidy, the ploidy-free decode is more accurate on every measure in at least thirteen of the fifteen configurations, and it is ahead of iterative GRAMPA with the ploidy prior in most of them. On the reticulation sister measure it is also more accurate than Polyphest at the two more severe fractionation levels. PlaceNet gains on Polyphest as the conditions get harder, which is where published polyploid datasets sit.</w:t>
-      </w:r>
-    </w:p>
-    <w:p>
-      <w:r>
-        <w:t>Figure 1 shows all three measures across the twelve discordance configurations, and Table 2, Table 3 and Table 4 in the appendix give the exact values.</w:t>
+        <w:t>Figure 1 shows the three measures across the twelve discordance configurations, and Table 2, Table 3 and Table 4 in the appendix give the exact values.</w:t>
       </w:r>
     </w:p>
     <w:p>
@@ -467,22 +430,37 @@
         </w:r>
       </w:fldSimple>
       <w:r>
-        <w:t>. Reconstruction accuracy across the twelve discordance configurations. Rows are the reticulation descendants distance, the reticulation sister distance and the mu-distance. Columns are the duplication and loss rate, none, low, medium and high from left to right, and the x-axis within each panel is the ILS level. Each point is the mean on the networks that every method completed, with error bars showing the standard error across those networks. Dashed lines with open markers are the variants that use ploidy information. Lower is better.</w:t>
+        <w:t>. Reconstruction accuracy across the twelve discordance configurations. Rows are the reticulation descendants distance, the reticulation sister distance and the μ-distance. Columns are the duplication and loss rate, none, low, medium and high from left to right, and the horizontal axis within each panel is the ILS level. Each point is the mean on the networks that every method completed, with error bars showing the standard error across those networks. Dashed lines with open markers are the variants using ploidy information. Lower is better.</w:t>
       </w:r>
     </w:p>
     <w:p>
       <w:r>
-        <w:t>At the highest duplication and loss rate the ploidy-free decode is ahead of Polyphest at every ILS level, 0.284 against 0.319 at low ILS, 0.247 against 0.405 at medium ILS and 0.230 against 0.368 at high ILS. The last two are its widest margins anywhere in the benchmark. Those are also the configurations where the two decode modes part company. The inferred copy number is corrupted there, which drives the ploidy-informed mode up to between 0.776 and 0.817 while the ploidy-free mode stays between 0.230 and 0.284, and that is the reason the method offers both modes.</w:t>
+        <w:t>Alt text: A grid of twelve line plots in three rows and four columns, each plotting a distance against three ILS levels for five methods. In the top row PlaceNet lies below Polyphest in most panels and the gap widens from left to right. In the middle and bottom rows Polyphest lies below every other method in every panel.</w:t>
       </w:r>
     </w:p>
     <w:p>
       <w:r>
-        <w:t>Polyphest leads in every configuration on the other two measures, the parental context in the middle row and the mu-distance in the bottom row. Both gaps have one cause. The partner head is the weaker of PlaceNet's two heads, and the mu-distance scores every node of the network, so both charge PlaceNet for the ASTRAL backbone it never rebuilds, which the diagnostic section measures directly.</w:t>
+        <w:t>On the reticulation descendants measure the ploidy-free decode is more accurate than Polyphest in eleven of the fifteen configurations. The four exceptions lie under the mildest discordance, namely low ILS at each of the three lowest duplication and loss rates and medium ILS with no duplication and loss. The ploidy-informed decode is more accurate than Polyphest in nine of the fifteen, so both modes are ahead on most configurations. The advantage widens as discordance increases, which is the regime the published polyploid datasets occupy. At the highest duplication and loss rate the ploidy-free decode is ahead of Polyphest at every ILS level, 0.284 against 0.319 at low ILS, 0.247 against 0.405 at medium ILS and 0.230 against 0.368 at high ILS, the last two being its widest margins anywhere in the benchmark.</w:t>
       </w:r>
     </w:p>
     <w:p>
       <w:r>
-        <w:t>The figures are restricted to the networks every method completed, a subset PlaceNet never limits, since it reconstructs all 21 in every discordance configuration. The networks left out are harder, and PlaceNet's mu-distance on them is 0.56 to 0.73 against 0.39 to 0.61 on the common subset, so what it offers there is an answer where the competitors return none.</w:t>
+        <w:t>Those same configurations are where the two decode modes part company. The copy number inferred from the gene trees is corrupted at the highest duplication and loss rate, which drives the ploidy-informed mode to between 0.776 and 0.817 while the ploidy-free mode stays between 0.230 and 0.284. This is the reason the method offers both modes.</w:t>
+      </w:r>
+    </w:p>
+    <w:p>
+      <w:r>
+        <w:t>Against GRAMPAIter, the other method requiring no supplied ploidy, the ploidy-free decode is more accurate in at least thirteen of the fifteen configurations on every one of the three measures, fourteen on the reticulation descendants distance, thirteen on the reticulation sister distance and all fifteen on the μ-distance. Supplying GRAMPAIter with the same inferred ploidy list as a prior narrows the gap on the reticulation sister distance, where the ploidy-free decode leads in nine of the fifteen, but not on the other two, where it leads in fourteen and twelve.</w:t>
+      </w:r>
+    </w:p>
+    <w:p>
+      <w:r>
+        <w:t>Polyphest is more accurate than both decode modes on the reticulation sister distance in thirteen of the fifteen configurations, the two exceptions being the more severe fractionation levels, and on the μ-distance in all fifteen. Both gaps have one cause. The reticulation sister distance scores the parental context of each event and the μ-distance scores every node of the network, so both charge PlaceNet for the backbone it never rebuilds, which the diagnostic analysis measures directly.</w:t>
+      </w:r>
+    </w:p>
+    <w:p>
+      <w:r>
+        <w:t>Restricting the comparison to the common subset understates what PlaceNet offers, because it is never the method that limits the subset. On the networks left out its μ-distance is 0.56 to 0.73 against 0.39 to 0.61 on the common subset, so these are harder networks, but on them it returns a reconstruction where the baselines return none.</w:t>
       </w:r>
     </w:p>
     <w:p>
@@ -495,7 +473,7 @@
     </w:p>
     <w:p>
       <w:r>
-        <w:t>PlaceNet reconstructs a network in about eight seconds beyond the ASTRAL step, almost all of it feature extraction from the gene trees. The model itself is one forward pass and the decode is a single sweep over the edges, so the cost follows the size of the input rather than the difficulty of the instance. Polyphest searches instead, and its runtime spans four orders of magnitude. On one configuration's 21 networks it ran from about four minutes to more than three days, and fourteen of the 21 never finished, five at the five-day time limit and nine out of memory.</w:t>
+        <w:t>PlaceNet reconstructs a network in approximately eight seconds beyond the ASTRAL step, almost all of it feature extraction from the gene trees. The model itself is one forward pass and the decode is a single sweep over the branches, so the cost follows the size of the input rather than the difficulty of the instance. Polyphest searches instead, and its runtime on the same networks spans several orders of magnitude, from minutes on the smallest networks to days on the largest. It returned a result for all five replicates of between 15 and 17 of the 21 networks depending on the configuration, and for at least one replicate of between 17 and 20, the remainder reaching the five-day limit or exhausting the available memory. PlaceNet returned a reconstruction for all 21 networks in every discordance configuration.</w:t>
       </w:r>
     </w:p>
     <w:p>
@@ -503,17 +481,17 @@
         <w:pStyle w:val="Heading2"/>
       </w:pPr>
       <w:r>
-        <w:t>Reconstruction under fractionation</w:t>
+        <w:t>Reconstruction Under Fractionation</w:t>
       </w:r>
     </w:p>
     <w:p>
       <w:r>
-        <w:t>We simulate fractionation at retention rates of 0.75, 0.50 and 0.25 on top of the medium duplication and loss, medium ILS condition. Since it deletes copies, any method that reads ploidy from the copy counts in the gene trees comes to see a fractionated polyploid as a diploid.</w:t>
+        <w:t>Fractionation was simulated at retention rates of 0.75, 0.50 and 0.25 on top of the medium duplication and loss, medium ILS configuration, on the 20 benchmark networks carrying a fractionated condition. Because fractionation deletes gene copies, any method reading ploidy from the copy numbers in the gene trees comes to see a fractionated polyploid as a diploid.</w:t>
       </w:r>
     </w:p>
     <w:p>
       <w:r>
-        <w:t>Figure 2 shows the three measures as retention falls from 1.00, the unfractionated condition, to 0.25, and Table 5, Table 6 and Table 7 in the appendix give the exact values. Every method is restricted to the networks all of them completed, 18 at 0.75 and 0.50 retention and 16 at 0.25.</w:t>
+        <w:t>Figure 2 shows the three measures as retention falls from 1.00, the unfractionated condition, to 0.25, and Table 5, Table 6 and Table 7 in the appendix give the exact values. Every method is again restricted to the networks all of them completed, 18 at retention 0.75 and 0.50 and 16 at 0.25.</w:t>
       </w:r>
     </w:p>
     <w:p>
@@ -570,40 +548,40 @@
         </w:r>
       </w:fldSimple>
       <w:r>
-        <w:t>. Reconstruction accuracy as retention falls, on the medium duplication and loss, medium ILS condition, where retention 1.00 is the unfractionated condition. Each point is the mean on the networks that every method completed, with error bars showing the standard error across those networks. Dashed lines with open markers are the variants that use ploidy information. Lower is better.</w:t>
+        <w:t>. Reconstruction accuracy as retention falls, on the medium duplication and loss, medium ILS configuration, where retention 1.00 is the unfractionated condition. Each point is the mean on the networks that every method completed, with error bars showing the standard error across those networks. Dashed lines with open markers are the variants using ploidy information. Lower is better.</w:t>
       </w:r>
     </w:p>
     <w:p>
       <w:r>
-        <w:t>On the reticulation descendants measure the decode modes trade places as retention falls. At 0.75 the copy number is still informative and the ploidy-informed mode is the most accurate method, 0.160 against Polyphest's 0.244. At 0.50 the ploidy-free mode takes over at 0.506, the lowest of any method. At 0.25 iterative GRAMPA recovers the most at 0.602, and the ploidy-free mode is second at 0.876, still ahead of Polyphest's 0.917. On the reticulation sister measure the ploidy-free mode is ahead of Polyphest at 0.50 and 0.25.</w:t>
+        <w:t>Alt text: Three line plots side by side, for the reticulation descendants distance, the reticulation sister distance and the μ-distance, each plotting the five methods against four retention levels from 1.00 down to 0.25. All lines rise as retention falls. In the left panel the two PlaceNet lines cross the Polyphest line between retention 0.75 and 0.50.</w:t>
       </w:r>
     </w:p>
     <w:p>
       <w:r>
-        <w:t>Giving iterative GRAMPA the ploidy prior helps only at 0.75. With the prior its reticulation descendants distance is 0.249, 0.672 and 0.923 as retention falls, against 0.492, 0.542 and 0.602 without it, because the prior is the same collapsed copy number that fractionation corrupts. On the mu-distance Polyphest is the most accurate method at every level. PlaceNet completes 20 of the 20 fractionated networks at 0.75 and 0.50 retention and 19 at 0.25, where one ASTRAL backbone could not be parsed, against 19, 19 and 18 for Polyphest.</w:t>
+        <w:t>The two decode modes trade places on the reticulation descendants measure as retention falls. At 0.75 the copy number remains informative and the ploidy-informed mode is the most accurate of the five methods, at 0.160 against 0.244 for Polyphest. At 0.50 the ploidy-free mode takes over at 0.506, the lowest of any method. At 0.25 GRAMPAIter recovers the most at 0.602 and the ploidy-free mode is second at 0.876, still ahead of Polyphest at 0.917. On the reticulation sister measure the ploidy-free mode is ahead of Polyphest at retention 0.50 and 0.25, the only two configurations of the fifteen where it is.</w:t>
+      </w:r>
+    </w:p>
+    <w:p>
+      <w:r>
+        <w:t>Supplying GRAMPAIter with the inferred ploidy list helps only at retention 0.75. With the prior its reticulation descendants distance is 0.249, 0.672 and 0.923 as retention falls, against 0.492, 0.542 and 0.602 without it, because the prior is the same collapsed copy number that fractionation corrupts. On the μ-distance Polyphest is the most accurate method at every retention level. PlaceNet reconstructed 20 of the 20 fractionated networks at retention 0.75 and 0.50 and 19 at 0.25, the one exception being a network whose ASTRAL backbone could not be parsed, against 19, 19 and 18 for Polyphest.</w:t>
       </w:r>
     </w:p>
     <w:p>
       <w:pPr>
-        <w:pStyle w:val="Heading1"/>
+        <w:pStyle w:val="Heading2"/>
       </w:pPr>
       <w:r>
-        <w:t>Diagnostic: where the reconstruction error comes from</w:t>
+        <w:t>Where the Reconstruction Error Arises</w:t>
       </w:r>
     </w:p>
     <w:p>
       <w:r>
-        <w:t>The two event measures report how often PlaceNet finds the right lineages and the right parents, but they cannot say where the error comes from, because they score only the reticulations. The mu-distance can, because it scores every node of the network. The property that makes it the least direct measure of event recovery is what makes it the right instrument here, so this section works in mu-distance throughout.</w:t>
+        <w:t>The two event measures report how often PlaceNet recovers the right lineages and the right parental lineages, but they cannot say where the error arises, because they score only the reticulations. The μ-distance can, because it scores every node of the network, so this analysis works in μ-distance throughout.</w:t>
       </w:r>
     </w:p>
     <w:p>
       <w:r>
-        <w:t>A reconstruction can lose mu-distance in three places. The build and fold can leave a residual even on a perfect input, the ASTRAL backbone can misplace lineages, and the predicted events can be wrong. We separate the three with an oracle. Feeding the true events, read from the simulation metadata, onto the true species tree leaves only the build residual, which we call the floor. Feeding the same events onto the ASTRAL backbone adds only the backbone error and gives the ceiling, the best any event predictor could reach on that backbone. Whatever the model loses beyond the ceiling is its own event error.</w:t>
-      </w:r>
-    </w:p>
-    <w:p>
-      <w:r>
-        <w:t>Table 1 gives the three points on the held-out validation split, pooled across the six training configurations.</w:t>
+        <w:t>A reconstruction can lose μ-distance in three places. The build and fold can leave a residual even on a perfect input, the ASTRAL backbone can misplace lineages, and the predicted events can be wrong. We separated the three with an oracle. Grafting the true events, read from the simulation metadata in clade-level form rather than decomposed from the MUL-tree, onto the true species tree leaves only the build residual, which we call the floor. Grafting the same events onto the ASTRAL backbone adds the backbone error and gives the ceiling, the best any event predictor could reach on that backbone. Whatever the model loses beyond the ceiling is its own event error. The three points were computed on a seeded random subsample of 300 samples from the held-out validation split, pooled across the six training configurations, and are given in Table 1.</w:t>
       </w:r>
     </w:p>
     <w:p>
@@ -620,7 +598,7 @@
         </w:r>
       </w:fldSimple>
       <w:r>
-        <w:t>. Mu-distance of three reconstructions on the pooled validation split. The floor places the true events on the true backbone, the ceiling places them on the ASTRAL backbone, and the model places its predicted events on the ASTRAL backbone. Lower is better.</w:t>
+        <w:t>. μ-distance of three reconstructions on the validation split. The floor grafts the true events onto the true backbone, the ceiling grafts them onto the ASTRAL backbone, and the model grafts its own predicted events onto the ASTRAL backbone. Lower is better.</w:t>
       </w:r>
     </w:p>
     <w:tbl>
@@ -656,7 +634,7 @@
               <w:rPr>
                 <w:b/>
               </w:rPr>
-              <w:t>mu-distance</w:t>
+              <w:t>μ-distance</w:t>
             </w:r>
           </w:p>
         </w:tc>
@@ -730,22 +708,50 @@
     </w:tbl>
     <w:p>
       <w:r>
-        <w:t>The model's mu-distance of 0.2017 splits into a build residual of 0.0474, a backbone contribution of 0.1291 and an event-prediction error of 0.0252. The backbone contributes about five times the error of event prediction, so the model already extracts nearly everything the ASTRAL backbone allows, and better detection or partner prediction could recover at most 0.025. The hyperparameter search agrees, since it raised the detection and partner proxies it was tuned on without moving the reconstruction measures much. The lever that remains is the species tree, for example a backbone rebuilt after phasing.</w:t>
+        <w:t>The μ-distance of 0.2017 reached by the model therefore decomposes into a build residual of 0.0474, a backbone contribution of 0.1291 and an event-prediction error of 0.0252. The backbone contributes approximately five times the error of event prediction, so the model already extracts close to everything the ASTRAL backbone permits, and better detection or placement could recover at most 0.025. The hyperparameter search is consistent with this, having raised the detection and placement measures it was tuned on without moving the reconstruction measures appreciably. The lever that remains is the species tree itself.</w:t>
       </w:r>
     </w:p>
     <w:p>
       <w:r>
-        <w:t>The build residual is small and concentrated. The floor has a median of zero, so more than half of the networks reconstruct exactly, and its mean of 0.047 comes from a minority with nested or overlapping reticulations, where one event lands inside a region another has already reshaped. On those networks the reticulate lineages still match, with a leaf distance of 0.076 against a sister distance of 0.116, so the residual sits in the sister structure. The floor does not depend on discordance, because the oracle on the true species tree never uses the gene trees.</w:t>
+        <w:t>The build residual is small and concentrated. The floor has a median of zero, so more than half of the networks reconstruct exactly, and its mean of 0.047 comes from a minority of networks carrying nested or overlapping reticulations, where one event lands inside a region another has already reshaped. On those networks the reticulate lineages themselves are still recovered, the reticulation descendants distance being 0.076 against 0.116 for the reticulation sister distance, so the residual sits in the parental context rather than in the identity of the polyploid clades. The floor does not depend on discordance, because the oracle on the true species tree never reads the gene trees.</w:t>
       </w:r>
     </w:p>
     <w:p>
       <w:r>
-        <w:t>These numbers describe error on networks drawn from the training simulator. The benchmark networks are published topologies rather than simulated ones, and PlaceNet's mu-distance there is higher, around 0.39 to 0.61, so this decomposition does not account for that gap.</w:t>
+        <w:t>These values describe error on networks drawn from the training simulator. The benchmark networks are published topologies rather than simulated ones, and the μ-distance of PlaceNet on them is higher, between 0.39 and 0.61, which this decomposition does not account for.</w:t>
       </w:r>
     </w:p>
     <w:p>
       <w:r>
-        <w:t>A second question is what the detection head sees once fractionation has deleted the copies. We read the detection probability the model assigned to every lineage in the ground truth and separated the polyploids whose copies fractionation had deleted, which copy counting reads as diploid, from the true diploids. On those lost events the head fires at 0.55 on average and clears the decode's 0.5 threshold for 59 percent of them at 0.50 retention, against 0.09 and 6 percent on true diploids. At 0.25 retention it still averages 0.30. The two numbers only mean anything as a pair, since a detector keyed on copy number would score both groups alike. This is why the ploidy-free decode recovers events under fractionation that the ploidy-informed decode cannot use at all, since that mode fills each species only up to a copy number fractionation has reduced to one.</w:t>
+        <w:t>A second question is what the detection head sees once fractionation has deleted the copies. We read the detection probability the model assigned to every lineage in the ground truth and separated the polyploids whose copies fractionation had deleted, which copy counting reads as diploid, from the true diploids. On those lost events the head fires at 0.55 on average and clears the 0.5 threshold of the decode for 59 percent of them at retention 0.50, against 0.09 and 6 percent on the true diploids, and at retention 0.25 it still averages 0.30. The two figures are informative only as a pair, since a detector keyed on copy number would score both groups alike. The ploidy-free decode therefore recovers events under fractionation that the ploidy-informed decode cannot use at all, that mode filling each taxon only up to a copy number fractionation has already reduced to one.</w:t>
+      </w:r>
+    </w:p>
+    <w:p>
+      <w:pPr>
+        <w:pStyle w:val="Heading2"/>
+      </w:pPr>
+      <w:r>
+        <w:t>Feature Importance</w:t>
+      </w:r>
+    </w:p>
+    <w:p>
+      <w:r>
+        <w:t>We ranked the features by permutation importance on the validation split. Each feature was shuffled across the validation examples, which breaks its link to the labels while preserving its distribution, and the resulting drop in a target measure gives the reliance of the trained model on that feature. The procedure was applied to both heads on the shipped model with no features removed, with detection F1 as the target measure for one head and allopolyploid partner accuracy for the other.</w:t>
+      </w:r>
+    </w:p>
+    <w:p>
+      <w:r>
+        <w:t>Detection rests on one feature. The clade-duplicated fraction gives an F1 drop of 0.284, more than three times that of the next feature, clade size at 0.079, while the mean copy number, the mirrored-sister fraction and the copy-pair divergence each lower F1 by less than 0.05. These are the features designed to detect polyploidization events, which supports that design. The node co-clustering summaries contribute nothing to detection, at or below 0.01, as expected of a signal intended for placement.</w:t>
+      </w:r>
+    </w:p>
+    <w:p>
+      <w:r>
+        <w:t>Placement draws on many features. The pairwise co-clustering mean leads with an accuracy drop of 0.40. Clade size, depth and mean copy number follow at 0.31 to 0.36, the pairwise co-clustering maximum is at 0.27, and the copy-number distribution, the node co-clustering maximum, the concordance and the copy-pair divergence each contribute between 0.17 and 0.25. Cluster support adds 0.17, through its total rather than its peak. Depth is notable, since it does nothing for detection yet is among the strongest inputs to placement, the model apparently using the position of a clade in the tree to constrain where its partner can lie.</w:t>
+      </w:r>
+    </w:p>
+    <w:p>
+      <w:r>
+        <w:t>Six of the 26 features contribute nothing. The branch length and the duplication synchrony lower neither head by more than 0.005. Of the five node co-clustering summaries only the maximum matters, through a placement drop of 0.23, while the mean, minimum, standard deviation and median are near zero in both heads and redundant with the pairwise feature computed from the same co-clustering fractions. These six could be pruned, but doing so changes the input dimensions and would require retraining and re-evaluating the whole pipeline for a negligible expected gain, so the shipped model retains the full feature set.</w:t>
       </w:r>
     </w:p>
     <w:p>
@@ -753,27 +759,105 @@
         <w:pStyle w:val="Heading1"/>
       </w:pPr>
       <w:r>
-        <w:t>Feature importance</w:t>
+        <w:t>Discussion</w:t>
       </w:r>
     </w:p>
     <w:p>
       <w:r>
-        <w:t>We rank features by permutation importance on the validation split. Each feature is shuffled across the validation examples, which breaks its link to the labels while keeping its distribution, and the drop in a target metric measures how much the trained model relies on it. We do this for both heads, with detection F1 as the target for one and allopolyploid partner accuracy for the other, on the shipped model with no features removed.</w:t>
+        <w:t>PlaceNet identifies the polyploid lineages more accurately than Polyphest in all but the mildest conditions, and more accurately than GRAMPAIter on each of the three measures in almost every configuration, at a cost of approximately eight seconds per network beyond the ASTRAL step. Its two decode modes allow it to use a trusted ploidy list or to work without one, and at retention 0.50, where copy counting has begun to fail, the ploidy-free mode is the most accurate of the five methods on both event measures. Polyphest nonetheless remains more accurate on the reticulation sister measure outside the two more severe fractionation levels, and on the μ-distance throughout. Those two gaps have a single cause.</w:t>
       </w:r>
     </w:p>
     <w:p>
       <w:r>
-        <w:t>Detection rests on one feature. The fraction of the clade duplicated per gene tree gives an F1 drop of 0.284, more than three times the next feature, clade size at 0.079, and mean copy number, mirrored-sister fraction and copy-pair divergence each lower it by less than 0.05. These are the features designed for whole genome duplication detection, which supports that design. The co-clustering node summaries contribute nothing to detection, at or below 0.01, as expected for a signal meant for partner prediction.</w:t>
+        <w:t>That cause is the backbone, and it is the principal limitation of the method. PlaceNet grafts events onto a fixed ASTRAL backbone and never rearranges it, so every error in that backbone reaches the final network. The diagnostic analysis puts the backbone at 0.1291 of the 0.2017 μ-distance reached by the model, against 0.0252 for event prediction, so better detection, a better threshold or a better event selection can move the reconstruction by at most 0.025. The reticulation sister measure scores the parental context of each event and the μ-distance scores every node of the network, so both charge PlaceNet for a backbone it never rebuilds, whereas the reticulation descendants measure, which asks only which lineages are involved, is the one measure on which it leads.</w:t>
       </w:r>
     </w:p>
     <w:p>
       <w:r>
-        <w:t>Partner prediction draws on many features. The pairwise co-clustering mean leads with an accuracy drop of 0.40. Clade size, depth and mean copy number follow at 0.31 to 0.36, the pairwise co-clustering maximum is at 0.27, and the copy-number distribution, the node co-clustering maximum, concordance and copy-pair divergence each contribute 0.17 to 0.25. Cluster support adds 0.17 through its total rather than its peak. Depth stands out, since it does nothing for detection but is among the strongest inputs to partner prediction.</w:t>
+        <w:t>The placement of the second parental lineage traces to the same cause. The model reaches an allopolyploid partner accuracy of 0.828 on the validation split, but raising it has only a modest effect on the reconstruction, because the correct partner is well defined only where ASTRAL places the polyploid coherently. Where ASTRAL scatters the copies of a polyploid across the tree, no change to the training target or to the features can name its second parental lineage.</w:t>
       </w:r>
     </w:p>
     <w:p>
       <w:r>
-        <w:t>Only two groups of features contribute nothing. Branch length and duplication synchrony lower neither head by more than 0.005. Among the co-clustering node summaries only the maximum matters, through its partner drop of 0.23, while the mean, minimum, standard deviation and median are near zero in both heads and redundant with the pairwise feature. These could be pruned, but that would change the input dimensions and require retraining and re-evaluating the whole pipeline for a negligible expected gain, so the shipped model keeps the full feature set.</w:t>
+        <w:t>Both limitations share one origin, that the copies of a polyploid are not assigned to subgenomes. Unassigned copies pull ASTRAL in two directions and leave two co-clustering peaks without establishing which is the home position of the lineage. Phasing the copies would address both, but phasing acts before the backbone is built, so it constitutes a different method rather than a modification of this one. A placement head predicting both parental lineages jointly did not improve the benchmark, which locates the remedy in the assignment of copies rather than in the head.</w:t>
+      </w:r>
+    </w:p>
+    <w:p>
+      <w:r>
+        <w:t>Two smaller limitations remain. Cluster support carries no signal where the duplicated clade is a single taxon, because nothing can then be excluded, and it fades once the clade holds about five taxa, because the ten-leaf neighborhood can no longer reach past the clade. The threshold of the ploidy-free decode is a fixed default rather than a calibrated one, because the corrupted regime it targets does not match the clean distribution on which the model was trained.</w:t>
+      </w:r>
+    </w:p>
+    <w:p>
+      <w:pPr>
+        <w:pStyle w:val="Heading2"/>
+      </w:pPr>
+      <w:r>
+        <w:t>Future Directions</w:t>
+      </w:r>
+    </w:p>
+    <w:p>
+      <w:r>
+        <w:t>PlaceNet is under active development. The directions below follow from the results and the diagnostic analysis, and the first of them addresses the backbone.</w:t>
+      </w:r>
+    </w:p>
+    <w:p>
+      <w:r>
+        <w:t>The first direction is removing the dependence on a single backbone, which the diagnostic analysis identifies as the only lever able to lower the in-distribution μ-distance materially. Three approaches to it are open.</w:t>
+      </w:r>
+    </w:p>
+    <w:p>
+      <w:r>
+        <w:t>The most direct is to phase the subgenomes of the polyploids, so that ASTRAL is given single-copy lineages and the backbone is no longer a compromise between the two parental positions of every polyploid. This removes the cause rather than its effect, but phasing acts before the backbone is built, so it constitutes a different method rather than a modification of this one.</w:t>
+      </w:r>
+    </w:p>
+    <w:p>
+      <w:r>
+        <w:t>The second approach keeps the backbone but stops relying on one of them. A set of candidate backbones can be built, for instance by bootstrapping the gene trees or by sampling among the near-optimal ASTRAL trees, and PlaceNet run on each to give one reconstruction per backbone. Two rules for choosing among the resulting MUL-trees are worth testing. One selects the centroid, the MUL-tree with the smallest total distance to all the others, taking agreement among the backbones as evidence. The other scores each reconstruction by the confidence of the model in it, summing the detection probabilities of the accepted events together with the partner probabilities assigned to their chosen parental lineages, and selects the highest. Neither rule is of use unless the quantity it ranks on predicts accuracy, so both first require an analysis on simulated data of how strongly the selection criterion correlates with the μ-distance of each candidate reconstruction to the true network. That analysis also establishes whether the confidence of the model is calibrated at the level of a whole reconstruction, which nothing reported here tests.</w:t>
+      </w:r>
+    </w:p>
+    <w:p>
+      <w:r>
+        <w:t>The third approach is to measure what the backbone costs on the benchmark networks rather than only on the simulated ones. The diagnostic analysis computed its floor and its ceiling on networks drawn from the training simulator, where the true species tree is known by construction. A comparable true backbone can be derived for a benchmark network by reducing its true MUL-tree to a single-copy tree, retaining one randomly chosen instance of each taxon, and running PlaceNet on that in place of the ASTRAL tree. This would extend the decomposition to the published topologies and account for the gap between the μ-distance of 0.2017 reached in distribution and the 0.39 to 0.61 reached on the benchmark.</w:t>
+      </w:r>
+    </w:p>
+    <w:p>
+      <w:r>
+        <w:t>The second direction is iterative prediction. PlaceNet predicts every event in one pass over a single backbone, so an event nested inside another, or an event whose source clade an earlier event has already reshaped, is representable only to the extent that the backbone already reflects it. An iterative decode in the manner of GRAMPAIter would apply the single most confident predicted event, re-extract the features on the resulting partial reconstruction and predict the next, terminating when no further event is accepted. This targets the nested and overlapping events where the build residual concentrates, and it requires a model trained on partial reconstructions rather than on backbones alone.</w:t>
+      </w:r>
+    </w:p>
+    <w:p>
+      <w:r>
+        <w:t>The gain available to an iterative decode should be bounded before that work is undertaken. The question is what fraction of the space of MUL-trees a single pass cannot reach at all, which can be measured by enumerating the training networks whose event set cannot be expressed as a set of grafts onto one backbone, independently of anything the model predicts. That fraction is the ceiling on what iteration can recover, and it is also the part of the build residual that no amount of training will remove.</w:t>
+      </w:r>
+    </w:p>
+    <w:p>
+      <w:r>
+        <w:t>The third direction is training data. The model was trained on six of the fifteen configurations, so its results on the fractionated conditions and on the other effective population sizes conflate a limit of the approach with a want of matching training data. Fractionated training data can be generated by the same copy pruning that produced the fractionation benchmark, with no new simulation required, and would also provide a matched split on which to calibrate the threshold of the ploidy-free decode.</w:t>
+      </w:r>
+    </w:p>
+    <w:p>
+      <w:r>
+        <w:t>The quantity of training data has not saturated either. Allopolyploid partner accuracy rises from 0.449 at a tenth of the data to 0.828 at the full set, so generating further training networks should raise it, and the returns are worth plotting as a curve of each measure against the number of training networks. Computing the same curve on the true backbones of the test networks, derived by the reduction described above, would separate what more data can give from what only a better backbone can.</w:t>
+      </w:r>
+    </w:p>
+    <w:p>
+      <w:r>
+        <w:t>On the model itself, the propagation of the leaf features to the internal nodes is an unweighted mean over the leaves beneath each node, which gives a taxon at the end of a long branch the same weight as one adjacent to the node. Weighting the sum by the evolutionary distance from the node to each leaf would make each summary local where the subtree is deep, at no cost in parameters. More ambitiously, the hand-crafted features could be replaced by a learned encoder reading the gene trees or the alignments directly. Phyloformer attends over pairs of sequences to predict evolutionary distances, and an analogous encoder over pairs of gene copies could supply the placement head with a learned measure of relatedness in place of the co-clustering fractions. Generative formulations, in which a reconstruction is produced by a diffusion process conditioned on the evolutionary distances, are a further possibility. An earlier learned encoder in this work did not outperform the hand-crafted features, so either route would have to beat that baseline. The hyperparameters could also be selected against the reconstruction measures rather than against the detection and placement measures used here as proxies.</w:t>
+      </w:r>
+    </w:p>
+    <w:p>
+      <w:r>
+        <w:t>On the decode, the ploidy-informed mode fills each taxon greedily in order of detection confidence, whereas an exact decode would select the event set meeting every ploidy entry exactly with the highest total confidence, which should help on networks whose events compete for the same copies.</w:t>
+      </w:r>
+    </w:p>
+    <w:p>
+      <w:r>
+        <w:t>The diagnostic analysis bounds these changes to the model and the decode at 0.025 of μ-distance on in-distribution networks, so each is worth pursuing together with a better backbone rather than on its own.</w:t>
+      </w:r>
+    </w:p>
+    <w:p>
+      <w:r>
+        <w:t>Until a better backbone is available, PlaceNet is best read as a fast and robust complement to the slower search methods rather than as a replacement for them. It recovers the polyploid lineages that the search methods miss under discordance and fractionation, it returns an answer on every network, and it does so in seconds.</w:t>
       </w:r>
     </w:p>
     <w:p>
@@ -781,96 +865,12 @@
         <w:pStyle w:val="Heading1"/>
       </w:pPr>
       <w:r>
-        <w:t>Limitations</w:t>
+        <w:t>Appendix: Numerical Results</w:t>
       </w:r>
     </w:p>
     <w:p>
       <w:r>
-        <w:t>The main limitation is the backbone. PlaceNet places events on a fixed ASTRAL backbone and never rearranges it, so every backbone error reaches the final network. The diagnostic puts this at 0.1291 of the model's 0.2017 mu-distance, against 0.0252 for event prediction, so better detection, thresholds or event selection can move the reconstruction by at most 0.025.</w:t>
-      </w:r>
-    </w:p>
-    <w:p>
-      <w:r>
-        <w:t>Placement of the second parent traces to the same cause. The model reaches an allopolyploid partner accuracy of 0.828 on the validation split, but raising it has only a modest effect on the reconstruction, because the correct partner is well defined only when ASTRAL places the polyploid coherently. When ASTRAL scatters a polyploid, no change to the training target or the features can name its second parent.</w:t>
-      </w:r>
-    </w:p>
-    <w:p>
-      <w:r>
-        <w:t>Both problems share one cause, which is that the copies of a polyploid are not assigned to their subgenomes. Unassigned copies pull ASTRAL in two directions and leave two co-clustering peaks without saying which is the home position. Phasing the copies would address both, but it acts before the backbone is built, so it is a different method rather than a change to this one. A placement head that predicted both parents jointly did not improve the benchmark, which supports placing the fix in the copy assignment.</w:t>
-      </w:r>
-    </w:p>
-    <w:p>
-      <w:r>
-        <w:t>Smaller limitations remain. Cluster support carries no signal when the duplicated clade is a single species, because nothing can be excluded there, and it fades once the clade holds about five species, because the ten-leaf group can no longer reach past the clade. The threshold of the ploidy-free decode is a fixed default, because the corrupted regime it targets does not match the clean distribution the model was trained on.</w:t>
-      </w:r>
-    </w:p>
-    <w:p>
-      <w:pPr>
-        <w:pStyle w:val="Heading1"/>
-      </w:pPr>
-      <w:r>
-        <w:t>Future work</w:t>
-      </w:r>
-    </w:p>
-    <w:p>
-      <w:r>
-        <w:t>The first direction is rebuilding the backbone, for example by phasing the polyploid subgenomes so that ASTRAL sees single-copy lineages. The diagnostic identifies it as the only lever that can lower the in-distribution mu-distance materially.</w:t>
-      </w:r>
-    </w:p>
-    <w:p>
-      <w:r>
-        <w:t>The second is training on the conditions the method is meant for. The model was trained on only six of the configurations, so its results on fractionation and on the other population sizes mix a limit of the approach with a lack of training data. Fractionated training data can be generated by the same pruning that produced the fractionation benchmark, without new simulation, and it would also give a matched split on which to calibrate the threshold of the ploidy-free decode.</w:t>
-      </w:r>
-    </w:p>
-    <w:p>
-      <w:r>
-        <w:t>Two changes to the decode follow from the results. The ploidy-informed decode fills each species greedily in order of confidence, and an exact version would select the event set that meets every ploidy entry exactly with the highest total confidence, which should help on networks whose events compete for the same copies. An iterative decode, which applies one predicted event, re-extracts features on the partial reconstruction and predicts the next, would target the nested and overlapping events where the build residual concentrates, although it needs a model trained on partial reconstructions.</w:t>
-      </w:r>
-    </w:p>
-    <w:p>
-      <w:r>
-        <w:t>On the model side, partner accuracy has not saturated with training data, rising from 0.449 at a tenth of the data to 0.828 at the full set. A gene tree encoder that attends over gene trees could capture statistics the hand-crafted features miss, although an earlier learned encoder did not beat them, and hyperparameters could be selected against the reconstruction measures rather than the detection and partner proxies. The diagnostic bounds all three at 0.025 of mu-distance on in-distribution networks, so each is most valuable together with a rebuilt backbone.</w:t>
-      </w:r>
-    </w:p>
-    <w:p>
-      <w:pPr>
-        <w:pStyle w:val="Heading1"/>
-      </w:pPr>
-      <w:r>
-        <w:t>Conclusion</w:t>
-      </w:r>
-    </w:p>
-    <w:p>
-      <w:r>
-        <w:t>This chapter introduced PlaceNet, a learned detect-then-place method for polyploid network reconstruction, and compared it with Polyphest and iterative GRAMPA on fifteen simulated configurations.</w:t>
-      </w:r>
-    </w:p>
-    <w:p>
-      <w:r>
-        <w:t>PlaceNet identifies the polyploid lineages more accurately than Polyphest in all but the mildest conditions. Its ploidy-free decode leads on the reticulation descendants measure in eleven of the fifteen configurations at a single fixed threshold, and against iterative GRAMPA, the other method that needs no supplied ploidy, it leads on every measure in at least thirteen of the fifteen. It reconstructs every discordance-benchmark network in seconds, where Polyphest can take days or not finish. Its two decode modes let it use a trusted ploidy list or work without one, and the ploidy-free mode is the most accurate method at medium fractionation, where copy counting fails.</w:t>
-      </w:r>
-    </w:p>
-    <w:p>
-      <w:r>
-        <w:t>Polyphest remains ahead on the reticulation sister measure outside the two more severe fractionation levels, and on the mu-distance everywhere. The diagnostic traces both to the ASTRAL backbone that PlaceNet never rebuilds, which contributes five times the error of its event prediction, so rebuilding the backbone, for example by phasing, is the clearest next step.</w:t>
-      </w:r>
-    </w:p>
-    <w:p>
-      <w:r>
-        <w:t>PlaceNet is best read as a fast and robust complement to the slower search methods rather than a replacement for them.</w:t>
-      </w:r>
-    </w:p>
-    <w:p>
-      <w:pPr>
-        <w:pStyle w:val="Heading1"/>
-      </w:pPr>
-      <w:r>
-        <w:t>Appendix: numerical results</w:t>
-      </w:r>
-    </w:p>
-    <w:p>
-      <w:r>
-        <w:t>Table 2, Table 3 and Table 4 give the values plotted in Figure 1, and Table 5, Table 6 and Table 7 give those plotted in Figure 2.</w:t>
+        <w:t>Table 2, Table 3 and Table 4 give the values plotted in Figure 1, and Table 5, Table 6 and Table 7 give those plotted in Figure 2. The ILS level of a configuration is set through the effective population size, 200,000, one million and two million individuals for low, medium and high respectively.</w:t>
       </w:r>
     </w:p>
     <w:p>
@@ -967,7 +967,7 @@
               <w:rPr>
                 <w:b/>
               </w:rPr>
-              <w:t>GRAMPA-iter</w:t>
+              <w:t>GRAMPAIter</w:t>
             </w:r>
           </w:p>
         </w:tc>
@@ -980,7 +980,7 @@
               <w:rPr>
                 <w:b/>
               </w:rPr>
-              <w:t>GRAMPA-iter + prior</w:t>
+              <w:t>GRAMPAIter + prior</w:t>
             </w:r>
           </w:p>
         </w:tc>
@@ -1005,7 +1005,7 @@
           </w:tcPr>
           <w:p>
             <w:r>
-              <w:t>ILS low</w:t>
+              <w:t>ILS low, no dup/loss</w:t>
             </w:r>
           </w:p>
         </w:tc>
@@ -1077,7 +1077,7 @@
           </w:tcPr>
           <w:p>
             <w:r>
-              <w:t>ILS medium</w:t>
+              <w:t>ILS low, dup/loss low</w:t>
             </w:r>
           </w:p>
         </w:tc>
@@ -1087,7 +1087,7 @@
           </w:tcPr>
           <w:p>
             <w:r>
-              <w:t>0.134</w:t>
+              <w:t>0.111</w:t>
             </w:r>
           </w:p>
         </w:tc>
@@ -1097,7 +1097,7 @@
           </w:tcPr>
           <w:p>
             <w:r>
-              <w:t>0.205</w:t>
+              <w:t>0.166</w:t>
             </w:r>
           </w:p>
         </w:tc>
@@ -1107,7 +1107,7 @@
           </w:tcPr>
           <w:p>
             <w:r>
-              <w:t>0.148</w:t>
+              <w:t>0.127</w:t>
             </w:r>
           </w:p>
         </w:tc>
@@ -1117,7 +1117,7 @@
           </w:tcPr>
           <w:p>
             <w:r>
-              <w:t>0.452</w:t>
+              <w:t>0.374</w:t>
             </w:r>
           </w:p>
         </w:tc>
@@ -1127,7 +1127,7 @@
           </w:tcPr>
           <w:p>
             <w:r>
-              <w:t>0.228</w:t>
+              <w:t>0.210</w:t>
             </w:r>
           </w:p>
         </w:tc>
@@ -1149,7 +1149,7 @@
           </w:tcPr>
           <w:p>
             <w:r>
-              <w:t>ILS high</w:t>
+              <w:t>ILS low, dup/loss medium</w:t>
             </w:r>
           </w:p>
         </w:tc>
@@ -1159,7 +1159,7 @@
           </w:tcPr>
           <w:p>
             <w:r>
-              <w:t>0.157</w:t>
+              <w:t>0.122</w:t>
             </w:r>
           </w:p>
         </w:tc>
@@ -1169,7 +1169,7 @@
           </w:tcPr>
           <w:p>
             <w:r>
-              <w:t>0.207</w:t>
+              <w:t>0.190</w:t>
             </w:r>
           </w:p>
         </w:tc>
@@ -1179,7 +1179,7 @@
           </w:tcPr>
           <w:p>
             <w:r>
-              <w:t>0.245</w:t>
+              <w:t>0.135</w:t>
             </w:r>
           </w:p>
         </w:tc>
@@ -1189,7 +1189,7 @@
           </w:tcPr>
           <w:p>
             <w:r>
-              <w:t>0.573</w:t>
+              <w:t>0.405</w:t>
             </w:r>
           </w:p>
         </w:tc>
@@ -1199,7 +1199,7 @@
           </w:tcPr>
           <w:p>
             <w:r>
-              <w:t>0.210</w:t>
+              <w:t>0.188</w:t>
             </w:r>
           </w:p>
         </w:tc>
@@ -1221,7 +1221,7 @@
           </w:tcPr>
           <w:p>
             <w:r>
-              <w:t>dup/loss low, Ne 200k</w:t>
+              <w:t>ILS low, dup/loss high</w:t>
             </w:r>
           </w:p>
         </w:tc>
@@ -1231,7 +1231,7 @@
           </w:tcPr>
           <w:p>
             <w:r>
-              <w:t>0.111</w:t>
+              <w:t>0.782</w:t>
             </w:r>
           </w:p>
         </w:tc>
@@ -1241,7 +1241,7 @@
           </w:tcPr>
           <w:p>
             <w:r>
-              <w:t>0.166</w:t>
+              <w:t>0.284</w:t>
             </w:r>
           </w:p>
         </w:tc>
@@ -1251,7 +1251,7 @@
           </w:tcPr>
           <w:p>
             <w:r>
-              <w:t>0.127</w:t>
+              <w:t>0.319</w:t>
             </w:r>
           </w:p>
         </w:tc>
@@ -1261,7 +1261,7 @@
           </w:tcPr>
           <w:p>
             <w:r>
-              <w:t>0.374</w:t>
+              <w:t>0.527</w:t>
             </w:r>
           </w:p>
         </w:tc>
@@ -1271,7 +1271,7 @@
           </w:tcPr>
           <w:p>
             <w:r>
-              <w:t>0.210</w:t>
+              <w:t>0.306</w:t>
             </w:r>
           </w:p>
         </w:tc>
@@ -1281,7 +1281,7 @@
           </w:tcPr>
           <w:p>
             <w:r>
-              <w:t>16</w:t>
+              <w:t>17</w:t>
             </w:r>
           </w:p>
         </w:tc>
@@ -1293,7 +1293,7 @@
           </w:tcPr>
           <w:p>
             <w:r>
-              <w:t>dup/loss medium, Ne 200k</w:t>
+              <w:t>ILS medium, no dup/loss</w:t>
             </w:r>
           </w:p>
         </w:tc>
@@ -1303,7 +1303,7 @@
           </w:tcPr>
           <w:p>
             <w:r>
-              <w:t>0.122</w:t>
+              <w:t>0.134</w:t>
             </w:r>
           </w:p>
         </w:tc>
@@ -1313,7 +1313,7 @@
           </w:tcPr>
           <w:p>
             <w:r>
-              <w:t>0.190</w:t>
+              <w:t>0.205</w:t>
             </w:r>
           </w:p>
         </w:tc>
@@ -1323,7 +1323,7 @@
           </w:tcPr>
           <w:p>
             <w:r>
-              <w:t>0.135</w:t>
+              <w:t>0.148</w:t>
             </w:r>
           </w:p>
         </w:tc>
@@ -1333,7 +1333,7 @@
           </w:tcPr>
           <w:p>
             <w:r>
-              <w:t>0.405</w:t>
+              <w:t>0.452</w:t>
             </w:r>
           </w:p>
         </w:tc>
@@ -1343,7 +1343,7 @@
           </w:tcPr>
           <w:p>
             <w:r>
-              <w:t>0.188</w:t>
+              <w:t>0.228</w:t>
             </w:r>
           </w:p>
         </w:tc>
@@ -1365,7 +1365,7 @@
           </w:tcPr>
           <w:p>
             <w:r>
-              <w:t>dup/loss high, Ne 200k</w:t>
+              <w:t>ILS medium, dup/loss low</w:t>
             </w:r>
           </w:p>
         </w:tc>
@@ -1375,7 +1375,7 @@
           </w:tcPr>
           <w:p>
             <w:r>
-              <w:t>0.782</w:t>
+              <w:t>0.154</w:t>
             </w:r>
           </w:p>
         </w:tc>
@@ -1385,7 +1385,7 @@
           </w:tcPr>
           <w:p>
             <w:r>
-              <w:t>0.284</w:t>
+              <w:t>0.188</w:t>
             </w:r>
           </w:p>
         </w:tc>
@@ -1395,7 +1395,7 @@
           </w:tcPr>
           <w:p>
             <w:r>
-              <w:t>0.319</w:t>
+              <w:t>0.194</w:t>
             </w:r>
           </w:p>
         </w:tc>
@@ -1405,7 +1405,7 @@
           </w:tcPr>
           <w:p>
             <w:r>
-              <w:t>0.527</w:t>
+              <w:t>0.467</w:t>
             </w:r>
           </w:p>
         </w:tc>
@@ -1415,7 +1415,7 @@
           </w:tcPr>
           <w:p>
             <w:r>
-              <w:t>0.306</w:t>
+              <w:t>0.222</w:t>
             </w:r>
           </w:p>
         </w:tc>
@@ -1425,7 +1425,7 @@
           </w:tcPr>
           <w:p>
             <w:r>
-              <w:t>17</w:t>
+              <w:t>16</w:t>
             </w:r>
           </w:p>
         </w:tc>
@@ -1437,7 +1437,7 @@
           </w:tcPr>
           <w:p>
             <w:r>
-              <w:t>dup/loss low, Ne 1M</w:t>
+              <w:t>ILS medium, dup/loss medium</w:t>
             </w:r>
           </w:p>
         </w:tc>
@@ -1447,7 +1447,7 @@
           </w:tcPr>
           <w:p>
             <w:r>
-              <w:t>0.154</w:t>
+              <w:t>0.136</w:t>
             </w:r>
           </w:p>
         </w:tc>
@@ -1457,7 +1457,7 @@
           </w:tcPr>
           <w:p>
             <w:r>
-              <w:t>0.188</w:t>
+              <w:t>0.195</w:t>
             </w:r>
           </w:p>
         </w:tc>
@@ -1467,7 +1467,7 @@
           </w:tcPr>
           <w:p>
             <w:r>
-              <w:t>0.194</w:t>
+              <w:t>0.243</w:t>
             </w:r>
           </w:p>
         </w:tc>
@@ -1477,7 +1477,7 @@
           </w:tcPr>
           <w:p>
             <w:r>
-              <w:t>0.467</w:t>
+              <w:t>0.473</w:t>
             </w:r>
           </w:p>
         </w:tc>
@@ -1487,7 +1487,7 @@
           </w:tcPr>
           <w:p>
             <w:r>
-              <w:t>0.222</w:t>
+              <w:t>0.237</w:t>
             </w:r>
           </w:p>
         </w:tc>
@@ -1509,7 +1509,7 @@
           </w:tcPr>
           <w:p>
             <w:r>
-              <w:t>dup/loss medium, Ne 1M</w:t>
+              <w:t>ILS medium, dup/loss high</w:t>
             </w:r>
           </w:p>
         </w:tc>
@@ -1519,7 +1519,7 @@
           </w:tcPr>
           <w:p>
             <w:r>
-              <w:t>0.136</w:t>
+              <w:t>0.776</w:t>
             </w:r>
           </w:p>
         </w:tc>
@@ -1529,7 +1529,7 @@
           </w:tcPr>
           <w:p>
             <w:r>
-              <w:t>0.195</w:t>
+              <w:t>0.247</w:t>
             </w:r>
           </w:p>
         </w:tc>
@@ -1539,7 +1539,7 @@
           </w:tcPr>
           <w:p>
             <w:r>
-              <w:t>0.243</w:t>
+              <w:t>0.405</w:t>
             </w:r>
           </w:p>
         </w:tc>
@@ -1549,7 +1549,7 @@
           </w:tcPr>
           <w:p>
             <w:r>
-              <w:t>0.473</w:t>
+              <w:t>0.549</w:t>
             </w:r>
           </w:p>
         </w:tc>
@@ -1559,7 +1559,7 @@
           </w:tcPr>
           <w:p>
             <w:r>
-              <w:t>0.237</w:t>
+              <w:t>0.356</w:t>
             </w:r>
           </w:p>
         </w:tc>
@@ -1569,7 +1569,7 @@
           </w:tcPr>
           <w:p>
             <w:r>
-              <w:t>16</w:t>
+              <w:t>18</w:t>
             </w:r>
           </w:p>
         </w:tc>
@@ -1581,7 +1581,7 @@
           </w:tcPr>
           <w:p>
             <w:r>
-              <w:t>dup/loss high, Ne 1M</w:t>
+              <w:t>ILS high, no dup/loss</w:t>
             </w:r>
           </w:p>
         </w:tc>
@@ -1591,7 +1591,7 @@
           </w:tcPr>
           <w:p>
             <w:r>
-              <w:t>0.776</w:t>
+              <w:t>0.157</w:t>
             </w:r>
           </w:p>
         </w:tc>
@@ -1601,7 +1601,7 @@
           </w:tcPr>
           <w:p>
             <w:r>
-              <w:t>0.247</w:t>
+              <w:t>0.207</w:t>
             </w:r>
           </w:p>
         </w:tc>
@@ -1611,7 +1611,7 @@
           </w:tcPr>
           <w:p>
             <w:r>
-              <w:t>0.405</w:t>
+              <w:t>0.245</w:t>
             </w:r>
           </w:p>
         </w:tc>
@@ -1621,7 +1621,7 @@
           </w:tcPr>
           <w:p>
             <w:r>
-              <w:t>0.549</w:t>
+              <w:t>0.573</w:t>
             </w:r>
           </w:p>
         </w:tc>
@@ -1631,7 +1631,7 @@
           </w:tcPr>
           <w:p>
             <w:r>
-              <w:t>0.356</w:t>
+              <w:t>0.210</w:t>
             </w:r>
           </w:p>
         </w:tc>
@@ -1641,7 +1641,7 @@
           </w:tcPr>
           <w:p>
             <w:r>
-              <w:t>18</w:t>
+              <w:t>16</w:t>
             </w:r>
           </w:p>
         </w:tc>
@@ -1653,7 +1653,7 @@
           </w:tcPr>
           <w:p>
             <w:r>
-              <w:t>dup/loss low, Ne 2M</w:t>
+              <w:t>ILS high, dup/loss low</w:t>
             </w:r>
           </w:p>
         </w:tc>
@@ -1725,7 +1725,7 @@
           </w:tcPr>
           <w:p>
             <w:r>
-              <w:t>dup/loss medium, Ne 2M</w:t>
+              <w:t>ILS high, dup/loss medium</w:t>
             </w:r>
           </w:p>
         </w:tc>
@@ -1797,7 +1797,7 @@
           </w:tcPr>
           <w:p>
             <w:r>
-              <w:t>dup/loss high, Ne 2M</w:t>
+              <w:t>ILS high, dup/loss high</w:t>
             </w:r>
           </w:p>
         </w:tc>
@@ -1957,7 +1957,7 @@
               <w:rPr>
                 <w:b/>
               </w:rPr>
-              <w:t>GRAMPA-iter</w:t>
+              <w:t>GRAMPAIter</w:t>
             </w:r>
           </w:p>
         </w:tc>
@@ -1970,7 +1970,7 @@
               <w:rPr>
                 <w:b/>
               </w:rPr>
-              <w:t>GRAMPA-iter + prior</w:t>
+              <w:t>GRAMPAIter + prior</w:t>
             </w:r>
           </w:p>
         </w:tc>
@@ -1995,7 +1995,7 @@
           </w:tcPr>
           <w:p>
             <w:r>
-              <w:t>ILS low</w:t>
+              <w:t>ILS low, no dup/loss</w:t>
             </w:r>
           </w:p>
         </w:tc>
@@ -2067,7 +2067,7 @@
           </w:tcPr>
           <w:p>
             <w:r>
-              <w:t>ILS medium</w:t>
+              <w:t>ILS low, dup/loss low</w:t>
             </w:r>
           </w:p>
         </w:tc>
@@ -2077,7 +2077,7 @@
           </w:tcPr>
           <w:p>
             <w:r>
-              <w:t>0.511</w:t>
+              <w:t>0.482</w:t>
             </w:r>
           </w:p>
         </w:tc>
@@ -2087,7 +2087,7 @@
           </w:tcPr>
           <w:p>
             <w:r>
-              <w:t>0.555</w:t>
+              <w:t>0.524</w:t>
             </w:r>
           </w:p>
         </w:tc>
@@ -2097,7 +2097,7 @@
           </w:tcPr>
           <w:p>
             <w:r>
-              <w:t>0.196</w:t>
+              <w:t>0.156</w:t>
             </w:r>
           </w:p>
         </w:tc>
@@ -2107,7 +2107,7 @@
           </w:tcPr>
           <w:p>
             <w:r>
-              <w:t>0.656</w:t>
+              <w:t>0.574</w:t>
             </w:r>
           </w:p>
         </w:tc>
@@ -2117,7 +2117,7 @@
           </w:tcPr>
           <w:p>
             <w:r>
-              <w:t>0.540</w:t>
+              <w:t>0.464</w:t>
             </w:r>
           </w:p>
         </w:tc>
@@ -2139,7 +2139,7 @@
           </w:tcPr>
           <w:p>
             <w:r>
-              <w:t>ILS high</w:t>
+              <w:t>ILS low, dup/loss medium</w:t>
             </w:r>
           </w:p>
         </w:tc>
@@ -2149,7 +2149,7 @@
           </w:tcPr>
           <w:p>
             <w:r>
-              <w:t>0.522</w:t>
+              <w:t>0.505</w:t>
             </w:r>
           </w:p>
         </w:tc>
@@ -2159,7 +2159,7 @@
           </w:tcPr>
           <w:p>
             <w:r>
-              <w:t>0.563</w:t>
+              <w:t>0.558</w:t>
             </w:r>
           </w:p>
         </w:tc>
@@ -2169,7 +2169,7 @@
           </w:tcPr>
           <w:p>
             <w:r>
-              <w:t>0.310</w:t>
+              <w:t>0.171</w:t>
             </w:r>
           </w:p>
         </w:tc>
@@ -2179,7 +2179,7 @@
           </w:tcPr>
           <w:p>
             <w:r>
-              <w:t>0.729</w:t>
+              <w:t>0.597</w:t>
             </w:r>
           </w:p>
         </w:tc>
@@ -2189,7 +2189,7 @@
           </w:tcPr>
           <w:p>
             <w:r>
-              <w:t>0.565</w:t>
+              <w:t>0.485</w:t>
             </w:r>
           </w:p>
         </w:tc>
@@ -2211,7 +2211,7 @@
           </w:tcPr>
           <w:p>
             <w:r>
-              <w:t>dup/loss low, Ne 200k</w:t>
+              <w:t>ILS low, dup/loss high</w:t>
             </w:r>
           </w:p>
         </w:tc>
@@ -2221,7 +2221,7 @@
           </w:tcPr>
           <w:p>
             <w:r>
-              <w:t>0.482</w:t>
+              <w:t>0.942</w:t>
             </w:r>
           </w:p>
         </w:tc>
@@ -2231,7 +2231,7 @@
           </w:tcPr>
           <w:p>
             <w:r>
-              <w:t>0.524</w:t>
+              <w:t>0.696</w:t>
             </w:r>
           </w:p>
         </w:tc>
@@ -2241,7 +2241,7 @@
           </w:tcPr>
           <w:p>
             <w:r>
-              <w:t>0.156</w:t>
+              <w:t>0.444</w:t>
             </w:r>
           </w:p>
         </w:tc>
@@ -2251,7 +2251,7 @@
           </w:tcPr>
           <w:p>
             <w:r>
-              <w:t>0.574</w:t>
+              <w:t>0.680</w:t>
             </w:r>
           </w:p>
         </w:tc>
@@ -2261,7 +2261,7 @@
           </w:tcPr>
           <w:p>
             <w:r>
-              <w:t>0.464</w:t>
+              <w:t>0.581</w:t>
             </w:r>
           </w:p>
         </w:tc>
@@ -2271,7 +2271,7 @@
           </w:tcPr>
           <w:p>
             <w:r>
-              <w:t>16</w:t>
+              <w:t>17</w:t>
             </w:r>
           </w:p>
         </w:tc>
@@ -2283,7 +2283,7 @@
           </w:tcPr>
           <w:p>
             <w:r>
-              <w:t>dup/loss medium, Ne 200k</w:t>
+              <w:t>ILS medium, no dup/loss</w:t>
             </w:r>
           </w:p>
         </w:tc>
@@ -2293,7 +2293,7 @@
           </w:tcPr>
           <w:p>
             <w:r>
-              <w:t>0.505</w:t>
+              <w:t>0.511</w:t>
             </w:r>
           </w:p>
         </w:tc>
@@ -2303,7 +2303,7 @@
           </w:tcPr>
           <w:p>
             <w:r>
-              <w:t>0.558</w:t>
+              <w:t>0.555</w:t>
             </w:r>
           </w:p>
         </w:tc>
@@ -2313,7 +2313,7 @@
           </w:tcPr>
           <w:p>
             <w:r>
-              <w:t>0.171</w:t>
+              <w:t>0.196</w:t>
             </w:r>
           </w:p>
         </w:tc>
@@ -2323,7 +2323,7 @@
           </w:tcPr>
           <w:p>
             <w:r>
-              <w:t>0.597</w:t>
+              <w:t>0.656</w:t>
             </w:r>
           </w:p>
         </w:tc>
@@ -2333,7 +2333,7 @@
           </w:tcPr>
           <w:p>
             <w:r>
-              <w:t>0.485</w:t>
+              <w:t>0.540</w:t>
             </w:r>
           </w:p>
         </w:tc>
@@ -2355,7 +2355,7 @@
           </w:tcPr>
           <w:p>
             <w:r>
-              <w:t>dup/loss high, Ne 200k</w:t>
+              <w:t>ILS medium, dup/loss low</w:t>
             </w:r>
           </w:p>
         </w:tc>
@@ -2365,7 +2365,7 @@
           </w:tcPr>
           <w:p>
             <w:r>
-              <w:t>0.942</w:t>
+              <w:t>0.516</w:t>
             </w:r>
           </w:p>
         </w:tc>
@@ -2375,7 +2375,7 @@
           </w:tcPr>
           <w:p>
             <w:r>
-              <w:t>0.696</w:t>
+              <w:t>0.540</w:t>
             </w:r>
           </w:p>
         </w:tc>
@@ -2385,7 +2385,7 @@
           </w:tcPr>
           <w:p>
             <w:r>
-              <w:t>0.444</w:t>
+              <w:t>0.244</w:t>
             </w:r>
           </w:p>
         </w:tc>
@@ -2395,7 +2395,7 @@
           </w:tcPr>
           <w:p>
             <w:r>
-              <w:t>0.680</w:t>
+              <w:t>0.646</w:t>
             </w:r>
           </w:p>
         </w:tc>
@@ -2405,7 +2405,7 @@
           </w:tcPr>
           <w:p>
             <w:r>
-              <w:t>0.581</w:t>
+              <w:t>0.543</w:t>
             </w:r>
           </w:p>
         </w:tc>
@@ -2415,7 +2415,7 @@
           </w:tcPr>
           <w:p>
             <w:r>
-              <w:t>17</w:t>
+              <w:t>16</w:t>
             </w:r>
           </w:p>
         </w:tc>
@@ -2427,7 +2427,7 @@
           </w:tcPr>
           <w:p>
             <w:r>
-              <w:t>dup/loss low, Ne 1M</w:t>
+              <w:t>ILS medium, dup/loss medium</w:t>
             </w:r>
           </w:p>
         </w:tc>
@@ -2437,7 +2437,7 @@
           </w:tcPr>
           <w:p>
             <w:r>
-              <w:t>0.516</w:t>
+              <w:t>0.515</w:t>
             </w:r>
           </w:p>
         </w:tc>
@@ -2447,7 +2447,7 @@
           </w:tcPr>
           <w:p>
             <w:r>
-              <w:t>0.540</w:t>
+              <w:t>0.554</w:t>
             </w:r>
           </w:p>
         </w:tc>
@@ -2457,7 +2457,7 @@
           </w:tcPr>
           <w:p>
             <w:r>
-              <w:t>0.244</w:t>
+              <w:t>0.274</w:t>
             </w:r>
           </w:p>
         </w:tc>
@@ -2467,7 +2467,7 @@
           </w:tcPr>
           <w:p>
             <w:r>
-              <w:t>0.646</w:t>
+              <w:t>0.682</w:t>
             </w:r>
           </w:p>
         </w:tc>
@@ -2477,7 +2477,7 @@
           </w:tcPr>
           <w:p>
             <w:r>
-              <w:t>0.543</w:t>
+              <w:t>0.559</w:t>
             </w:r>
           </w:p>
         </w:tc>
@@ -2499,7 +2499,7 @@
           </w:tcPr>
           <w:p>
             <w:r>
-              <w:t>dup/loss medium, Ne 1M</w:t>
+              <w:t>ILS medium, dup/loss high</w:t>
             </w:r>
           </w:p>
         </w:tc>
@@ -2509,7 +2509,7 @@
           </w:tcPr>
           <w:p>
             <w:r>
-              <w:t>0.515</w:t>
+              <w:t>0.925</w:t>
             </w:r>
           </w:p>
         </w:tc>
@@ -2519,7 +2519,7 @@
           </w:tcPr>
           <w:p>
             <w:r>
-              <w:t>0.554</w:t>
+              <w:t>0.671</w:t>
             </w:r>
           </w:p>
         </w:tc>
@@ -2529,7 +2529,7 @@
           </w:tcPr>
           <w:p>
             <w:r>
-              <w:t>0.274</w:t>
+              <w:t>0.529</w:t>
             </w:r>
           </w:p>
         </w:tc>
@@ -2539,7 +2539,7 @@
           </w:tcPr>
           <w:p>
             <w:r>
-              <w:t>0.682</w:t>
+              <w:t>0.725</w:t>
             </w:r>
           </w:p>
         </w:tc>
@@ -2549,7 +2549,7 @@
           </w:tcPr>
           <w:p>
             <w:r>
-              <w:t>0.559</w:t>
+              <w:t>0.618</w:t>
             </w:r>
           </w:p>
         </w:tc>
@@ -2559,7 +2559,7 @@
           </w:tcPr>
           <w:p>
             <w:r>
-              <w:t>16</w:t>
+              <w:t>18</w:t>
             </w:r>
           </w:p>
         </w:tc>
@@ -2571,7 +2571,7 @@
           </w:tcPr>
           <w:p>
             <w:r>
-              <w:t>dup/loss high, Ne 1M</w:t>
+              <w:t>ILS high, no dup/loss</w:t>
             </w:r>
           </w:p>
         </w:tc>
@@ -2581,7 +2581,7 @@
           </w:tcPr>
           <w:p>
             <w:r>
-              <w:t>0.925</w:t>
+              <w:t>0.522</w:t>
             </w:r>
           </w:p>
         </w:tc>
@@ -2591,7 +2591,7 @@
           </w:tcPr>
           <w:p>
             <w:r>
-              <w:t>0.671</w:t>
+              <w:t>0.563</w:t>
             </w:r>
           </w:p>
         </w:tc>
@@ -2601,7 +2601,7 @@
           </w:tcPr>
           <w:p>
             <w:r>
-              <w:t>0.529</w:t>
+              <w:t>0.310</w:t>
             </w:r>
           </w:p>
         </w:tc>
@@ -2611,7 +2611,7 @@
           </w:tcPr>
           <w:p>
             <w:r>
-              <w:t>0.725</w:t>
+              <w:t>0.729</w:t>
             </w:r>
           </w:p>
         </w:tc>
@@ -2621,7 +2621,7 @@
           </w:tcPr>
           <w:p>
             <w:r>
-              <w:t>0.618</w:t>
+              <w:t>0.565</w:t>
             </w:r>
           </w:p>
         </w:tc>
@@ -2631,7 +2631,7 @@
           </w:tcPr>
           <w:p>
             <w:r>
-              <w:t>18</w:t>
+              <w:t>16</w:t>
             </w:r>
           </w:p>
         </w:tc>
@@ -2643,7 +2643,7 @@
           </w:tcPr>
           <w:p>
             <w:r>
-              <w:t>dup/loss low, Ne 2M</w:t>
+              <w:t>ILS high, dup/loss low</w:t>
             </w:r>
           </w:p>
         </w:tc>
@@ -2715,7 +2715,7 @@
           </w:tcPr>
           <w:p>
             <w:r>
-              <w:t>dup/loss medium, Ne 2M</w:t>
+              <w:t>ILS high, dup/loss medium</w:t>
             </w:r>
           </w:p>
         </w:tc>
@@ -2787,7 +2787,7 @@
           </w:tcPr>
           <w:p>
             <w:r>
-              <w:t>dup/loss high, Ne 2M</w:t>
+              <w:t>ILS high, dup/loss high</w:t>
             </w:r>
           </w:p>
         </w:tc>
@@ -2867,7 +2867,7 @@
         </w:r>
       </w:fldSimple>
       <w:r>
-        <w:t>. Mu-distance on the twelve discordance configurations, plotted in the bottom row of Figure 1. Each value is the mean over five replicates on the networks that every method completed, and n is the number of those networks. Lower is better.</w:t>
+        <w:t>. The μ-distance on the twelve discordance configurations, plotted in the bottom row of Figure 1. Each value is the mean over five replicates on the networks that every method completed, and n is the number of those networks. Lower is better.</w:t>
       </w:r>
     </w:p>
     <w:tbl>
@@ -2947,7 +2947,7 @@
               <w:rPr>
                 <w:b/>
               </w:rPr>
-              <w:t>GRAMPA-iter</w:t>
+              <w:t>GRAMPAIter</w:t>
             </w:r>
           </w:p>
         </w:tc>
@@ -2960,7 +2960,7 @@
               <w:rPr>
                 <w:b/>
               </w:rPr>
-              <w:t>GRAMPA-iter + prior</w:t>
+              <w:t>GRAMPAIter + prior</w:t>
             </w:r>
           </w:p>
         </w:tc>
@@ -2985,7 +2985,7 @@
           </w:tcPr>
           <w:p>
             <w:r>
-              <w:t>ILS low</w:t>
+              <w:t>ILS low, no dup/loss</w:t>
             </w:r>
           </w:p>
         </w:tc>
@@ -3057,7 +3057,7 @@
           </w:tcPr>
           <w:p>
             <w:r>
-              <w:t>ILS medium</w:t>
+              <w:t>ILS low, dup/loss low</w:t>
             </w:r>
           </w:p>
         </w:tc>
@@ -3067,7 +3067,7 @@
           </w:tcPr>
           <w:p>
             <w:r>
-              <w:t>0.417</w:t>
+              <w:t>0.402</w:t>
             </w:r>
           </w:p>
         </w:tc>
@@ -3077,7 +3077,7 @@
           </w:tcPr>
           <w:p>
             <w:r>
-              <w:t>0.436</w:t>
+              <w:t>0.423</w:t>
             </w:r>
           </w:p>
         </w:tc>
@@ -3087,7 +3087,7 @@
           </w:tcPr>
           <w:p>
             <w:r>
-              <w:t>0.062</w:t>
+              <w:t>0.052</w:t>
             </w:r>
           </w:p>
         </w:tc>
@@ -3097,7 +3097,7 @@
           </w:tcPr>
           <w:p>
             <w:r>
-              <w:t>0.487</w:t>
+              <w:t>0.447</w:t>
             </w:r>
           </w:p>
         </w:tc>
@@ -3107,7 +3107,7 @@
           </w:tcPr>
           <w:p>
             <w:r>
-              <w:t>0.437</w:t>
+              <w:t>0.398</w:t>
             </w:r>
           </w:p>
         </w:tc>
@@ -3129,7 +3129,7 @@
           </w:tcPr>
           <w:p>
             <w:r>
-              <w:t>ILS high</w:t>
+              <w:t>ILS low, dup/loss medium</w:t>
             </w:r>
           </w:p>
         </w:tc>
@@ -3139,7 +3139,7 @@
           </w:tcPr>
           <w:p>
             <w:r>
-              <w:t>0.413</w:t>
+              <w:t>0.410</w:t>
             </w:r>
           </w:p>
         </w:tc>
@@ -3149,7 +3149,7 @@
           </w:tcPr>
           <w:p>
             <w:r>
-              <w:t>0.442</w:t>
+              <w:t>0.445</w:t>
             </w:r>
           </w:p>
         </w:tc>
@@ -3159,7 +3159,7 @@
           </w:tcPr>
           <w:p>
             <w:r>
-              <w:t>0.150</w:t>
+              <w:t>0.057</w:t>
             </w:r>
           </w:p>
         </w:tc>
@@ -3169,7 +3169,7 @@
           </w:tcPr>
           <w:p>
             <w:r>
-              <w:t>0.567</w:t>
+              <w:t>0.466</w:t>
             </w:r>
           </w:p>
         </w:tc>
@@ -3179,7 +3179,7 @@
           </w:tcPr>
           <w:p>
             <w:r>
-              <w:t>0.465</w:t>
+              <w:t>0.419</w:t>
             </w:r>
           </w:p>
         </w:tc>
@@ -3201,7 +3201,7 @@
           </w:tcPr>
           <w:p>
             <w:r>
-              <w:t>dup/loss low, Ne 200k</w:t>
+              <w:t>ILS low, dup/loss high</w:t>
             </w:r>
           </w:p>
         </w:tc>
@@ -3211,7 +3211,7 @@
           </w:tcPr>
           <w:p>
             <w:r>
-              <w:t>0.402</w:t>
+              <w:t>0.607</w:t>
             </w:r>
           </w:p>
         </w:tc>
@@ -3221,7 +3221,7 @@
           </w:tcPr>
           <w:p>
             <w:r>
-              <w:t>0.423</w:t>
+              <w:t>0.523</w:t>
             </w:r>
           </w:p>
         </w:tc>
@@ -3231,7 +3231,7 @@
           </w:tcPr>
           <w:p>
             <w:r>
-              <w:t>0.052</w:t>
+              <w:t>0.317</w:t>
             </w:r>
           </w:p>
         </w:tc>
@@ -3241,7 +3241,7 @@
           </w:tcPr>
           <w:p>
             <w:r>
-              <w:t>0.447</w:t>
+              <w:t>0.563</w:t>
             </w:r>
           </w:p>
         </w:tc>
@@ -3251,7 +3251,7 @@
           </w:tcPr>
           <w:p>
             <w:r>
-              <w:t>0.398</w:t>
+              <w:t>0.507</w:t>
             </w:r>
           </w:p>
         </w:tc>
@@ -3261,7 +3261,7 @@
           </w:tcPr>
           <w:p>
             <w:r>
-              <w:t>16</w:t>
+              <w:t>17</w:t>
             </w:r>
           </w:p>
         </w:tc>
@@ -3273,7 +3273,7 @@
           </w:tcPr>
           <w:p>
             <w:r>
-              <w:t>dup/loss medium, Ne 200k</w:t>
+              <w:t>ILS medium, no dup/loss</w:t>
             </w:r>
           </w:p>
         </w:tc>
@@ -3283,7 +3283,7 @@
           </w:tcPr>
           <w:p>
             <w:r>
-              <w:t>0.410</w:t>
+              <w:t>0.417</w:t>
             </w:r>
           </w:p>
         </w:tc>
@@ -3293,7 +3293,7 @@
           </w:tcPr>
           <w:p>
             <w:r>
-              <w:t>0.445</w:t>
+              <w:t>0.436</w:t>
             </w:r>
           </w:p>
         </w:tc>
@@ -3303,7 +3303,7 @@
           </w:tcPr>
           <w:p>
             <w:r>
-              <w:t>0.057</w:t>
+              <w:t>0.062</w:t>
             </w:r>
           </w:p>
         </w:tc>
@@ -3313,7 +3313,7 @@
           </w:tcPr>
           <w:p>
             <w:r>
-              <w:t>0.466</w:t>
+              <w:t>0.487</w:t>
             </w:r>
           </w:p>
         </w:tc>
@@ -3323,7 +3323,7 @@
           </w:tcPr>
           <w:p>
             <w:r>
-              <w:t>0.419</w:t>
+              <w:t>0.437</w:t>
             </w:r>
           </w:p>
         </w:tc>
@@ -3345,7 +3345,7 @@
           </w:tcPr>
           <w:p>
             <w:r>
-              <w:t>dup/loss high, Ne 200k</w:t>
+              <w:t>ILS medium, dup/loss low</w:t>
             </w:r>
           </w:p>
         </w:tc>
@@ -3355,7 +3355,7 @@
           </w:tcPr>
           <w:p>
             <w:r>
-              <w:t>0.607</w:t>
+              <w:t>0.404</w:t>
             </w:r>
           </w:p>
         </w:tc>
@@ -3365,7 +3365,7 @@
           </w:tcPr>
           <w:p>
             <w:r>
-              <w:t>0.523</w:t>
+              <w:t>0.416</w:t>
             </w:r>
           </w:p>
         </w:tc>
@@ -3375,7 +3375,7 @@
           </w:tcPr>
           <w:p>
             <w:r>
-              <w:t>0.317</w:t>
+              <w:t>0.075</w:t>
             </w:r>
           </w:p>
         </w:tc>
@@ -3385,7 +3385,7 @@
           </w:tcPr>
           <w:p>
             <w:r>
-              <w:t>0.563</w:t>
+              <w:t>0.511</w:t>
             </w:r>
           </w:p>
         </w:tc>
@@ -3395,7 +3395,7 @@
           </w:tcPr>
           <w:p>
             <w:r>
-              <w:t>0.507</w:t>
+              <w:t>0.442</w:t>
             </w:r>
           </w:p>
         </w:tc>
@@ -3405,7 +3405,7 @@
           </w:tcPr>
           <w:p>
             <w:r>
-              <w:t>17</w:t>
+              <w:t>16</w:t>
             </w:r>
           </w:p>
         </w:tc>
@@ -3417,7 +3417,7 @@
           </w:tcPr>
           <w:p>
             <w:r>
-              <w:t>dup/loss low, Ne 1M</w:t>
+              <w:t>ILS medium, dup/loss medium</w:t>
             </w:r>
           </w:p>
         </w:tc>
@@ -3427,7 +3427,7 @@
           </w:tcPr>
           <w:p>
             <w:r>
-              <w:t>0.404</w:t>
+              <w:t>0.414</w:t>
             </w:r>
           </w:p>
         </w:tc>
@@ -3437,7 +3437,7 @@
           </w:tcPr>
           <w:p>
             <w:r>
-              <w:t>0.416</w:t>
+              <w:t>0.430</w:t>
             </w:r>
           </w:p>
         </w:tc>
@@ -3447,7 +3447,7 @@
           </w:tcPr>
           <w:p>
             <w:r>
-              <w:t>0.075</w:t>
+              <w:t>0.098</w:t>
             </w:r>
           </w:p>
         </w:tc>
@@ -3457,7 +3457,7 @@
           </w:tcPr>
           <w:p>
             <w:r>
-              <w:t>0.511</w:t>
+              <w:t>0.505</w:t>
             </w:r>
           </w:p>
         </w:tc>
@@ -3467,7 +3467,7 @@
           </w:tcPr>
           <w:p>
             <w:r>
-              <w:t>0.442</w:t>
+              <w:t>0.447</w:t>
             </w:r>
           </w:p>
         </w:tc>
@@ -3489,7 +3489,7 @@
           </w:tcPr>
           <w:p>
             <w:r>
-              <w:t>dup/loss medium, Ne 1M</w:t>
+              <w:t>ILS medium, dup/loss high</w:t>
             </w:r>
           </w:p>
         </w:tc>
@@ -3499,7 +3499,7 @@
           </w:tcPr>
           <w:p>
             <w:r>
-              <w:t>0.414</w:t>
+              <w:t>0.567</w:t>
             </w:r>
           </w:p>
         </w:tc>
@@ -3509,7 +3509,7 @@
           </w:tcPr>
           <w:p>
             <w:r>
-              <w:t>0.430</w:t>
+              <w:t>0.477</w:t>
             </w:r>
           </w:p>
         </w:tc>
@@ -3519,7 +3519,7 @@
           </w:tcPr>
           <w:p>
             <w:r>
-              <w:t>0.098</w:t>
+              <w:t>0.351</w:t>
             </w:r>
           </w:p>
         </w:tc>
@@ -3529,7 +3529,7 @@
           </w:tcPr>
           <w:p>
             <w:r>
-              <w:t>0.505</w:t>
+              <w:t>0.567</w:t>
             </w:r>
           </w:p>
         </w:tc>
@@ -3539,7 +3539,7 @@
           </w:tcPr>
           <w:p>
             <w:r>
-              <w:t>0.447</w:t>
+              <w:t>0.497</w:t>
             </w:r>
           </w:p>
         </w:tc>
@@ -3549,7 +3549,7 @@
           </w:tcPr>
           <w:p>
             <w:r>
-              <w:t>16</w:t>
+              <w:t>18</w:t>
             </w:r>
           </w:p>
         </w:tc>
@@ -3561,7 +3561,7 @@
           </w:tcPr>
           <w:p>
             <w:r>
-              <w:t>dup/loss high, Ne 1M</w:t>
+              <w:t>ILS high, no dup/loss</w:t>
             </w:r>
           </w:p>
         </w:tc>
@@ -3571,6 +3571,36 @@
           </w:tcPr>
           <w:p>
             <w:r>
+              <w:t>0.413</w:t>
+            </w:r>
+          </w:p>
+        </w:tc>
+        <w:tc>
+          <w:tcPr>
+            <w:tcW w:type="dxa" w:w="1234"/>
+          </w:tcPr>
+          <w:p>
+            <w:r>
+              <w:t>0.442</w:t>
+            </w:r>
+          </w:p>
+        </w:tc>
+        <w:tc>
+          <w:tcPr>
+            <w:tcW w:type="dxa" w:w="1234"/>
+          </w:tcPr>
+          <w:p>
+            <w:r>
+              <w:t>0.150</w:t>
+            </w:r>
+          </w:p>
+        </w:tc>
+        <w:tc>
+          <w:tcPr>
+            <w:tcW w:type="dxa" w:w="1234"/>
+          </w:tcPr>
+          <w:p>
+            <w:r>
               <w:t>0.567</w:t>
             </w:r>
           </w:p>
@@ -3581,7 +3611,7 @@
           </w:tcPr>
           <w:p>
             <w:r>
-              <w:t>0.477</w:t>
+              <w:t>0.465</w:t>
             </w:r>
           </w:p>
         </w:tc>
@@ -3591,37 +3621,7 @@
           </w:tcPr>
           <w:p>
             <w:r>
-              <w:t>0.351</w:t>
-            </w:r>
-          </w:p>
-        </w:tc>
-        <w:tc>
-          <w:tcPr>
-            <w:tcW w:type="dxa" w:w="1234"/>
-          </w:tcPr>
-          <w:p>
-            <w:r>
-              <w:t>0.567</w:t>
-            </w:r>
-          </w:p>
-        </w:tc>
-        <w:tc>
-          <w:tcPr>
-            <w:tcW w:type="dxa" w:w="1234"/>
-          </w:tcPr>
-          <w:p>
-            <w:r>
-              <w:t>0.497</w:t>
-            </w:r>
-          </w:p>
-        </w:tc>
-        <w:tc>
-          <w:tcPr>
-            <w:tcW w:type="dxa" w:w="1234"/>
-          </w:tcPr>
-          <w:p>
-            <w:r>
-              <w:t>18</w:t>
+              <w:t>16</w:t>
             </w:r>
           </w:p>
         </w:tc>
@@ -3633,7 +3633,7 @@
           </w:tcPr>
           <w:p>
             <w:r>
-              <w:t>dup/loss low, Ne 2M</w:t>
+              <w:t>ILS high, dup/loss low</w:t>
             </w:r>
           </w:p>
         </w:tc>
@@ -3705,7 +3705,7 @@
           </w:tcPr>
           <w:p>
             <w:r>
-              <w:t>dup/loss medium, Ne 2M</w:t>
+              <w:t>ILS high, dup/loss medium</w:t>
             </w:r>
           </w:p>
         </w:tc>
@@ -3777,7 +3777,7 @@
           </w:tcPr>
           <w:p>
             <w:r>
-              <w:t>dup/loss high, Ne 2M</w:t>
+              <w:t>ILS high, dup/loss high</w:t>
             </w:r>
           </w:p>
         </w:tc>
@@ -3857,7 +3857,7 @@
         </w:r>
       </w:fldSimple>
       <w:r>
-        <w:t>. Mild fractionation, retention 0.75, plotted in Figure 2. Each value is the mean over five replicates on the 18 networks that every method completed. Lower is better.</w:t>
+        <w:t>. Fractionation at retention 0.75, plotted in Figure 2. Each value is the mean over five replicates on the 18 networks that every method completed. Lower is better.</w:t>
       </w:r>
     </w:p>
     <w:tbl>
@@ -3921,7 +3921,7 @@
               <w:rPr>
                 <w:b/>
               </w:rPr>
-              <w:t>Mu-distance</w:t>
+              <w:t>μ-distance</w:t>
             </w:r>
           </w:p>
         </w:tc>
@@ -4059,7 +4059,7 @@
           </w:tcPr>
           <w:p>
             <w:r>
-              <w:t>GRAMPA-iter</w:t>
+              <w:t>GRAMPAIter</w:t>
             </w:r>
           </w:p>
         </w:tc>
@@ -4101,7 +4101,7 @@
           </w:tcPr>
           <w:p>
             <w:r>
-              <w:t>GRAMPA-iter with prior</w:t>
+              <w:t>GRAMPAIter with prior</w:t>
             </w:r>
           </w:p>
         </w:tc>
@@ -4151,7 +4151,7 @@
         </w:r>
       </w:fldSimple>
       <w:r>
-        <w:t>. Medium fractionation, retention 0.50, plotted in Figure 2. Each value is the mean over five replicates on the 18 networks that every method completed. Lower is better.</w:t>
+        <w:t>. Fractionation at retention 0.50, plotted in Figure 2. Each value is the mean over five replicates on the 18 networks that every method completed. Lower is better.</w:t>
       </w:r>
     </w:p>
     <w:tbl>
@@ -4215,7 +4215,7 @@
               <w:rPr>
                 <w:b/>
               </w:rPr>
-              <w:t>Mu-distance</w:t>
+              <w:t>μ-distance</w:t>
             </w:r>
           </w:p>
         </w:tc>
@@ -4353,7 +4353,7 @@
           </w:tcPr>
           <w:p>
             <w:r>
-              <w:t>GRAMPA-iter</w:t>
+              <w:t>GRAMPAIter</w:t>
             </w:r>
           </w:p>
         </w:tc>
@@ -4395,7 +4395,7 @@
           </w:tcPr>
           <w:p>
             <w:r>
-              <w:t>GRAMPA-iter with prior</w:t>
+              <w:t>GRAMPAIter with prior</w:t>
             </w:r>
           </w:p>
         </w:tc>
@@ -4445,7 +4445,7 @@
         </w:r>
       </w:fldSimple>
       <w:r>
-        <w:t>. Severe fractionation, retention 0.25, plotted in Figure 2. Each value is the mean over five replicates on the 16 networks that every method completed. Lower is better.</w:t>
+        <w:t>. Fractionation at retention 0.25, plotted in Figure 2. Each value is the mean over five replicates on the 16 networks that every method completed. Lower is better.</w:t>
       </w:r>
     </w:p>
     <w:tbl>
@@ -4509,7 +4509,7 @@
               <w:rPr>
                 <w:b/>
               </w:rPr>
-              <w:t>Mu-distance</w:t>
+              <w:t>μ-distance</w:t>
             </w:r>
           </w:p>
         </w:tc>
@@ -4647,7 +4647,7 @@
           </w:tcPr>
           <w:p>
             <w:r>
-              <w:t>GRAMPA-iter</w:t>
+              <w:t>GRAMPAIter</w:t>
             </w:r>
           </w:p>
         </w:tc>
@@ -4689,7 +4689,7 @@
           </w:tcPr>
           <w:p>
             <w:r>
-              <w:t>GRAMPA-iter with prior</w:t>
+              <w:t>GRAMPAIter with prior</w:t>
             </w:r>
           </w:p>
         </w:tc>
